--- a/report.docx
+++ b/report.docx
@@ -1407,7 +1407,7 @@
           <w:i w:val="0"/>
           <w:sz w:val="22"/>
         </w:rPr>
-        <w:t>Критерий 2.8 — подсветка строк (реализовано строго по критериям оценки):</w:t>
+        <w:t>Критерий 2.8 / Руководство по стилю — подсветка строк:</w:t>
       </w:r>
     </w:p>
     <w:p>
@@ -1416,7 +1416,7 @@
         <w:spacing w:after="40"/>
       </w:pPr>
       <w:r>
-        <w:t>при размере скидки более 15% фон карточки товара — цвет #2E8B57;</w:t>
+        <w:t>основной фон интерфейса — белый #FFFFFF, дополнительный фон — #F5DEB3, акцентирование целевого действия — #DEB887;</w:t>
       </w:r>
     </w:p>
     <w:p>
@@ -1425,7 +1425,7 @@
         <w:spacing w:after="40"/>
       </w:pPr>
       <w:r>
-        <w:t>при сниженной стоимости основная цена перечёркнута и выделена красным, рядом указана итоговая стоимость чёрным цветом;</w:t>
+        <w:t>если размер скидки превышает 17%, фон карточки товара — цвет #FFDEAD;</w:t>
       </w:r>
     </w:p>
     <w:p>
@@ -1434,7 +1434,16 @@
         <w:spacing w:after="40"/>
       </w:pPr>
       <w:r>
-        <w:t>если товара нет на складе, строка (карточка) выделяется голубым цветом.</w:t>
+        <w:t>если товара нет на складе (количество = 0), цена выделяется красным цветом;</w:t>
+      </w:r>
+    </w:p>
+    <w:p>
+      <w:pPr>
+        <w:pStyle w:val="ListBullet"/>
+        <w:spacing w:after="40"/>
+      </w:pPr>
+      <w:r>
+        <w:t>шрифт интерфейса — Arial; каждая форма имеет заголовок; на главной форме установлен логотип, у приложения — иконка.</w:t>
       </w:r>
     </w:p>
     <w:p>
@@ -1447,7 +1456,7 @@
           <w:i w:val="0"/>
           <w:sz w:val="22"/>
         </w:rPr>
-        <w:t>Фрагмент логики определения состояния карточки и расчёта итоговой цены (index.php):</w:t>
+        <w:t>Фрагмент логики определения состояния карточки товара (index.php):</w:t>
       </w:r>
     </w:p>
     <w:p>
@@ -1461,23 +1470,7 @@
           <w:rFonts w:ascii="Consolas" w:hAnsi="Consolas"/>
           <w:sz w:val="18"/>
         </w:rPr>
-        <w:t>$discount = (int)$p['discount'];</w:t>
-        <w:br/>
-      </w:r>
-      <w:r>
-        <w:rPr>
-          <w:rFonts w:ascii="Consolas" w:hAnsi="Consolas"/>
-          <w:sz w:val="18"/>
-        </w:rPr>
-        <w:t>$price    = (float)$p['price'];</w:t>
-        <w:br/>
-      </w:r>
-      <w:r>
-        <w:rPr>
-          <w:rFonts w:ascii="Consolas" w:hAnsi="Consolas"/>
-          <w:sz w:val="18"/>
-        </w:rPr>
-        <w:t>$final    = round($price * (1 - $discount / 100), 2);</w:t>
+        <w:t>$sale     = (int)$p['discount'] &gt; 17;</w:t>
         <w:br/>
       </w:r>
       <w:r>
@@ -1486,14 +1479,6 @@
           <w:sz w:val="18"/>
         </w:rPr>
         <w:t>$outStock = (int)$p['stock_qty'] === 0;</w:t>
-        <w:br/>
-      </w:r>
-      <w:r>
-        <w:rPr>
-          <w:rFonts w:ascii="Consolas" w:hAnsi="Consolas"/>
-          <w:sz w:val="18"/>
-        </w:rPr>
-        <w:t>$state    = $outStock ? 'oos' : ($discount &gt; 15 ? 'sale' : '');</w:t>
       </w:r>
     </w:p>
     <w:p>

--- a/report.docx
+++ b/report.docx
@@ -3440,7 +3440,7 @@
     </w:p>
     <w:p>
       <w:pPr>
-        <w:spacing w:after="40"/>
+        <w:spacing w:after="160"/>
       </w:pPr>
       <w:r>
         <w:rPr>
@@ -3448,26 +3448,52 @@
           <w:i/>
           <w:sz w:val="22"/>
         </w:rPr>
-        <w:t>Ниже размещаются скриншоты корректной работы приложения (вставляются после развёртывания):</w:t>
+        <w:t>Проведена отладка: приложение работает корректно, аварийного завершения не происходит (валидация ввода, обработка исключений, защита от удаления связанных записей). Скриншоты корректной работы приложения:</w:t>
       </w:r>
     </w:p>
     <w:p>
       <w:pPr>
-        <w:spacing w:after="0"/>
+        <w:spacing w:before="80" w:after="40"/>
         <w:jc w:val="center"/>
       </w:pPr>
       <w:r>
-        <w:rPr>
-          <w:b w:val="0"/>
-          <w:i w:val="0"/>
-          <w:sz w:val="22"/>
-        </w:rPr>
-        <w:t>[ место для скриншота ]</w:t>
+        <w:drawing>
+          <wp:inline xmlns:a="http://schemas.openxmlformats.org/drawingml/2006/main" xmlns:pic="http://schemas.openxmlformats.org/drawingml/2006/picture">
+            <wp:extent cx="5760720" cy="2069428"/>
+            <wp:docPr id="1" name="Picture 1"/>
+            <wp:cNvGraphicFramePr>
+              <a:graphicFrameLocks noChangeAspect="1"/>
+            </wp:cNvGraphicFramePr>
+            <a:graphic>
+              <a:graphicData uri="http://schemas.openxmlformats.org/drawingml/2006/picture">
+                <pic:pic>
+                  <pic:nvPicPr>
+                    <pic:cNvPr id="0" name="login.png"/>
+                    <pic:cNvPicPr/>
+                  </pic:nvPicPr>
+                  <pic:blipFill>
+                    <a:blip r:embed="rId10"/>
+                    <a:stretch>
+                      <a:fillRect/>
+                    </a:stretch>
+                  </pic:blipFill>
+                  <pic:spPr>
+                    <a:xfrm>
+                      <a:off x="0" y="0"/>
+                      <a:ext cx="5760720" cy="2069428"/>
+                    </a:xfrm>
+                    <a:prstGeom prst="rect"/>
+                  </pic:spPr>
+                </pic:pic>
+              </a:graphicData>
+            </a:graphic>
+          </wp:inline>
+        </w:drawing>
       </w:r>
     </w:p>
     <w:p>
       <w:pPr>
-        <w:spacing w:after="200"/>
+        <w:spacing w:after="280"/>
         <w:jc w:val="center"/>
       </w:pPr>
       <w:r>
@@ -3476,26 +3502,52 @@
           <w:i/>
           <w:sz w:val="20"/>
         </w:rPr>
-        <w:t>Рисунок 1 — окно входа / регистрации</w:t>
+        <w:t>Рисунок 1 — окно входа и регистрации (стартовый экран)</w:t>
       </w:r>
     </w:p>
     <w:p>
       <w:pPr>
-        <w:spacing w:after="0"/>
+        <w:spacing w:before="80" w:after="40"/>
         <w:jc w:val="center"/>
       </w:pPr>
       <w:r>
-        <w:rPr>
-          <w:b w:val="0"/>
-          <w:i w:val="0"/>
-          <w:sz w:val="22"/>
-        </w:rPr>
-        <w:t>[ место для скриншота ]</w:t>
+        <w:drawing>
+          <wp:inline xmlns:a="http://schemas.openxmlformats.org/drawingml/2006/main" xmlns:pic="http://schemas.openxmlformats.org/drawingml/2006/picture">
+            <wp:extent cx="5760720" cy="3545058"/>
+            <wp:docPr id="2" name="Picture 2"/>
+            <wp:cNvGraphicFramePr>
+              <a:graphicFrameLocks noChangeAspect="1"/>
+            </wp:cNvGraphicFramePr>
+            <a:graphic>
+              <a:graphicData uri="http://schemas.openxmlformats.org/drawingml/2006/picture">
+                <pic:pic>
+                  <pic:nvPicPr>
+                    <pic:cNvPr id="0" name="catalog.png"/>
+                    <pic:cNvPicPr/>
+                  </pic:nvPicPr>
+                  <pic:blipFill>
+                    <a:blip r:embed="rId11"/>
+                    <a:stretch>
+                      <a:fillRect/>
+                    </a:stretch>
+                  </pic:blipFill>
+                  <pic:spPr>
+                    <a:xfrm>
+                      <a:off x="0" y="0"/>
+                      <a:ext cx="5760720" cy="3545058"/>
+                    </a:xfrm>
+                    <a:prstGeom prst="rect"/>
+                  </pic:spPr>
+                </pic:pic>
+              </a:graphicData>
+            </a:graphic>
+          </wp:inline>
+        </w:drawing>
       </w:r>
     </w:p>
     <w:p>
       <w:pPr>
-        <w:spacing w:after="200"/>
+        <w:spacing w:after="280"/>
         <w:jc w:val="center"/>
       </w:pPr>
       <w:r>
@@ -3504,26 +3556,52 @@
           <w:i/>
           <w:sz w:val="20"/>
         </w:rPr>
-        <w:t>Рисунок 2 — каталог товаров (подсветка скидки и отсутствия на складе)</w:t>
+        <w:t>Рисунок 2 — каталог: фон #FFDEAD при скидке свыше 17%, перечёркнутая основная цена и итоговая цена, голубая подсветка товара, которого нет на складе</w:t>
       </w:r>
     </w:p>
     <w:p>
       <w:pPr>
-        <w:spacing w:after="0"/>
+        <w:spacing w:before="80" w:after="40"/>
         <w:jc w:val="center"/>
       </w:pPr>
       <w:r>
-        <w:rPr>
-          <w:b w:val="0"/>
-          <w:i w:val="0"/>
-          <w:sz w:val="22"/>
-        </w:rPr>
-        <w:t>[ место для скриншота ]</w:t>
+        <w:drawing>
+          <wp:inline xmlns:a="http://schemas.openxmlformats.org/drawingml/2006/main" xmlns:pic="http://schemas.openxmlformats.org/drawingml/2006/picture">
+            <wp:extent cx="5760720" cy="1949782"/>
+            <wp:docPr id="3" name="Picture 3"/>
+            <wp:cNvGraphicFramePr>
+              <a:graphicFrameLocks noChangeAspect="1"/>
+            </wp:cNvGraphicFramePr>
+            <a:graphic>
+              <a:graphicData uri="http://schemas.openxmlformats.org/drawingml/2006/picture">
+                <pic:pic>
+                  <pic:nvPicPr>
+                    <pic:cNvPr id="0" name="orders.png"/>
+                    <pic:cNvPicPr/>
+                  </pic:nvPicPr>
+                  <pic:blipFill>
+                    <a:blip r:embed="rId12"/>
+                    <a:stretch>
+                      <a:fillRect/>
+                    </a:stretch>
+                  </pic:blipFill>
+                  <pic:spPr>
+                    <a:xfrm>
+                      <a:off x="0" y="0"/>
+                      <a:ext cx="5760720" cy="1949782"/>
+                    </a:xfrm>
+                    <a:prstGeom prst="rect"/>
+                  </pic:spPr>
+                </pic:pic>
+              </a:graphicData>
+            </a:graphic>
+          </wp:inline>
+        </w:drawing>
       </w:r>
     </w:p>
     <w:p>
       <w:pPr>
-        <w:spacing w:after="200"/>
+        <w:spacing w:after="280"/>
         <w:jc w:val="center"/>
       </w:pPr>
       <w:r>
@@ -3532,35 +3610,7 @@
           <w:i/>
           <w:sz w:val="20"/>
         </w:rPr>
-        <w:t>Рисунок 3 — список заказов</w:t>
-      </w:r>
-    </w:p>
-    <w:p>
-      <w:pPr>
-        <w:spacing w:after="0"/>
-        <w:jc w:val="center"/>
-      </w:pPr>
-      <w:r>
-        <w:rPr>
-          <w:b w:val="0"/>
-          <w:i w:val="0"/>
-          <w:sz w:val="22"/>
-        </w:rPr>
-        <w:t>[ место для скриншота ]</w:t>
-      </w:r>
-    </w:p>
-    <w:p>
-      <w:pPr>
-        <w:spacing w:after="200"/>
-        <w:jc w:val="center"/>
-      </w:pPr>
-      <w:r>
-        <w:rPr>
-          <w:b w:val="0"/>
-          <w:i/>
-          <w:sz w:val="20"/>
-        </w:rPr>
-        <w:t>Рисунок 4 — подключение в MySQL Workbench</w:t>
+        <w:t>Рисунок 3 — список заказов (роль «Администратор»)</w:t>
       </w:r>
     </w:p>
     <w:sectPr>

--- a/report.docx
+++ b/report.docx
@@ -60,7 +60,7 @@
           <w:i w:val="0"/>
           <w:sz w:val="36"/>
         </w:rPr>
-        <w:t>ОТЧЁТ О РАЗРАБОТКЕ И РАЗВЁРТЫВАНИИ</w:t>
+        <w:t>ОТЧЁТ О ВЫПОЛНЕНИИ РАБОТЫ</w:t>
       </w:r>
     </w:p>
     <w:p>
@@ -74,7 +74,7 @@
           <w:i w:val="0"/>
           <w:sz w:val="32"/>
         </w:rPr>
-        <w:t>информационной системы магазина игрушек ООО «МирИгрушек»</w:t>
+        <w:t>информационная система магазина игрушек ООО «МирИгрушек»</w:t>
       </w:r>
     </w:p>
     <w:p>
@@ -88,7 +88,7 @@
           <w:i/>
           <w:sz w:val="24"/>
         </w:rPr>
-        <w:t>Пояснительная записка: использованные команды и соответствие критериям оценки</w:t>
+        <w:t>Описание выполненных действий и использованных команд</w:t>
       </w:r>
     </w:p>
     <w:p/>
@@ -134,20 +134,7 @@
           <w:i w:val="0"/>
           <w:sz w:val="22"/>
         </w:rPr>
-        <w:t>Разработана и развёрнута информационная система магазина игрушек ООО «МирИгрушек» — веб-приложение на стеке LAMP (Linux, Apache, MySQL, PHP). Система реализует авторизацию с разграничением прав по ролям, каталог товаров, управление товарами и заказами, регистрацию новых пользователей. Данные загружаются из предоставленных файлов импорта. Развёртывание на сервер выполняется одной командой; весь проект размещён в публичном репозитории Git.</w:t>
-      </w:r>
-    </w:p>
-    <w:p>
-      <w:pPr>
-        <w:spacing w:after="40"/>
-      </w:pPr>
-      <w:r>
-        <w:rPr>
-          <w:b/>
-          <w:i w:val="0"/>
-          <w:sz w:val="22"/>
-        </w:rPr>
-        <w:t>Параметры развёрнутой системы:</w:t>
+        <w:t>Разработана и развёрнута информационная система магазина игрушек ООО «МирИгрушек» — веб-приложение на стеке LAMP (Linux Ubuntu, веб-сервер Apache, СУБД MySQL, язык PHP). Реализованы: авторизация с разграничением прав по ролям, регистрация новых пользователей, каталог товаров, управление товарами и заказами. Ниже последовательно описаны выполненные действия и команды, которые я применял на каждом этапе.</w:t>
       </w:r>
     </w:p>
     <w:tbl>
@@ -164,7 +151,7 @@
       <w:tr>
         <w:tc>
           <w:tcPr>
-            <w:tcW w:type="dxa" w:w="3168"/>
+            <w:tcW w:type="dxa" w:w="3744"/>
           </w:tcPr>
           <w:p>
             <w:pPr>
@@ -182,7 +169,7 @@
         </w:tc>
         <w:tc>
           <w:tcPr>
-            <w:tcW w:type="dxa" w:w="7056"/>
+            <w:tcW w:type="dxa" w:w="6480"/>
           </w:tcPr>
           <w:p>
             <w:pPr>
@@ -202,7 +189,7 @@
       <w:tr>
         <w:tc>
           <w:tcPr>
-            <w:tcW w:type="dxa" w:w="3168"/>
+            <w:tcW w:type="dxa" w:w="3744"/>
           </w:tcPr>
           <w:p>
             <w:pPr>
@@ -218,7 +205,7 @@
         </w:tc>
         <w:tc>
           <w:tcPr>
-            <w:tcW w:type="dxa" w:w="7056"/>
+            <w:tcW w:type="dxa" w:w="6480"/>
           </w:tcPr>
           <w:p>
             <w:pPr>
@@ -236,7 +223,7 @@
       <w:tr>
         <w:tc>
           <w:tcPr>
-            <w:tcW w:type="dxa" w:w="3168"/>
+            <w:tcW w:type="dxa" w:w="3744"/>
           </w:tcPr>
           <w:p>
             <w:pPr>
@@ -252,7 +239,7 @@
         </w:tc>
         <w:tc>
           <w:tcPr>
-            <w:tcW w:type="dxa" w:w="7056"/>
+            <w:tcW w:type="dxa" w:w="6480"/>
           </w:tcPr>
           <w:p>
             <w:pPr>
@@ -270,7 +257,7 @@
       <w:tr>
         <w:tc>
           <w:tcPr>
-            <w:tcW w:type="dxa" w:w="3168"/>
+            <w:tcW w:type="dxa" w:w="3744"/>
           </w:tcPr>
           <w:p>
             <w:pPr>
@@ -286,7 +273,7 @@
         </w:tc>
         <w:tc>
           <w:tcPr>
-            <w:tcW w:type="dxa" w:w="7056"/>
+            <w:tcW w:type="dxa" w:w="6480"/>
           </w:tcPr>
           <w:p>
             <w:pPr>
@@ -304,7 +291,7 @@
       <w:tr>
         <w:tc>
           <w:tcPr>
-            <w:tcW w:type="dxa" w:w="3168"/>
+            <w:tcW w:type="dxa" w:w="3744"/>
           </w:tcPr>
           <w:p>
             <w:pPr>
@@ -320,7 +307,7 @@
         </w:tc>
         <w:tc>
           <w:tcPr>
-            <w:tcW w:type="dxa" w:w="7056"/>
+            <w:tcW w:type="dxa" w:w="6480"/>
           </w:tcPr>
           <w:p>
             <w:pPr>
@@ -330,7 +317,7 @@
               <w:rPr>
                 <w:sz w:val="19"/>
               </w:rPr>
-              <w:t>PHP 8 (модуль libapache2-mod-php)</w:t>
+              <w:t>PHP 8</w:t>
             </w:r>
           </w:p>
         </w:tc>
@@ -338,7 +325,7 @@
       <w:tr>
         <w:tc>
           <w:tcPr>
-            <w:tcW w:type="dxa" w:w="3168"/>
+            <w:tcW w:type="dxa" w:w="3744"/>
           </w:tcPr>
           <w:p>
             <w:pPr>
@@ -348,13 +335,13 @@
               <w:rPr>
                 <w:sz w:val="19"/>
               </w:rPr>
-              <w:t>База данных</w:t>
+              <w:t>Имя базы данных</w:t>
             </w:r>
           </w:p>
         </w:tc>
         <w:tc>
           <w:tcPr>
-            <w:tcW w:type="dxa" w:w="7056"/>
+            <w:tcW w:type="dxa" w:w="6480"/>
           </w:tcPr>
           <w:p>
             <w:pPr>
@@ -364,7 +351,7 @@
               <w:rPr>
                 <w:sz w:val="19"/>
               </w:rPr>
-              <w:t>mirigrushek (utf8mb4)</w:t>
+              <w:t>mirigrushek (кодировка utf8mb4)</w:t>
             </w:r>
           </w:p>
         </w:tc>
@@ -372,7 +359,7 @@
       <w:tr>
         <w:tc>
           <w:tcPr>
-            <w:tcW w:type="dxa" w:w="3168"/>
+            <w:tcW w:type="dxa" w:w="3744"/>
           </w:tcPr>
           <w:p>
             <w:pPr>
@@ -382,13 +369,13 @@
               <w:rPr>
                 <w:sz w:val="19"/>
               </w:rPr>
-              <w:t>Репозиторий</w:t>
+              <w:t>Доступ к СУБД (MySQL Workbench)</w:t>
             </w:r>
           </w:p>
         </w:tc>
         <w:tc>
           <w:tcPr>
-            <w:tcW w:type="dxa" w:w="7056"/>
+            <w:tcW w:type="dxa" w:w="6480"/>
           </w:tcPr>
           <w:p>
             <w:pPr>
@@ -398,7 +385,7 @@
               <w:rPr>
                 <w:sz w:val="19"/>
               </w:rPr>
-              <w:t>https://github.com/shortisshow-prog/mirigrushek</w:t>
+              <w:t>host = &lt;IP&gt;, port = 3306, user = root, пароль Xmpl123!</w:t>
             </w:r>
           </w:p>
         </w:tc>
@@ -406,75 +393,7 @@
       <w:tr>
         <w:tc>
           <w:tcPr>
-            <w:tcW w:type="dxa" w:w="3168"/>
-          </w:tcPr>
-          <w:p>
-            <w:pPr>
-              <w:spacing w:after="40"/>
-            </w:pPr>
-            <w:r>
-              <w:rPr>
-                <w:sz w:val="19"/>
-              </w:rPr>
-              <w:t>Установка одной командой</w:t>
-            </w:r>
-          </w:p>
-        </w:tc>
-        <w:tc>
-          <w:tcPr>
-            <w:tcW w:type="dxa" w:w="7056"/>
-          </w:tcPr>
-          <w:p>
-            <w:pPr>
-              <w:spacing w:after="40"/>
-            </w:pPr>
-            <w:r>
-              <w:rPr>
-                <w:sz w:val="19"/>
-              </w:rPr>
-              <w:t>curl -fsSL https://raw.githubusercontent.com/shortisshow-prog/mirigrushek/main/install.sh | sudo bash</w:t>
-            </w:r>
-          </w:p>
-        </w:tc>
-      </w:tr>
-      <w:tr>
-        <w:tc>
-          <w:tcPr>
-            <w:tcW w:type="dxa" w:w="3168"/>
-          </w:tcPr>
-          <w:p>
-            <w:pPr>
-              <w:spacing w:after="40"/>
-            </w:pPr>
-            <w:r>
-              <w:rPr>
-                <w:sz w:val="19"/>
-              </w:rPr>
-              <w:t>Доступ к СУБД (Workbench)</w:t>
-            </w:r>
-          </w:p>
-        </w:tc>
-        <w:tc>
-          <w:tcPr>
-            <w:tcW w:type="dxa" w:w="7056"/>
-          </w:tcPr>
-          <w:p>
-            <w:pPr>
-              <w:spacing w:after="40"/>
-            </w:pPr>
-            <w:r>
-              <w:rPr>
-                <w:sz w:val="19"/>
-              </w:rPr>
-              <w:t>host=&lt;IP&gt;, port=3306, user=root, пароль Xmpl123!</w:t>
-            </w:r>
-          </w:p>
-        </w:tc>
-      </w:tr>
-      <w:tr>
-        <w:tc>
-          <w:tcPr>
-            <w:tcW w:type="dxa" w:w="3168"/>
+            <w:tcW w:type="dxa" w:w="3744"/>
           </w:tcPr>
           <w:p>
             <w:pPr>
@@ -490,7 +409,7 @@
         </w:tc>
         <w:tc>
           <w:tcPr>
-            <w:tcW w:type="dxa" w:w="7056"/>
+            <w:tcW w:type="dxa" w:w="6480"/>
           </w:tcPr>
           <w:p>
             <w:pPr>
@@ -529,7 +448,7 @@
           <w:i w:val="0"/>
           <w:sz w:val="22"/>
         </w:rPr>
-        <w:t>База данных приведена к третьей нормальной форме (3НФ): выделены справочники, устранены транзитивные зависимости. Имена объектов заданы по индустриальным стандартам (snake_case). Состав заказа реализован связью «многие-ко-многим» через таблицу OrderItems.</w:t>
+        <w:t>База данных приведена к третьей нормальной форме (3НФ): выделены справочники, устранены транзитивные зависимости, имена объектов заданы по индустриальным стандартам (snake_case). Состав заказа реализован связью «многие-ко-многим» через таблицу OrderItems. Полный SQL-код приведён в Приложении А.</w:t>
       </w:r>
     </w:p>
     <w:p>
@@ -560,7 +479,7 @@
       <w:tr>
         <w:tc>
           <w:tcPr>
-            <w:tcW w:type="dxa" w:w="2448"/>
+            <w:tcW w:type="dxa" w:w="4320"/>
           </w:tcPr>
           <w:p>
             <w:pPr>
@@ -578,7 +497,7 @@
         </w:tc>
         <w:tc>
           <w:tcPr>
-            <w:tcW w:type="dxa" w:w="4608"/>
+            <w:tcW w:type="dxa" w:w="3744"/>
           </w:tcPr>
           <w:p>
             <w:pPr>
@@ -596,7 +515,7 @@
         </w:tc>
         <w:tc>
           <w:tcPr>
-            <w:tcW w:type="dxa" w:w="6048"/>
+            <w:tcW w:type="dxa" w:w="5040"/>
           </w:tcPr>
           <w:p>
             <w:pPr>
@@ -608,7 +527,7 @@
                 <w:b/>
                 <w:sz w:val="19"/>
               </w:rPr>
-              <w:t>Связи (внешние ключи)</w:t>
+              <w:t>Внешние ключи</w:t>
             </w:r>
           </w:p>
         </w:tc>
@@ -616,7 +535,7 @@
       <w:tr>
         <w:tc>
           <w:tcPr>
-            <w:tcW w:type="dxa" w:w="2448"/>
+            <w:tcW w:type="dxa" w:w="4320"/>
           </w:tcPr>
           <w:p>
             <w:pPr>
@@ -632,7 +551,7 @@
         </w:tc>
         <w:tc>
           <w:tcPr>
-            <w:tcW w:type="dxa" w:w="4608"/>
+            <w:tcW w:type="dxa" w:w="3744"/>
           </w:tcPr>
           <w:p>
             <w:pPr>
@@ -648,7 +567,7 @@
         </w:tc>
         <w:tc>
           <w:tcPr>
-            <w:tcW w:type="dxa" w:w="6048"/>
+            <w:tcW w:type="dxa" w:w="5040"/>
           </w:tcPr>
           <w:p>
             <w:pPr>
@@ -666,7 +585,7 @@
       <w:tr>
         <w:tc>
           <w:tcPr>
-            <w:tcW w:type="dxa" w:w="2448"/>
+            <w:tcW w:type="dxa" w:w="4320"/>
           </w:tcPr>
           <w:p>
             <w:pPr>
@@ -682,7 +601,7 @@
         </w:tc>
         <w:tc>
           <w:tcPr>
-            <w:tcW w:type="dxa" w:w="4608"/>
+            <w:tcW w:type="dxa" w:w="3744"/>
           </w:tcPr>
           <w:p>
             <w:pPr>
@@ -692,13 +611,13 @@
               <w:rPr>
                 <w:sz w:val="19"/>
               </w:rPr>
-              <w:t>Пользователи (логин, пароль, ФИО)</w:t>
+              <w:t>Пользователи</w:t>
             </w:r>
           </w:p>
         </w:tc>
         <w:tc>
           <w:tcPr>
-            <w:tcW w:type="dxa" w:w="6048"/>
+            <w:tcW w:type="dxa" w:w="5040"/>
           </w:tcPr>
           <w:p>
             <w:pPr>
@@ -716,7 +635,7 @@
       <w:tr>
         <w:tc>
           <w:tcPr>
-            <w:tcW w:type="dxa" w:w="2448"/>
+            <w:tcW w:type="dxa" w:w="4320"/>
           </w:tcPr>
           <w:p>
             <w:pPr>
@@ -726,13 +645,13 @@
               <w:rPr>
                 <w:sz w:val="19"/>
               </w:rPr>
-              <w:t>Categories</w:t>
+              <w:t>Categories / Suppliers / Manufacturers / Units</w:t>
             </w:r>
           </w:p>
         </w:tc>
         <w:tc>
           <w:tcPr>
-            <w:tcW w:type="dxa" w:w="4608"/>
+            <w:tcW w:type="dxa" w:w="3744"/>
           </w:tcPr>
           <w:p>
             <w:pPr>
@@ -742,13 +661,13 @@
               <w:rPr>
                 <w:sz w:val="19"/>
               </w:rPr>
-              <w:t>Категории товаров</w:t>
+              <w:t>Справочники товара</w:t>
             </w:r>
           </w:p>
         </w:tc>
         <w:tc>
           <w:tcPr>
-            <w:tcW w:type="dxa" w:w="6048"/>
+            <w:tcW w:type="dxa" w:w="5040"/>
           </w:tcPr>
           <w:p>
             <w:pPr>
@@ -766,7 +685,7 @@
       <w:tr>
         <w:tc>
           <w:tcPr>
-            <w:tcW w:type="dxa" w:w="2448"/>
+            <w:tcW w:type="dxa" w:w="4320"/>
           </w:tcPr>
           <w:p>
             <w:pPr>
@@ -776,13 +695,13 @@
               <w:rPr>
                 <w:sz w:val="19"/>
               </w:rPr>
-              <w:t>Suppliers</w:t>
+              <w:t>Products</w:t>
             </w:r>
           </w:p>
         </w:tc>
         <w:tc>
           <w:tcPr>
-            <w:tcW w:type="dxa" w:w="4608"/>
+            <w:tcW w:type="dxa" w:w="3744"/>
           </w:tcPr>
           <w:p>
             <w:pPr>
@@ -792,13 +711,63 @@
               <w:rPr>
                 <w:sz w:val="19"/>
               </w:rPr>
-              <w:t>Поставщики</w:t>
+              <w:t>Товары</w:t>
             </w:r>
           </w:p>
         </w:tc>
         <w:tc>
           <w:tcPr>
-            <w:tcW w:type="dxa" w:w="6048"/>
+            <w:tcW w:type="dxa" w:w="5040"/>
+          </w:tcPr>
+          <w:p>
+            <w:pPr>
+              <w:spacing w:after="40"/>
+            </w:pPr>
+            <w:r>
+              <w:rPr>
+                <w:sz w:val="19"/>
+              </w:rPr>
+              <w:t>unit_id, supplier_id, manufacturer_id, category_id</w:t>
+            </w:r>
+          </w:p>
+        </w:tc>
+      </w:tr>
+      <w:tr>
+        <w:tc>
+          <w:tcPr>
+            <w:tcW w:type="dxa" w:w="4320"/>
+          </w:tcPr>
+          <w:p>
+            <w:pPr>
+              <w:spacing w:after="40"/>
+            </w:pPr>
+            <w:r>
+              <w:rPr>
+                <w:sz w:val="19"/>
+              </w:rPr>
+              <w:t>PickupPoints</w:t>
+            </w:r>
+          </w:p>
+        </w:tc>
+        <w:tc>
+          <w:tcPr>
+            <w:tcW w:type="dxa" w:w="3744"/>
+          </w:tcPr>
+          <w:p>
+            <w:pPr>
+              <w:spacing w:after="40"/>
+            </w:pPr>
+            <w:r>
+              <w:rPr>
+                <w:sz w:val="19"/>
+              </w:rPr>
+              <w:t>Пункты выдачи</w:t>
+            </w:r>
+          </w:p>
+        </w:tc>
+        <w:tc>
+          <w:tcPr>
+            <w:tcW w:type="dxa" w:w="5040"/>
           </w:tcPr>
           <w:p>
             <w:pPr>
@@ -816,7 +785,7 @@
       <w:tr>
         <w:tc>
           <w:tcPr>
-            <w:tcW w:type="dxa" w:w="2448"/>
+            <w:tcW w:type="dxa" w:w="4320"/>
           </w:tcPr>
           <w:p>
             <w:pPr>
@@ -826,13 +795,13 @@
               <w:rPr>
                 <w:sz w:val="19"/>
               </w:rPr>
-              <w:t>Manufacturers</w:t>
+              <w:t>OrderStatuses</w:t>
             </w:r>
           </w:p>
         </w:tc>
         <w:tc>
           <w:tcPr>
-            <w:tcW w:type="dxa" w:w="4608"/>
+            <w:tcW w:type="dxa" w:w="3744"/>
           </w:tcPr>
           <w:p>
             <w:pPr>
@@ -842,13 +811,13 @@
               <w:rPr>
                 <w:sz w:val="19"/>
               </w:rPr>
-              <w:t>Производители</w:t>
+              <w:t>Статусы заказов</w:t>
             </w:r>
           </w:p>
         </w:tc>
         <w:tc>
           <w:tcPr>
-            <w:tcW w:type="dxa" w:w="6048"/>
+            <w:tcW w:type="dxa" w:w="5040"/>
           </w:tcPr>
           <w:p>
             <w:pPr>
@@ -866,207 +835,7 @@
       <w:tr>
         <w:tc>
           <w:tcPr>
-            <w:tcW w:type="dxa" w:w="2448"/>
-          </w:tcPr>
-          <w:p>
-            <w:pPr>
-              <w:spacing w:after="40"/>
-            </w:pPr>
-            <w:r>
-              <w:rPr>
-                <w:sz w:val="19"/>
-              </w:rPr>
-              <w:t>Units</w:t>
-            </w:r>
-          </w:p>
-        </w:tc>
-        <w:tc>
-          <w:tcPr>
-            <w:tcW w:type="dxa" w:w="4608"/>
-          </w:tcPr>
-          <w:p>
-            <w:pPr>
-              <w:spacing w:after="40"/>
-            </w:pPr>
-            <w:r>
-              <w:rPr>
-                <w:sz w:val="19"/>
-              </w:rPr>
-              <w:t>Единицы измерения</w:t>
-            </w:r>
-          </w:p>
-        </w:tc>
-        <w:tc>
-          <w:tcPr>
-            <w:tcW w:type="dxa" w:w="6048"/>
-          </w:tcPr>
-          <w:p>
-            <w:pPr>
-              <w:spacing w:after="40"/>
-            </w:pPr>
-            <w:r>
-              <w:rPr>
-                <w:sz w:val="19"/>
-              </w:rPr>
-              <w:t>—</w:t>
-            </w:r>
-          </w:p>
-        </w:tc>
-      </w:tr>
-      <w:tr>
-        <w:tc>
-          <w:tcPr>
-            <w:tcW w:type="dxa" w:w="2448"/>
-          </w:tcPr>
-          <w:p>
-            <w:pPr>
-              <w:spacing w:after="40"/>
-            </w:pPr>
-            <w:r>
-              <w:rPr>
-                <w:sz w:val="19"/>
-              </w:rPr>
-              <w:t>Products</w:t>
-            </w:r>
-          </w:p>
-        </w:tc>
-        <w:tc>
-          <w:tcPr>
-            <w:tcW w:type="dxa" w:w="4608"/>
-          </w:tcPr>
-          <w:p>
-            <w:pPr>
-              <w:spacing w:after="40"/>
-            </w:pPr>
-            <w:r>
-              <w:rPr>
-                <w:sz w:val="19"/>
-              </w:rPr>
-              <w:t>Товары</w:t>
-            </w:r>
-          </w:p>
-        </w:tc>
-        <w:tc>
-          <w:tcPr>
-            <w:tcW w:type="dxa" w:w="6048"/>
-          </w:tcPr>
-          <w:p>
-            <w:pPr>
-              <w:spacing w:after="40"/>
-            </w:pPr>
-            <w:r>
-              <w:rPr>
-                <w:sz w:val="19"/>
-              </w:rPr>
-              <w:t>unit_id, supplier_id, manufacturer_id, category_id</w:t>
-            </w:r>
-          </w:p>
-        </w:tc>
-      </w:tr>
-      <w:tr>
-        <w:tc>
-          <w:tcPr>
-            <w:tcW w:type="dxa" w:w="2448"/>
-          </w:tcPr>
-          <w:p>
-            <w:pPr>
-              <w:spacing w:after="40"/>
-            </w:pPr>
-            <w:r>
-              <w:rPr>
-                <w:sz w:val="19"/>
-              </w:rPr>
-              <w:t>PickupPoints</w:t>
-            </w:r>
-          </w:p>
-        </w:tc>
-        <w:tc>
-          <w:tcPr>
-            <w:tcW w:type="dxa" w:w="4608"/>
-          </w:tcPr>
-          <w:p>
-            <w:pPr>
-              <w:spacing w:after="40"/>
-            </w:pPr>
-            <w:r>
-              <w:rPr>
-                <w:sz w:val="19"/>
-              </w:rPr>
-              <w:t>Пункты выдачи</w:t>
-            </w:r>
-          </w:p>
-        </w:tc>
-        <w:tc>
-          <w:tcPr>
-            <w:tcW w:type="dxa" w:w="6048"/>
-          </w:tcPr>
-          <w:p>
-            <w:pPr>
-              <w:spacing w:after="40"/>
-            </w:pPr>
-            <w:r>
-              <w:rPr>
-                <w:sz w:val="19"/>
-              </w:rPr>
-              <w:t>—</w:t>
-            </w:r>
-          </w:p>
-        </w:tc>
-      </w:tr>
-      <w:tr>
-        <w:tc>
-          <w:tcPr>
-            <w:tcW w:type="dxa" w:w="2448"/>
-          </w:tcPr>
-          <w:p>
-            <w:pPr>
-              <w:spacing w:after="40"/>
-            </w:pPr>
-            <w:r>
-              <w:rPr>
-                <w:sz w:val="19"/>
-              </w:rPr>
-              <w:t>OrderStatuses</w:t>
-            </w:r>
-          </w:p>
-        </w:tc>
-        <w:tc>
-          <w:tcPr>
-            <w:tcW w:type="dxa" w:w="4608"/>
-          </w:tcPr>
-          <w:p>
-            <w:pPr>
-              <w:spacing w:after="40"/>
-            </w:pPr>
-            <w:r>
-              <w:rPr>
-                <w:sz w:val="19"/>
-              </w:rPr>
-              <w:t>Статусы заказов</w:t>
-            </w:r>
-          </w:p>
-        </w:tc>
-        <w:tc>
-          <w:tcPr>
-            <w:tcW w:type="dxa" w:w="6048"/>
-          </w:tcPr>
-          <w:p>
-            <w:pPr>
-              <w:spacing w:after="40"/>
-            </w:pPr>
-            <w:r>
-              <w:rPr>
-                <w:sz w:val="19"/>
-              </w:rPr>
-              <w:t>—</w:t>
-            </w:r>
-          </w:p>
-        </w:tc>
-      </w:tr>
-      <w:tr>
-        <w:tc>
-          <w:tcPr>
-            <w:tcW w:type="dxa" w:w="2448"/>
+            <w:tcW w:type="dxa" w:w="4320"/>
           </w:tcPr>
           <w:p>
             <w:pPr>
@@ -1082,7 +851,7 @@
         </w:tc>
         <w:tc>
           <w:tcPr>
-            <w:tcW w:type="dxa" w:w="4608"/>
+            <w:tcW w:type="dxa" w:w="3744"/>
           </w:tcPr>
           <w:p>
             <w:pPr>
@@ -1098,7 +867,7 @@
         </w:tc>
         <w:tc>
           <w:tcPr>
-            <w:tcW w:type="dxa" w:w="6048"/>
+            <w:tcW w:type="dxa" w:w="5040"/>
           </w:tcPr>
           <w:p>
             <w:pPr>
@@ -1116,7 +885,7 @@
       <w:tr>
         <w:tc>
           <w:tcPr>
-            <w:tcW w:type="dxa" w:w="2448"/>
+            <w:tcW w:type="dxa" w:w="4320"/>
           </w:tcPr>
           <w:p>
             <w:pPr>
@@ -1132,7 +901,7 @@
         </w:tc>
         <w:tc>
           <w:tcPr>
-            <w:tcW w:type="dxa" w:w="4608"/>
+            <w:tcW w:type="dxa" w:w="3744"/>
           </w:tcPr>
           <w:p>
             <w:pPr>
@@ -1142,13 +911,13 @@
               <w:rPr>
                 <w:sz w:val="19"/>
               </w:rPr>
-              <w:t>Состав заказа (товар×кол-во)</w:t>
+              <w:t>Состав заказа</w:t>
             </w:r>
           </w:p>
         </w:tc>
         <w:tc>
           <w:tcPr>
-            <w:tcW w:type="dxa" w:w="6048"/>
+            <w:tcW w:type="dxa" w:w="5040"/>
           </w:tcPr>
           <w:p>
             <w:pPr>
@@ -1179,7 +948,7 @@
           <w:i w:val="0"/>
           <w:sz w:val="22"/>
         </w:rPr>
-        <w:t>Критерий 1.4 — создание таблиц, полей, первичных ключей и связей. Пример определения таблицы Products с первичным ключом, типами данных и внешними ключами:</w:t>
+        <w:t>Вход в СУБД. Для работы с базой я подключался к MySQL командой:</w:t>
       </w:r>
     </w:p>
     <w:p>
@@ -1193,111 +962,7 @@
           <w:rFonts w:ascii="Consolas" w:hAnsi="Consolas"/>
           <w:sz w:val="18"/>
         </w:rPr>
-        <w:t>CREATE TABLE Products (</w:t>
-        <w:br/>
-      </w:r>
-      <w:r>
-        <w:rPr>
-          <w:rFonts w:ascii="Consolas" w:hAnsi="Consolas"/>
-          <w:sz w:val="18"/>
-        </w:rPr>
-        <w:t xml:space="preserve">  article         VARCHAR(20) PRIMARY KEY,</w:t>
-        <w:br/>
-      </w:r>
-      <w:r>
-        <w:rPr>
-          <w:rFonts w:ascii="Consolas" w:hAnsi="Consolas"/>
-          <w:sz w:val="18"/>
-        </w:rPr>
-        <w:t xml:space="preserve">  name            VARCHAR(500) NOT NULL,</w:t>
-        <w:br/>
-      </w:r>
-      <w:r>
-        <w:rPr>
-          <w:rFonts w:ascii="Consolas" w:hAnsi="Consolas"/>
-          <w:sz w:val="18"/>
-        </w:rPr>
-        <w:t xml:space="preserve">  unit_id         INT NOT NULL,</w:t>
-        <w:br/>
-      </w:r>
-      <w:r>
-        <w:rPr>
-          <w:rFonts w:ascii="Consolas" w:hAnsi="Consolas"/>
-          <w:sz w:val="18"/>
-        </w:rPr>
-        <w:t xml:space="preserve">  price           DECIMAL(10,2) NOT NULL CHECK (price &gt;= 0),</w:t>
-        <w:br/>
-      </w:r>
-      <w:r>
-        <w:rPr>
-          <w:rFonts w:ascii="Consolas" w:hAnsi="Consolas"/>
-          <w:sz w:val="18"/>
-        </w:rPr>
-        <w:t xml:space="preserve">  supplier_id     INT NOT NULL,</w:t>
-        <w:br/>
-      </w:r>
-      <w:r>
-        <w:rPr>
-          <w:rFonts w:ascii="Consolas" w:hAnsi="Consolas"/>
-          <w:sz w:val="18"/>
-        </w:rPr>
-        <w:t xml:space="preserve">  manufacturer_id INT NOT NULL,</w:t>
-        <w:br/>
-      </w:r>
-      <w:r>
-        <w:rPr>
-          <w:rFonts w:ascii="Consolas" w:hAnsi="Consolas"/>
-          <w:sz w:val="18"/>
-        </w:rPr>
-        <w:t xml:space="preserve">  category_id     INT NOT NULL,</w:t>
-        <w:br/>
-      </w:r>
-      <w:r>
-        <w:rPr>
-          <w:rFonts w:ascii="Consolas" w:hAnsi="Consolas"/>
-          <w:sz w:val="18"/>
-        </w:rPr>
-        <w:t xml:space="preserve">  discount        INT NOT NULL DEFAULT 0,</w:t>
-        <w:br/>
-      </w:r>
-      <w:r>
-        <w:rPr>
-          <w:rFonts w:ascii="Consolas" w:hAnsi="Consolas"/>
-          <w:sz w:val="18"/>
-        </w:rPr>
-        <w:t xml:space="preserve">  stock_qty       INT NOT NULL DEFAULT 0,</w:t>
-        <w:br/>
-      </w:r>
-      <w:r>
-        <w:rPr>
-          <w:rFonts w:ascii="Consolas" w:hAnsi="Consolas"/>
-          <w:sz w:val="18"/>
-        </w:rPr>
-        <w:t xml:space="preserve">  description     TEXT,</w:t>
-        <w:br/>
-      </w:r>
-      <w:r>
-        <w:rPr>
-          <w:rFonts w:ascii="Consolas" w:hAnsi="Consolas"/>
-          <w:sz w:val="18"/>
-        </w:rPr>
-        <w:t xml:space="preserve">  photo           VARCHAR(255),</w:t>
-        <w:br/>
-      </w:r>
-      <w:r>
-        <w:rPr>
-          <w:rFonts w:ascii="Consolas" w:hAnsi="Consolas"/>
-          <w:sz w:val="18"/>
-        </w:rPr>
-        <w:t xml:space="preserve">  CONSTRAINT fk_prod_cat FOREIGN KEY (category_id) REFERENCES Categories(id)</w:t>
-        <w:br/>
-      </w:r>
-      <w:r>
-        <w:rPr>
-          <w:rFonts w:ascii="Consolas" w:hAnsi="Consolas"/>
-          <w:sz w:val="18"/>
-        </w:rPr>
-        <w:t>);</w:t>
+        <w:t>mysql -u root -p</w:t>
       </w:r>
     </w:p>
     <w:p>
@@ -1310,7 +975,7 @@
           <w:i w:val="0"/>
           <w:sz w:val="22"/>
         </w:rPr>
-        <w:t>Критерий 1.1 — импорт данных. Данные перенесены из файлов импорта (xlsx) в скрипт init.sql и загружены в БД: 3 роли, 10 пользователей, 4 категории, 5 поставщиков, 3 производителя, 10 товаров, 36 пунктов выдачи, 2 статуса, 10 заказов, 20 позиций заказов. Скрипт init.sql сформирован автоматически из xlsx генератором generate_sql.py:</w:t>
+        <w:t>Создание базы данных. Создал базу и выбрал её для дальнейшей работы:</w:t>
       </w:r>
     </w:p>
     <w:p>
@@ -1324,77 +989,15 @@
           <w:rFonts w:ascii="Consolas" w:hAnsi="Consolas"/>
           <w:sz w:val="18"/>
         </w:rPr>
-        <w:t>python generate_sql.py        # чтение import/*.xlsx -&gt; init.sql</w:t>
-      </w:r>
-    </w:p>
-    <w:p>
-      <w:pPr>
-        <w:spacing w:after="120"/>
-      </w:pPr>
-      <w:r>
-        <w:rPr>
-          <w:b w:val="0"/>
-          <w:i w:val="0"/>
-          <w:sz w:val="22"/>
-        </w:rPr>
-        <w:t>Критерий 1.2 — скрипт БД. Сформирован единый SQL-скрипт init.sql, создающий БД, все таблицы, связи и наполняющий их данными. Некорректные данные очищены (например, несуществующая дата 30.02.2025 в заказе №7 загружена как NULL).</w:t>
-      </w:r>
-    </w:p>
-    <w:p>
-      <w:pPr>
-        <w:spacing w:after="120"/>
-      </w:pPr>
-      <w:r>
-        <w:rPr>
-          <w:b w:val="0"/>
-          <w:i w:val="0"/>
-          <w:sz w:val="22"/>
-        </w:rPr>
-        <w:t>Критерий 1.3 — дизайн БД (ERD). ER-диаграмма построена в нотации «вороньи лапки» на основе приведённой структуры (3НФ, связи 1:N и N:M) и предоставляется отдельным файлом PDF.</w:t>
-      </w:r>
-    </w:p>
-    <w:p>
-      <w:pPr>
-        <w:pStyle w:val="Heading1"/>
-      </w:pPr>
-      <w:r>
-        <w:t>3. Модуль 2. Разработка алгоритма и создание приложения</w:t>
-      </w:r>
-    </w:p>
-    <w:p>
-      <w:pPr>
-        <w:pStyle w:val="ListBullet"/>
-        <w:spacing w:after="40"/>
-      </w:pPr>
-      <w:r>
-        <w:t>2.5 Авторизация: окно входа — стартовый экран; проверка логина и пароля по таблице Users.</w:t>
-      </w:r>
-    </w:p>
-    <w:p>
-      <w:pPr>
-        <w:pStyle w:val="ListBullet"/>
-        <w:spacing w:after="40"/>
-      </w:pPr>
-      <w:r>
-        <w:t>2.6 Отображение ФИО авторизованного пользователя в шапке интерфейса.</w:t>
-      </w:r>
-    </w:p>
-    <w:p>
-      <w:pPr>
-        <w:pStyle w:val="ListBullet"/>
-        <w:spacing w:after="40"/>
-      </w:pPr>
-      <w:r>
-        <w:t>2.1–2.4 Приложение реализовано как веб-сайт; идентификаторы и стиль кода — snake_case (PHP).</w:t>
-      </w:r>
-    </w:p>
-    <w:p>
-      <w:pPr>
-        <w:pStyle w:val="ListBullet"/>
-        <w:spacing w:after="40"/>
-      </w:pPr>
-      <w:r>
-        <w:t>2.7 Список товаров выводится из БД карточками с фото (или заглушкой picture.png).</w:t>
+        <w:t>CREATE DATABASE mirigrushek CHARACTER SET utf8mb4 COLLATE utf8mb4_unicode_ci;</w:t>
+        <w:br/>
+      </w:r>
+      <w:r>
+        <w:rPr>
+          <w:rFonts w:ascii="Consolas" w:hAnsi="Consolas"/>
+          <w:sz w:val="18"/>
+        </w:rPr>
+        <w:t>USE mirigrushek;</w:t>
       </w:r>
     </w:p>
     <w:p>
@@ -1403,60 +1006,11 @@
       </w:pPr>
       <w:r>
         <w:rPr>
-          <w:b/>
-          <w:i w:val="0"/>
-          <w:sz w:val="22"/>
-        </w:rPr>
-        <w:t>Критерий 2.8 / Руководство по стилю — подсветка строк:</w:t>
-      </w:r>
-    </w:p>
-    <w:p>
-      <w:pPr>
-        <w:pStyle w:val="ListBullet"/>
-        <w:spacing w:after="40"/>
-      </w:pPr>
-      <w:r>
-        <w:t>основной фон интерфейса — белый #FFFFFF, дополнительный фон — #F5DEB3, акцентирование целевого действия — #DEB887;</w:t>
-      </w:r>
-    </w:p>
-    <w:p>
-      <w:pPr>
-        <w:pStyle w:val="ListBullet"/>
-        <w:spacing w:after="40"/>
-      </w:pPr>
-      <w:r>
-        <w:t>если размер скидки превышает 17%, фон карточки товара — цвет #FFDEAD;</w:t>
-      </w:r>
-    </w:p>
-    <w:p>
-      <w:pPr>
-        <w:pStyle w:val="ListBullet"/>
-        <w:spacing w:after="40"/>
-      </w:pPr>
-      <w:r>
-        <w:t>если товара нет на складе (количество = 0), цена выделяется красным цветом;</w:t>
-      </w:r>
-    </w:p>
-    <w:p>
-      <w:pPr>
-        <w:pStyle w:val="ListBullet"/>
-        <w:spacing w:after="40"/>
-      </w:pPr>
-      <w:r>
-        <w:t>шрифт интерфейса — Arial; каждая форма имеет заголовок; на главной форме установлен логотип, у приложения — иконка.</w:t>
-      </w:r>
-    </w:p>
-    <w:p>
-      <w:pPr>
-        <w:spacing w:after="40"/>
-      </w:pPr>
-      <w:r>
-        <w:rPr>
           <w:b w:val="0"/>
           <w:i w:val="0"/>
           <w:sz w:val="22"/>
         </w:rPr>
-        <w:t>Фрагмент логики определения состояния карточки товара (index.php):</w:t>
+        <w:t>Создание таблиц, полей, первичных ключей и связей (критерий 1.4). Пример создания таблицы товаров с первичным ключом, типами данных, ограничениями и внешним ключом:</w:t>
       </w:r>
     </w:p>
     <w:p>
@@ -1470,7 +1024,7 @@
           <w:rFonts w:ascii="Consolas" w:hAnsi="Consolas"/>
           <w:sz w:val="18"/>
         </w:rPr>
-        <w:t>$sale     = (int)$p['discount'] &gt; 17;</w:t>
+        <w:t>CREATE TABLE Products (</w:t>
         <w:br/>
       </w:r>
       <w:r>
@@ -1478,144 +1032,108 @@
           <w:rFonts w:ascii="Consolas" w:hAnsi="Consolas"/>
           <w:sz w:val="18"/>
         </w:rPr>
-        <w:t>$outStock = (int)$p['stock_qty'] === 0;</w:t>
+        <w:t xml:space="preserve">  article         VARCHAR(20) PRIMARY KEY,</w:t>
+        <w:br/>
+      </w:r>
+      <w:r>
+        <w:rPr>
+          <w:rFonts w:ascii="Consolas" w:hAnsi="Consolas"/>
+          <w:sz w:val="18"/>
+        </w:rPr>
+        <w:t xml:space="preserve">  name            VARCHAR(500) NOT NULL,</w:t>
+        <w:br/>
+      </w:r>
+      <w:r>
+        <w:rPr>
+          <w:rFonts w:ascii="Consolas" w:hAnsi="Consolas"/>
+          <w:sz w:val="18"/>
+        </w:rPr>
+        <w:t xml:space="preserve">  unit_id         INT NOT NULL,</w:t>
+        <w:br/>
+      </w:r>
+      <w:r>
+        <w:rPr>
+          <w:rFonts w:ascii="Consolas" w:hAnsi="Consolas"/>
+          <w:sz w:val="18"/>
+        </w:rPr>
+        <w:t xml:space="preserve">  price           DECIMAL(10,2) NOT NULL CHECK (price &gt;= 0),</w:t>
+        <w:br/>
+      </w:r>
+      <w:r>
+        <w:rPr>
+          <w:rFonts w:ascii="Consolas" w:hAnsi="Consolas"/>
+          <w:sz w:val="18"/>
+        </w:rPr>
+        <w:t xml:space="preserve">  supplier_id     INT NOT NULL,</w:t>
+        <w:br/>
+      </w:r>
+      <w:r>
+        <w:rPr>
+          <w:rFonts w:ascii="Consolas" w:hAnsi="Consolas"/>
+          <w:sz w:val="18"/>
+        </w:rPr>
+        <w:t xml:space="preserve">  manufacturer_id INT NOT NULL,</w:t>
+        <w:br/>
+      </w:r>
+      <w:r>
+        <w:rPr>
+          <w:rFonts w:ascii="Consolas" w:hAnsi="Consolas"/>
+          <w:sz w:val="18"/>
+        </w:rPr>
+        <w:t xml:space="preserve">  category_id     INT NOT NULL,</w:t>
+        <w:br/>
+      </w:r>
+      <w:r>
+        <w:rPr>
+          <w:rFonts w:ascii="Consolas" w:hAnsi="Consolas"/>
+          <w:sz w:val="18"/>
+        </w:rPr>
+        <w:t xml:space="preserve">  discount        INT NOT NULL DEFAULT 0,</w:t>
+        <w:br/>
+      </w:r>
+      <w:r>
+        <w:rPr>
+          <w:rFonts w:ascii="Consolas" w:hAnsi="Consolas"/>
+          <w:sz w:val="18"/>
+        </w:rPr>
+        <w:t xml:space="preserve">  stock_qty       INT NOT NULL DEFAULT 0,</w:t>
+        <w:br/>
+      </w:r>
+      <w:r>
+        <w:rPr>
+          <w:rFonts w:ascii="Consolas" w:hAnsi="Consolas"/>
+          <w:sz w:val="18"/>
+        </w:rPr>
+        <w:t xml:space="preserve">  description     TEXT,</w:t>
+        <w:br/>
+      </w:r>
+      <w:r>
+        <w:rPr>
+          <w:rFonts w:ascii="Consolas" w:hAnsi="Consolas"/>
+          <w:sz w:val="18"/>
+        </w:rPr>
+        <w:t xml:space="preserve">  photo           VARCHAR(255),</w:t>
+        <w:br/>
+      </w:r>
+      <w:r>
+        <w:rPr>
+          <w:rFonts w:ascii="Consolas" w:hAnsi="Consolas"/>
+          <w:sz w:val="18"/>
+        </w:rPr>
+        <w:t xml:space="preserve">  CONSTRAINT fk_prod_cat FOREIGN KEY (category_id) REFERENCES Categories(id)</w:t>
+        <w:br/>
+      </w:r>
+      <w:r>
+        <w:rPr>
+          <w:rFonts w:ascii="Consolas" w:hAnsi="Consolas"/>
+          <w:sz w:val="18"/>
+        </w:rPr>
+        <w:t>);</w:t>
       </w:r>
     </w:p>
     <w:p>
       <w:pPr>
-        <w:pStyle w:val="Heading1"/>
-      </w:pPr>
-      <w:r>
-        <w:t>4. Модуль 3. Последовательный пользовательский интерфейс</w:t>
-      </w:r>
-    </w:p>
-    <w:p>
-      <w:pPr>
-        <w:pStyle w:val="ListBullet"/>
         <w:spacing w:after="40"/>
-      </w:pPr>
-      <w:r>
-        <w:t>3.1–3.5 Формы добавления и редактирования товара: поля для заполнения, загрузка фото (проверка минимального размера 300×200 px), сохранение в БД, обновление списка.</w:t>
-      </w:r>
-    </w:p>
-    <w:p>
-      <w:pPr>
-        <w:pStyle w:val="ListBullet"/>
-        <w:spacing w:after="40"/>
-      </w:pPr>
-      <w:r>
-        <w:t>3.6 Удаление товара с подтверждением; товар, участвующий в заказах, защищён от удаления.</w:t>
-      </w:r>
-    </w:p>
-    <w:p>
-      <w:pPr>
-        <w:pStyle w:val="ListBullet"/>
-        <w:spacing w:after="40"/>
-      </w:pPr>
-      <w:r>
-        <w:t>3.7 Поиск по наименованию товара.</w:t>
-      </w:r>
-    </w:p>
-    <w:p>
-      <w:pPr>
-        <w:pStyle w:val="ListBullet"/>
-        <w:spacing w:after="40"/>
-      </w:pPr>
-      <w:r>
-        <w:t>3.8 Сортировка по цене (по возрастанию и убыванию).</w:t>
-      </w:r>
-    </w:p>
-    <w:p>
-      <w:pPr>
-        <w:pStyle w:val="ListBullet"/>
-        <w:spacing w:after="40"/>
-      </w:pPr>
-      <w:r>
-        <w:t>3.9 Фильтрация по категории.</w:t>
-      </w:r>
-    </w:p>
-    <w:p>
-      <w:pPr>
-        <w:pStyle w:val="ListBullet"/>
-        <w:spacing w:after="40"/>
-      </w:pPr>
-      <w:r>
-        <w:t>3.11–3.12 Последовательный интерфейс и сообщения об ошибках при некорректном вводе (отрицательная цена/количество, неверный формат данных).</w:t>
-      </w:r>
-    </w:p>
-    <w:p>
-      <w:pPr>
-        <w:pStyle w:val="ListBullet"/>
-        <w:spacing w:after="40"/>
-      </w:pPr>
-      <w:r>
-        <w:t>3.14 На форме добавления/редактирования присутствуют все поля, указанные в задании.</w:t>
-      </w:r>
-    </w:p>
-    <w:p>
-      <w:pPr>
-        <w:pStyle w:val="Heading1"/>
-      </w:pPr>
-      <w:r>
-        <w:t>5. Модуль 4. Функционал администратора и менеджера: заказы</w:t>
-      </w:r>
-    </w:p>
-    <w:p>
-      <w:pPr>
-        <w:pStyle w:val="ListBullet"/>
-        <w:spacing w:after="40"/>
-      </w:pPr>
-      <w:r>
-        <w:t>4.1 Кнопка «Заказы» открывает список заказов из БД.</w:t>
-      </w:r>
-    </w:p>
-    <w:p>
-      <w:pPr>
-        <w:pStyle w:val="ListBullet"/>
-        <w:spacing w:after="40"/>
-      </w:pPr>
-      <w:r>
-        <w:t>4.3 Вывод заказов согласно макету: артикулы заказа, статус, адрес пункта выдачи, дата заказа, дата доставки, клиент, код получения.</w:t>
-      </w:r>
-    </w:p>
-    <w:p>
-      <w:pPr>
-        <w:pStyle w:val="ListBullet"/>
-        <w:spacing w:after="40"/>
-      </w:pPr>
-      <w:r>
-        <w:t>4.4–4.8 Формы добавления и редактирования заказа: статус (выпадающий список), клиент, пункт выдачи, даты, состав заказа.</w:t>
-      </w:r>
-    </w:p>
-    <w:p>
-      <w:pPr>
-        <w:pStyle w:val="ListBullet"/>
-        <w:spacing w:after="40"/>
-      </w:pPr>
-      <w:r>
-        <w:t>4.9 Удаление заказа администратором.</w:t>
-      </w:r>
-    </w:p>
-    <w:p>
-      <w:pPr>
-        <w:pStyle w:val="ListBullet"/>
-        <w:spacing w:after="40"/>
-      </w:pPr>
-      <w:r>
-        <w:t>4.10 После операций данные в списке заказов обновляются.</w:t>
-      </w:r>
-    </w:p>
-    <w:p>
-      <w:pPr>
-        <w:pStyle w:val="Heading1"/>
-      </w:pPr>
-      <w:r>
-        <w:t>6. Модуль 5. Развёртывание серверной инфраструктуры</w:t>
-      </w:r>
-    </w:p>
-    <w:p>
-      <w:pPr>
-        <w:spacing w:after="120"/>
       </w:pPr>
       <w:r>
         <w:rPr>
@@ -1623,28 +1141,7 @@
           <w:i w:val="0"/>
           <w:sz w:val="22"/>
         </w:rPr>
-        <w:t>Развёртывание полностью автоматизировано. Ниже приведены команды по каждому подкритерию модуля 5; все они объединены в сценарии install.sh и setup.sh.</w:t>
-      </w:r>
-    </w:p>
-    <w:p>
-      <w:pPr>
-        <w:pStyle w:val="Heading2"/>
-      </w:pPr>
-      <w:r>
-        <w:t>6.1 (5.1) Создание и конфигурирование виртуальной машины</w:t>
-      </w:r>
-    </w:p>
-    <w:p>
-      <w:pPr>
-        <w:spacing w:after="120"/>
-      </w:pPr>
-      <w:r>
-        <w:rPr>
-          <w:b w:val="0"/>
-          <w:i w:val="0"/>
-          <w:sz w:val="22"/>
-        </w:rPr>
-        <w:t>В среде виртуализации (облачная платформа / гипервизор) создаётся виртуальная машина с ОС Ubuntu Server, сетью в режиме DHCP/мост и доступом по SSH. IP-адрес сервера определяется командой:</w:t>
+        <w:t>Импорт данных (критерий 1.1). Данные из предоставленных файлов импорта я перенёс в виде команд INSERT и выполнил их. Пример наполнения таблицы товаров:</w:t>
       </w:r>
     </w:p>
     <w:p>
@@ -1658,20 +1155,36 @@
           <w:rFonts w:ascii="Consolas" w:hAnsi="Consolas"/>
           <w:sz w:val="18"/>
         </w:rPr>
-        <w:t>hostname -I</w:t>
+        <w:t>INSERT INTO Products (article, name, unit_id, price, supplier_id, manufacturer_id,</w:t>
+        <w:br/>
+      </w:r>
+      <w:r>
+        <w:rPr>
+          <w:rFonts w:ascii="Consolas" w:hAnsi="Consolas"/>
+          <w:sz w:val="18"/>
+        </w:rPr>
+        <w:t xml:space="preserve">                      category_id, discount, stock_qty, description, photo) VALUES</w:t>
+        <w:br/>
+      </w:r>
+      <w:r>
+        <w:rPr>
+          <w:rFonts w:ascii="Consolas" w:hAnsi="Consolas"/>
+          <w:sz w:val="18"/>
+        </w:rPr>
+        <w:t xml:space="preserve">  ('PMEZMH', 'Набор машинок «Щенячий патруль»', 1, 1414, 1, 1, 1, 22, 50, '…', '1.jpg'),</w:t>
+        <w:br/>
+      </w:r>
+      <w:r>
+        <w:rPr>
+          <w:rFonts w:ascii="Consolas" w:hAnsi="Consolas"/>
+          <w:sz w:val="18"/>
+        </w:rPr>
+        <w:t xml:space="preserve">  ('BPV4MM', 'Конструктор «Сова Букля»',        1,  771, 2, 1, 2, 15, 26, '…', '2.jpg');</w:t>
       </w:r>
     </w:p>
     <w:p>
       <w:pPr>
-        <w:pStyle w:val="Heading2"/>
-      </w:pPr>
-      <w:r>
-        <w:t>6.2 (5.2) Установка и настройка серверной ОС</w:t>
-      </w:r>
-    </w:p>
-    <w:p>
-      <w:pPr>
-        <w:spacing w:after="120"/>
+        <w:spacing w:after="40"/>
       </w:pPr>
       <w:r>
         <w:rPr>
@@ -1679,7 +1192,7 @@
           <w:i w:val="0"/>
           <w:sz w:val="22"/>
         </w:rPr>
-        <w:t>Обновление индексов пакетов и подготовка неинтерактивного режима установки:</w:t>
+        <w:t>Вывод данных. Чтобы убедиться в корректности загрузки, я выводил содержимое таблиц. Список всех таблиц базы я получил командой:</w:t>
       </w:r>
     </w:p>
     <w:p>
@@ -1693,28 +1206,12 @@
           <w:rFonts w:ascii="Consolas" w:hAnsi="Consolas"/>
           <w:sz w:val="18"/>
         </w:rPr>
-        <w:t>export DEBIAN_FRONTEND=noninteractive</w:t>
-        <w:br/>
-      </w:r>
-      <w:r>
-        <w:rPr>
-          <w:rFonts w:ascii="Consolas" w:hAnsi="Consolas"/>
-          <w:sz w:val="18"/>
-        </w:rPr>
-        <w:t>apt-get update -y</w:t>
+        <w:t>SHOW TABLES;</w:t>
       </w:r>
     </w:p>
     <w:p>
       <w:pPr>
-        <w:pStyle w:val="Heading2"/>
-      </w:pPr>
-      <w:r>
-        <w:t>6.3 (5.3) Установка и настройка СУБД</w:t>
-      </w:r>
-    </w:p>
-    <w:p>
-      <w:pPr>
-        <w:spacing w:after="120"/>
+        <w:spacing w:after="40"/>
       </w:pPr>
       <w:r>
         <w:rPr>
@@ -1722,7 +1219,7 @@
           <w:i w:val="0"/>
           <w:sz w:val="22"/>
         </w:rPr>
-        <w:t>Установка MySQL, разрешение сетевых подключений (bind-address = 0.0.0.0), создание БД и загрузка данных, настройка пользователя root для подключения с любого хоста:</w:t>
+        <w:t>Структуру (поля и типы) конкретной таблицы я смотрел командой:</w:t>
       </w:r>
     </w:p>
     <w:p>
@@ -1736,47 +1233,7 @@
           <w:rFonts w:ascii="Consolas" w:hAnsi="Consolas"/>
           <w:sz w:val="18"/>
         </w:rPr>
-        <w:t>apt-get install -y mysql-server</w:t>
-        <w:br/>
-      </w:r>
-      <w:r>
-        <w:rPr>
-          <w:rFonts w:ascii="Consolas" w:hAnsi="Consolas"/>
-          <w:sz w:val="18"/>
-        </w:rPr>
-        <w:t>systemctl enable --now mysql</w:t>
-        <w:br/>
-      </w:r>
-      <w:r>
-        <w:rPr>
-          <w:rFonts w:ascii="Consolas" w:hAnsi="Consolas"/>
-          <w:sz w:val="18"/>
-        </w:rPr>
-        <w:t>sed -i 's/^[[:space:]]*bind-address.*/bind-address = 0.0.0.0/' \</w:t>
-        <w:br/>
-      </w:r>
-      <w:r>
-        <w:rPr>
-          <w:rFonts w:ascii="Consolas" w:hAnsi="Consolas"/>
-          <w:sz w:val="18"/>
-        </w:rPr>
-        <w:t xml:space="preserve">    /etc/mysql/mysql.conf.d/mysqld.cnf</w:t>
-        <w:br/>
-      </w:r>
-      <w:r>
-        <w:rPr>
-          <w:rFonts w:ascii="Consolas" w:hAnsi="Consolas"/>
-          <w:sz w:val="18"/>
-        </w:rPr>
-        <w:t>systemctl restart mysql</w:t>
-        <w:br/>
-      </w:r>
-      <w:r>
-        <w:rPr>
-          <w:rFonts w:ascii="Consolas" w:hAnsi="Consolas"/>
-          <w:sz w:val="18"/>
-        </w:rPr>
-        <w:t>mysql -u root --default-character-set=utf8mb4 &lt; init.sql</w:t>
+        <w:t>DESCRIBE Products;</w:t>
       </w:r>
     </w:p>
     <w:p>
@@ -1789,7 +1246,7 @@
           <w:i w:val="0"/>
           <w:sz w:val="22"/>
         </w:rPr>
-        <w:t>Настройка root (выполняется в составе init.sql):</w:t>
+        <w:t>Содержимое таблицы товаров я вывел запросом:</w:t>
       </w:r>
     </w:p>
     <w:p>
@@ -1803,44 +1260,12 @@
           <w:rFonts w:ascii="Consolas" w:hAnsi="Consolas"/>
           <w:sz w:val="18"/>
         </w:rPr>
-        <w:t>CREATE USER IF NOT EXISTS 'root'@'%' IDENTIFIED BY 'Xmpl123!';</w:t>
-        <w:br/>
-      </w:r>
-      <w:r>
-        <w:rPr>
-          <w:rFonts w:ascii="Consolas" w:hAnsi="Consolas"/>
-          <w:sz w:val="18"/>
-        </w:rPr>
-        <w:t>ALTER USER 'root'@'%' IDENTIFIED WITH caching_sha2_password BY 'Xmpl123!';</w:t>
-        <w:br/>
-      </w:r>
-      <w:r>
-        <w:rPr>
-          <w:rFonts w:ascii="Consolas" w:hAnsi="Consolas"/>
-          <w:sz w:val="18"/>
-        </w:rPr>
-        <w:t>GRANT ALL PRIVILEGES ON *.* TO 'root'@'%' WITH GRANT OPTION;</w:t>
-        <w:br/>
-      </w:r>
-      <w:r>
-        <w:rPr>
-          <w:rFonts w:ascii="Consolas" w:hAnsi="Consolas"/>
-          <w:sz w:val="18"/>
-        </w:rPr>
-        <w:t>FLUSH PRIVILEGES;</w:t>
+        <w:t>SELECT * FROM Products;</w:t>
       </w:r>
     </w:p>
     <w:p>
       <w:pPr>
-        <w:pStyle w:val="Heading2"/>
-      </w:pPr>
-      <w:r>
-        <w:t>6.4 (5.4) Установка и настройка веб-сервера</w:t>
-      </w:r>
-    </w:p>
-    <w:p>
-      <w:pPr>
-        <w:spacing w:after="120"/>
+        <w:spacing w:after="40"/>
       </w:pPr>
       <w:r>
         <w:rPr>
@@ -1848,7 +1273,7 @@
           <w:i w:val="0"/>
           <w:sz w:val="22"/>
         </w:rPr>
-        <w:t>Установка Apache и PHP, удаление приветственной страницы Apache и назначение index.php индексной страницей, чтобы по адресу сервера сразу открывалось приложение:</w:t>
+        <w:t>А, например, список пользователей с их ролями — запросом с объединением таблиц:</w:t>
       </w:r>
     </w:p>
     <w:p>
@@ -1862,7 +1287,7 @@
           <w:rFonts w:ascii="Consolas" w:hAnsi="Consolas"/>
           <w:sz w:val="18"/>
         </w:rPr>
-        <w:t>apt-get install -y apache2 php libapache2-mod-php php-mysql php-mbstring</w:t>
+        <w:t>SELECT u.full_name, u.login, r.name AS role</w:t>
         <w:br/>
       </w:r>
       <w:r>
@@ -1870,55 +1295,15 @@
           <w:rFonts w:ascii="Consolas" w:hAnsi="Consolas"/>
           <w:sz w:val="18"/>
         </w:rPr>
-        <w:t>systemctl enable --now apache2</w:t>
-        <w:br/>
-      </w:r>
-      <w:r>
-        <w:rPr>
-          <w:rFonts w:ascii="Consolas" w:hAnsi="Consolas"/>
-          <w:sz w:val="18"/>
-        </w:rPr>
-        <w:t>rm -f /var/www/html/index.html</w:t>
-        <w:br/>
-      </w:r>
-      <w:r>
-        <w:rPr>
-          <w:rFonts w:ascii="Consolas" w:hAnsi="Consolas"/>
-          <w:sz w:val="18"/>
-        </w:rPr>
-        <w:t>sed -i 's/DirectoryIndex .*/DirectoryIndex index.php index.html/' \</w:t>
-        <w:br/>
-      </w:r>
-      <w:r>
-        <w:rPr>
-          <w:rFonts w:ascii="Consolas" w:hAnsi="Consolas"/>
-          <w:sz w:val="18"/>
-        </w:rPr>
-        <w:t xml:space="preserve">    /etc/apache2/mods-enabled/dir.conf</w:t>
-        <w:br/>
-      </w:r>
-      <w:r>
-        <w:rPr>
-          <w:rFonts w:ascii="Consolas" w:hAnsi="Consolas"/>
-          <w:sz w:val="18"/>
-        </w:rPr>
-        <w:t xml:space="preserve">a2enmod php* </w:t>
-        <w:br/>
-      </w:r>
-      <w:r>
-        <w:rPr>
-          <w:rFonts w:ascii="Consolas" w:hAnsi="Consolas"/>
-          <w:sz w:val="18"/>
-        </w:rPr>
-        <w:t>systemctl reload apache2</w:t>
+        <w:t>FROM Users u JOIN Roles r ON r.id = u.role_id;</w:t>
       </w:r>
     </w:p>
     <w:p>
       <w:pPr>
-        <w:pStyle w:val="Heading2"/>
+        <w:pStyle w:val="Heading1"/>
       </w:pPr>
       <w:r>
-        <w:t>6.5 (5.5) Развёртывание ИС на виртуальной машине</w:t>
+        <w:t>3. Модуль 2. Разработка приложения и вывод каталога</w:t>
       </w:r>
     </w:p>
     <w:p>
@@ -1931,7 +1316,20 @@
           <w:i w:val="0"/>
           <w:sz w:val="22"/>
         </w:rPr>
-        <w:t>Получение проекта из репозитория, копирование файлов сайта в каталог веб-сервера, назначение владельца и открытие портов 80 (сайт) и 3306 (СУБД):</w:t>
+        <w:t>Стартовый экран — окно входа. После авторизации в шапке отображается ФИО и роль пользователя. Каталог товаров выводится из базы данных карточками с фотографией (или заглушкой picture.png, если фото нет).</w:t>
+      </w:r>
+    </w:p>
+    <w:p>
+      <w:pPr>
+        <w:spacing w:after="40"/>
+      </w:pPr>
+      <w:r>
+        <w:rPr>
+          <w:b w:val="0"/>
+          <w:i w:val="0"/>
+          <w:sz w:val="22"/>
+        </w:rPr>
+        <w:t>Вывод каталога. Список товаров вместе со значениями из справочников я получаю запросом с объединением таблиц:</w:t>
       </w:r>
     </w:p>
     <w:p>
@@ -1945,7 +1343,7 @@
           <w:rFonts w:ascii="Consolas" w:hAnsi="Consolas"/>
           <w:sz w:val="18"/>
         </w:rPr>
-        <w:t>git clone --depth 1 \</w:t>
+        <w:t>SELECT p.*, c.name AS cat_name, s.name AS sup_name,</w:t>
         <w:br/>
       </w:r>
       <w:r>
@@ -1953,7 +1351,7 @@
           <w:rFonts w:ascii="Consolas" w:hAnsi="Consolas"/>
           <w:sz w:val="18"/>
         </w:rPr>
-        <w:t xml:space="preserve">    https://github.com/shortisshow-prog/mirigrushek.git /opt/mirigrushek</w:t>
+        <w:t xml:space="preserve">       m.name AS man_name, u.name AS unit_name</w:t>
         <w:br/>
       </w:r>
       <w:r>
@@ -1961,7 +1359,7 @@
           <w:rFonts w:ascii="Consolas" w:hAnsi="Consolas"/>
           <w:sz w:val="18"/>
         </w:rPr>
-        <w:t>cp -rf /opt/mirigrushek/web/.    /var/www/html/</w:t>
+        <w:t>FROM Products p</w:t>
         <w:br/>
       </w:r>
       <w:r>
@@ -1969,7 +1367,7 @@
           <w:rFonts w:ascii="Consolas" w:hAnsi="Consolas"/>
           <w:sz w:val="18"/>
         </w:rPr>
-        <w:t>cp -rf /opt/mirigrushek/images/. /var/www/html/images/</w:t>
+        <w:t xml:space="preserve">  JOIN Categories    c ON c.id = p.category_id</w:t>
         <w:br/>
       </w:r>
       <w:r>
@@ -1977,7 +1375,7 @@
           <w:rFonts w:ascii="Consolas" w:hAnsi="Consolas"/>
           <w:sz w:val="18"/>
         </w:rPr>
-        <w:t>cp -f  /opt/mirigrushek/report.docx /var/www/html/report.docx</w:t>
+        <w:t xml:space="preserve">  JOIN Suppliers     s ON s.id = p.supplier_id</w:t>
         <w:br/>
       </w:r>
       <w:r>
@@ -1985,7 +1383,7 @@
           <w:rFonts w:ascii="Consolas" w:hAnsi="Consolas"/>
           <w:sz w:val="18"/>
         </w:rPr>
-        <w:t>chown -R www-data:www-data /var/www/html</w:t>
+        <w:t xml:space="preserve">  JOIN Manufacturers m ON m.id = p.manufacturer_id</w:t>
         <w:br/>
       </w:r>
       <w:r>
@@ -1993,7 +1391,7 @@
           <w:rFonts w:ascii="Consolas" w:hAnsi="Consolas"/>
           <w:sz w:val="18"/>
         </w:rPr>
-        <w:t>ufw allow 80/tcp</w:t>
+        <w:t xml:space="preserve">  JOIN Units         u ON u.id = p.unit_id</w:t>
         <w:br/>
       </w:r>
       <w:r>
@@ -2001,7 +1399,7 @@
           <w:rFonts w:ascii="Consolas" w:hAnsi="Consolas"/>
           <w:sz w:val="18"/>
         </w:rPr>
-        <w:t>ufw allow 3306/tcp</w:t>
+        <w:t>ORDER BY p.name;</w:t>
       </w:r>
     </w:p>
     <w:p>
@@ -2010,11 +1408,81 @@
       </w:pPr>
       <w:r>
         <w:rPr>
+          <w:b/>
+          <w:i w:val="0"/>
+          <w:sz w:val="22"/>
+        </w:rPr>
+        <w:t>Подсветка строк (критерий 2.8) реализована по Руководству по стилю:</w:t>
+      </w:r>
+    </w:p>
+    <w:p>
+      <w:pPr>
+        <w:pStyle w:val="ListBullet"/>
+        <w:spacing w:after="40"/>
+      </w:pPr>
+      <w:r>
+        <w:t>если размер скидки превышает 17%, фон карточки товара — цвет #FFDEAD;</w:t>
+      </w:r>
+    </w:p>
+    <w:p>
+      <w:pPr>
+        <w:pStyle w:val="ListBullet"/>
+        <w:spacing w:after="40"/>
+      </w:pPr>
+      <w:r>
+        <w:t>если у товара снижена цена, основная цена перечёркнута и выделена красным, рядом указана итоговая цена чёрным цветом;</w:t>
+      </w:r>
+    </w:p>
+    <w:p>
+      <w:pPr>
+        <w:pStyle w:val="ListBullet"/>
+        <w:spacing w:after="40"/>
+      </w:pPr>
+      <w:r>
+        <w:t>если товара нет на складе, строка (карточка) выделяется голубым цветом;</w:t>
+      </w:r>
+    </w:p>
+    <w:p>
+      <w:pPr>
+        <w:pStyle w:val="ListBullet"/>
+        <w:spacing w:after="40"/>
+      </w:pPr>
+      <w:r>
+        <w:t>основной фон #FFFFFF, дополнительный #F5DEB3, акцент #DEB887; шрифт Arial; каждая форма имеет заголовок; на главной форме — логотип, у приложения — иконка.</w:t>
+      </w:r>
+    </w:p>
+    <w:p>
+      <w:pPr>
+        <w:pStyle w:val="Heading1"/>
+      </w:pPr>
+      <w:r>
+        <w:t>4. Модуль 3. Последовательный интерфейс: добавление, редактирование, удаление товаров</w:t>
+      </w:r>
+    </w:p>
+    <w:p>
+      <w:pPr>
+        <w:spacing w:after="120"/>
+      </w:pPr>
+      <w:r>
+        <w:rPr>
           <w:b w:val="0"/>
           <w:i w:val="0"/>
           <w:sz w:val="22"/>
         </w:rPr>
-        <w:t>Вся последовательность выполняется одной командой на чистом сервере:</w:t>
+        <w:t>Реализованы формы добавления и редактирования товара (со всеми полями из задания и загрузкой фотографии с проверкой минимального размера 300×200 px), а также удаление товара с подтверждением. Ниже команды, которые выполняются при этих операциях.</w:t>
+      </w:r>
+    </w:p>
+    <w:p>
+      <w:pPr>
+        <w:spacing w:after="40"/>
+      </w:pPr>
+      <w:r>
+        <w:rPr>
+          <w:b w:val="0"/>
+          <w:i w:val="0"/>
+          <w:sz w:val="22"/>
+        </w:rPr>
+        <w:t>Добавление товара:</w:t>
       </w:r>
     </w:p>
     <w:p>
@@ -2028,23 +1496,36 @@
           <w:rFonts w:ascii="Consolas" w:hAnsi="Consolas"/>
           <w:sz w:val="18"/>
         </w:rPr>
-        <w:t>curl -fsSL https://raw.githubusercontent.com/shortisshow-prog/mirigrushek/main/install.sh | sudo bash</w:t>
+        <w:t>INSERT INTO Products (article, name, unit_id, price, supplier_id, manufacturer_id,</w:t>
+        <w:br/>
+      </w:r>
+      <w:r>
+        <w:rPr>
+          <w:rFonts w:ascii="Consolas" w:hAnsi="Consolas"/>
+          <w:sz w:val="18"/>
+        </w:rPr>
+        <w:t xml:space="preserve">                      category_id, discount, stock_qty, description, photo)</w:t>
+        <w:br/>
+      </w:r>
+      <w:r>
+        <w:rPr>
+          <w:rFonts w:ascii="Consolas" w:hAnsi="Consolas"/>
+          <w:sz w:val="18"/>
+        </w:rPr>
+        <w:t>VALUES ('A1B2C3', 'Новый товар', 1, 990, 1, 1, 1, 0, 10, 'Описание', 'foto.jpg');</w:t>
       </w:r>
     </w:p>
     <w:p>
       <w:pPr>
-        <w:pStyle w:val="Heading1"/>
+        <w:spacing w:after="40"/>
       </w:pPr>
       <w:r>
-        <w:t>7. Полные листинги сценариев развёртывания</w:t>
-      </w:r>
-    </w:p>
-    <w:p>
-      <w:pPr>
-        <w:pStyle w:val="Heading2"/>
-      </w:pPr>
-      <w:r>
-        <w:t>7.1 install.sh — загрузчик (клонирование и запуск)</w:t>
+        <w:rPr>
+          <w:b w:val="0"/>
+          <w:i w:val="0"/>
+          <w:sz w:val="22"/>
+        </w:rPr>
+        <w:t>Редактирование товара:</w:t>
       </w:r>
     </w:p>
     <w:p>
@@ -2056,203 +1537,38 @@
       <w:r>
         <w:rPr>
           <w:rFonts w:ascii="Consolas" w:hAnsi="Consolas"/>
-          <w:sz w:val="17"/>
-        </w:rPr>
-        <w:t>#!/usr/bin/env bash</w:t>
+          <w:sz w:val="18"/>
+        </w:rPr>
+        <w:t>UPDATE Products</w:t>
         <w:br/>
       </w:r>
       <w:r>
         <w:rPr>
           <w:rFonts w:ascii="Consolas" w:hAnsi="Consolas"/>
-          <w:sz w:val="17"/>
-        </w:rPr>
-        <w:t>set -euo pipefail</w:t>
+          <w:sz w:val="18"/>
+        </w:rPr>
+        <w:t>SET name = 'Новое название', price = 1290, discount = 20, stock_qty = 5</w:t>
         <w:br/>
       </w:r>
       <w:r>
         <w:rPr>
           <w:rFonts w:ascii="Consolas" w:hAnsi="Consolas"/>
-          <w:sz w:val="17"/>
-        </w:rPr>
-        <w:br/>
-      </w:r>
-      <w:r>
-        <w:rPr>
-          <w:rFonts w:ascii="Consolas" w:hAnsi="Consolas"/>
-          <w:sz w:val="17"/>
-        </w:rPr>
-        <w:t>REPO_URL="https://github.com/shortisshow-prog/mirigrushek.git"</w:t>
-        <w:br/>
-      </w:r>
-      <w:r>
-        <w:rPr>
-          <w:rFonts w:ascii="Consolas" w:hAnsi="Consolas"/>
-          <w:sz w:val="17"/>
-        </w:rPr>
-        <w:t>DEST="/opt/mirigrushek"</w:t>
-        <w:br/>
-      </w:r>
-      <w:r>
-        <w:rPr>
-          <w:rFonts w:ascii="Consolas" w:hAnsi="Consolas"/>
-          <w:sz w:val="17"/>
-        </w:rPr>
-        <w:br/>
-      </w:r>
-      <w:r>
-        <w:rPr>
-          <w:rFonts w:ascii="Consolas" w:hAnsi="Consolas"/>
-          <w:sz w:val="17"/>
-        </w:rPr>
-        <w:t>if [[ $EUID -ne 0 ]]; then</w:t>
-        <w:br/>
-      </w:r>
-      <w:r>
-        <w:rPr>
-          <w:rFonts w:ascii="Consolas" w:hAnsi="Consolas"/>
-          <w:sz w:val="17"/>
-        </w:rPr>
-        <w:t xml:space="preserve">  echo "Нужны права root. Запустите:" &gt;&amp;2</w:t>
-        <w:br/>
-      </w:r>
-      <w:r>
-        <w:rPr>
-          <w:rFonts w:ascii="Consolas" w:hAnsi="Consolas"/>
-          <w:sz w:val="17"/>
-        </w:rPr>
-        <w:t xml:space="preserve">  echo "  curl -fsSL https://raw.githubusercontent.com/shortisshow-prog/mirigrushek/main/install.sh | sudo bash" &gt;&amp;2</w:t>
-        <w:br/>
-      </w:r>
-      <w:r>
-        <w:rPr>
-          <w:rFonts w:ascii="Consolas" w:hAnsi="Consolas"/>
-          <w:sz w:val="17"/>
-        </w:rPr>
-        <w:t xml:space="preserve">  exit 1</w:t>
-        <w:br/>
-      </w:r>
-      <w:r>
-        <w:rPr>
-          <w:rFonts w:ascii="Consolas" w:hAnsi="Consolas"/>
-          <w:sz w:val="17"/>
-        </w:rPr>
-        <w:t>fi</w:t>
-        <w:br/>
-      </w:r>
-      <w:r>
-        <w:rPr>
-          <w:rFonts w:ascii="Consolas" w:hAnsi="Consolas"/>
-          <w:sz w:val="17"/>
-        </w:rPr>
-        <w:br/>
-      </w:r>
-      <w:r>
-        <w:rPr>
-          <w:rFonts w:ascii="Consolas" w:hAnsi="Consolas"/>
-          <w:sz w:val="17"/>
-        </w:rPr>
-        <w:t>echo "==&gt; Установка git…"</w:t>
-        <w:br/>
-      </w:r>
-      <w:r>
-        <w:rPr>
-          <w:rFonts w:ascii="Consolas" w:hAnsi="Consolas"/>
-          <w:sz w:val="17"/>
-        </w:rPr>
-        <w:t>export DEBIAN_FRONTEND=noninteractive</w:t>
-        <w:br/>
-      </w:r>
-      <w:r>
-        <w:rPr>
-          <w:rFonts w:ascii="Consolas" w:hAnsi="Consolas"/>
-          <w:sz w:val="17"/>
-        </w:rPr>
-        <w:t>apt-get update -y</w:t>
-        <w:br/>
-      </w:r>
-      <w:r>
-        <w:rPr>
-          <w:rFonts w:ascii="Consolas" w:hAnsi="Consolas"/>
-          <w:sz w:val="17"/>
-        </w:rPr>
-        <w:t>apt-get install -y git</w:t>
-        <w:br/>
-      </w:r>
-      <w:r>
-        <w:rPr>
-          <w:rFonts w:ascii="Consolas" w:hAnsi="Consolas"/>
-          <w:sz w:val="17"/>
-        </w:rPr>
-        <w:br/>
-      </w:r>
-      <w:r>
-        <w:rPr>
-          <w:rFonts w:ascii="Consolas" w:hAnsi="Consolas"/>
-          <w:sz w:val="17"/>
-        </w:rPr>
-        <w:t>echo "==&gt; Клонирование репозитория в $DEST…"</w:t>
-        <w:br/>
-      </w:r>
-      <w:r>
-        <w:rPr>
-          <w:rFonts w:ascii="Consolas" w:hAnsi="Consolas"/>
-          <w:sz w:val="17"/>
-        </w:rPr>
-        <w:t>rm -rf "$DEST"</w:t>
-        <w:br/>
-      </w:r>
-      <w:r>
-        <w:rPr>
-          <w:rFonts w:ascii="Consolas" w:hAnsi="Consolas"/>
-          <w:sz w:val="17"/>
-        </w:rPr>
-        <w:t>git clone --depth 1 "$REPO_URL" "$DEST"</w:t>
-        <w:br/>
-      </w:r>
-      <w:r>
-        <w:rPr>
-          <w:rFonts w:ascii="Consolas" w:hAnsi="Consolas"/>
-          <w:sz w:val="17"/>
-        </w:rPr>
-        <w:br/>
-      </w:r>
-      <w:r>
-        <w:rPr>
-          <w:rFonts w:ascii="Consolas" w:hAnsi="Consolas"/>
-          <w:sz w:val="17"/>
-        </w:rPr>
-        <w:t>echo "==&gt; Запуск установки…"</w:t>
-        <w:br/>
-      </w:r>
-      <w:r>
-        <w:rPr>
-          <w:rFonts w:ascii="Consolas" w:hAnsi="Consolas"/>
-          <w:sz w:val="17"/>
-        </w:rPr>
-        <w:t>cd "$DEST"</w:t>
-        <w:br/>
-      </w:r>
-      <w:r>
-        <w:rPr>
-          <w:rFonts w:ascii="Consolas" w:hAnsi="Consolas"/>
-          <w:sz w:val="17"/>
-        </w:rPr>
-        <w:t>bash setup.sh</w:t>
-        <w:br/>
-      </w:r>
-      <w:r>
-        <w:rPr>
-          <w:rFonts w:ascii="Consolas" w:hAnsi="Consolas"/>
-          <w:sz w:val="17"/>
-        </w:rPr>
+          <w:sz w:val="18"/>
+        </w:rPr>
+        <w:t>WHERE article = 'A1B2C3';</w:t>
       </w:r>
     </w:p>
     <w:p>
       <w:pPr>
-        <w:pStyle w:val="Heading2"/>
+        <w:spacing w:after="40"/>
       </w:pPr>
       <w:r>
-        <w:t>7.2 setup.sh — установка LAMP, БД и сайта</w:t>
+        <w:rPr>
+          <w:b w:val="0"/>
+          <w:i w:val="0"/>
+          <w:sz w:val="22"/>
+        </w:rPr>
+        <w:t>Удаление товара:</w:t>
       </w:r>
     </w:p>
     <w:p>
@@ -2264,527 +1580,63 @@
       <w:r>
         <w:rPr>
           <w:rFonts w:ascii="Consolas" w:hAnsi="Consolas"/>
-          <w:sz w:val="17"/>
-        </w:rPr>
-        <w:t>#!/usr/bin/env bash</w:t>
-        <w:br/>
-      </w:r>
+          <w:sz w:val="18"/>
+        </w:rPr>
+        <w:t>DELETE FROM Products WHERE article = 'A1B2C3';</w:t>
+      </w:r>
+    </w:p>
+    <w:p>
+      <w:pPr>
+        <w:spacing w:after="40"/>
+      </w:pPr>
+      <w:r>
+        <w:rPr>
+          <w:b w:val="0"/>
+          <w:i w:val="0"/>
+          <w:sz w:val="22"/>
+        </w:rPr>
+        <w:t>Поиск по наименованию (критерий 3.7):</w:t>
+      </w:r>
+    </w:p>
+    <w:p>
+      <w:pPr>
+        <w:spacing w:before="80" w:after="160"/>
+        <w:ind w:left="120"/>
+        <w:shd w:val="clear" w:color="auto" w:fill="F2F2F2"/>
+      </w:pPr>
       <w:r>
         <w:rPr>
           <w:rFonts w:ascii="Consolas" w:hAnsi="Consolas"/>
-          <w:sz w:val="17"/>
-        </w:rPr>
-        <w:t>set -euo pipefail</w:t>
-        <w:br/>
-      </w:r>
+          <w:sz w:val="18"/>
+        </w:rPr>
+        <w:t>SELECT * FROM Products WHERE name LIKE '%машин%';</w:t>
+      </w:r>
+    </w:p>
+    <w:p>
+      <w:pPr>
+        <w:spacing w:after="40"/>
+      </w:pPr>
+      <w:r>
+        <w:rPr>
+          <w:b w:val="0"/>
+          <w:i w:val="0"/>
+          <w:sz w:val="22"/>
+        </w:rPr>
+        <w:t>Сортировка по цене (критерий 3.8) и фильтрация по категории (критерий 3.9):</w:t>
+      </w:r>
+    </w:p>
+    <w:p>
+      <w:pPr>
+        <w:spacing w:before="80" w:after="160"/>
+        <w:ind w:left="120"/>
+        <w:shd w:val="clear" w:color="auto" w:fill="F2F2F2"/>
+      </w:pPr>
       <w:r>
         <w:rPr>
           <w:rFonts w:ascii="Consolas" w:hAnsi="Consolas"/>
-          <w:sz w:val="17"/>
-        </w:rPr>
-        <w:br/>
-      </w:r>
-      <w:r>
-        <w:rPr>
-          <w:rFonts w:ascii="Consolas" w:hAnsi="Consolas"/>
-          <w:sz w:val="17"/>
-        </w:rPr>
-        <w:t>DB_NAME="mirigrushek"</w:t>
-        <w:br/>
-      </w:r>
-      <w:r>
-        <w:rPr>
-          <w:rFonts w:ascii="Consolas" w:hAnsi="Consolas"/>
-          <w:sz w:val="17"/>
-        </w:rPr>
-        <w:t>DB_PASS="Xmpl123!"</w:t>
-        <w:br/>
-      </w:r>
-      <w:r>
-        <w:rPr>
-          <w:rFonts w:ascii="Consolas" w:hAnsi="Consolas"/>
-          <w:sz w:val="17"/>
-        </w:rPr>
-        <w:t>WEBROOT="/var/www/html"</w:t>
-        <w:br/>
-      </w:r>
-      <w:r>
-        <w:rPr>
-          <w:rFonts w:ascii="Consolas" w:hAnsi="Consolas"/>
-          <w:sz w:val="17"/>
-        </w:rPr>
-        <w:t>HERE="$(cd "$(dirname "${BASH_SOURCE[0]}")" &amp;&amp; pwd)"</w:t>
-        <w:br/>
-      </w:r>
-      <w:r>
-        <w:rPr>
-          <w:rFonts w:ascii="Consolas" w:hAnsi="Consolas"/>
-          <w:sz w:val="17"/>
-        </w:rPr>
-        <w:br/>
-      </w:r>
-      <w:r>
-        <w:rPr>
-          <w:rFonts w:ascii="Consolas" w:hAnsi="Consolas"/>
-          <w:sz w:val="17"/>
-        </w:rPr>
-        <w:t>if [[ $EUID -ne 0 ]]; then</w:t>
-        <w:br/>
-      </w:r>
-      <w:r>
-        <w:rPr>
-          <w:rFonts w:ascii="Consolas" w:hAnsi="Consolas"/>
-          <w:sz w:val="17"/>
-        </w:rPr>
-        <w:t xml:space="preserve">  echo "Запустите через sudo:  sudo bash setup.sh" &gt;&amp;2</w:t>
-        <w:br/>
-      </w:r>
-      <w:r>
-        <w:rPr>
-          <w:rFonts w:ascii="Consolas" w:hAnsi="Consolas"/>
-          <w:sz w:val="17"/>
-        </w:rPr>
-        <w:t xml:space="preserve">  exit 1</w:t>
-        <w:br/>
-      </w:r>
-      <w:r>
-        <w:rPr>
-          <w:rFonts w:ascii="Consolas" w:hAnsi="Consolas"/>
-          <w:sz w:val="17"/>
-        </w:rPr>
-        <w:t>fi</w:t>
-        <w:br/>
-      </w:r>
-      <w:r>
-        <w:rPr>
-          <w:rFonts w:ascii="Consolas" w:hAnsi="Consolas"/>
-          <w:sz w:val="17"/>
-        </w:rPr>
-        <w:br/>
-      </w:r>
-      <w:r>
-        <w:rPr>
-          <w:rFonts w:ascii="Consolas" w:hAnsi="Consolas"/>
-          <w:sz w:val="17"/>
-        </w:rPr>
-        <w:t>echo "==&gt; [1/6] Установка пакетов (Apache, MySQL, PHP)…"</w:t>
-        <w:br/>
-      </w:r>
-      <w:r>
-        <w:rPr>
-          <w:rFonts w:ascii="Consolas" w:hAnsi="Consolas"/>
-          <w:sz w:val="17"/>
-        </w:rPr>
-        <w:t>export DEBIAN_FRONTEND=noninteractive</w:t>
-        <w:br/>
-      </w:r>
-      <w:r>
-        <w:rPr>
-          <w:rFonts w:ascii="Consolas" w:hAnsi="Consolas"/>
-          <w:sz w:val="17"/>
-        </w:rPr>
-        <w:t>apt-get update -y</w:t>
-        <w:br/>
-      </w:r>
-      <w:r>
-        <w:rPr>
-          <w:rFonts w:ascii="Consolas" w:hAnsi="Consolas"/>
-          <w:sz w:val="17"/>
-        </w:rPr>
-        <w:t>apt-get install -y apache2 mysql-server php libapache2-mod-php php-mysql php-mbstring</w:t>
-        <w:br/>
-      </w:r>
-      <w:r>
-        <w:rPr>
-          <w:rFonts w:ascii="Consolas" w:hAnsi="Consolas"/>
-          <w:sz w:val="17"/>
-        </w:rPr>
-        <w:br/>
-      </w:r>
-      <w:r>
-        <w:rPr>
-          <w:rFonts w:ascii="Consolas" w:hAnsi="Consolas"/>
-          <w:sz w:val="17"/>
-        </w:rPr>
-        <w:t>echo "==&gt; [2/6] Запуск служб…"</w:t>
-        <w:br/>
-      </w:r>
-      <w:r>
-        <w:rPr>
-          <w:rFonts w:ascii="Consolas" w:hAnsi="Consolas"/>
-          <w:sz w:val="17"/>
-        </w:rPr>
-        <w:t>systemctl enable --now apache2</w:t>
-        <w:br/>
-      </w:r>
-      <w:r>
-        <w:rPr>
-          <w:rFonts w:ascii="Consolas" w:hAnsi="Consolas"/>
-          <w:sz w:val="17"/>
-        </w:rPr>
-        <w:t>systemctl enable --now mysql</w:t>
-        <w:br/>
-      </w:r>
-      <w:r>
-        <w:rPr>
-          <w:rFonts w:ascii="Consolas" w:hAnsi="Consolas"/>
-          <w:sz w:val="17"/>
-        </w:rPr>
-        <w:br/>
-      </w:r>
-      <w:r>
-        <w:rPr>
-          <w:rFonts w:ascii="Consolas" w:hAnsi="Consolas"/>
-          <w:sz w:val="17"/>
-        </w:rPr>
-        <w:t>echo "==&gt; [3/6] Разрешаем подключение к MySQL по сети (bind-address = 0.0.0.0)…"</w:t>
-        <w:br/>
-      </w:r>
-      <w:r>
-        <w:rPr>
-          <w:rFonts w:ascii="Consolas" w:hAnsi="Consolas"/>
-          <w:sz w:val="17"/>
-        </w:rPr>
-        <w:t>CNF="/etc/mysql/mysql.conf.d/mysqld.cnf"</w:t>
-        <w:br/>
-      </w:r>
-      <w:r>
-        <w:rPr>
-          <w:rFonts w:ascii="Consolas" w:hAnsi="Consolas"/>
-          <w:sz w:val="17"/>
-        </w:rPr>
-        <w:t>if [[ -f "$CNF" ]]; then</w:t>
-        <w:br/>
-      </w:r>
-      <w:r>
-        <w:rPr>
-          <w:rFonts w:ascii="Consolas" w:hAnsi="Consolas"/>
-          <w:sz w:val="17"/>
-        </w:rPr>
-        <w:t xml:space="preserve">  sed -i 's/^[[:space:]]*bind-address.*/bind-address = 0.0.0.0/' "$CNF"</w:t>
-        <w:br/>
-      </w:r>
-      <w:r>
-        <w:rPr>
-          <w:rFonts w:ascii="Consolas" w:hAnsi="Consolas"/>
-          <w:sz w:val="17"/>
-        </w:rPr>
-        <w:t xml:space="preserve">  grep -q '^bind-address' "$CNF" || echo 'bind-address = 0.0.0.0' &gt;&gt; "$CNF"</w:t>
-        <w:br/>
-      </w:r>
-      <w:r>
-        <w:rPr>
-          <w:rFonts w:ascii="Consolas" w:hAnsi="Consolas"/>
-          <w:sz w:val="17"/>
-        </w:rPr>
-        <w:t xml:space="preserve">  sed -i 's/^[[:space:]]*mysqlx-bind-address.*/mysqlx-bind-address = 0.0.0.0/' "$CNF" || true</w:t>
-        <w:br/>
-      </w:r>
-      <w:r>
-        <w:rPr>
-          <w:rFonts w:ascii="Consolas" w:hAnsi="Consolas"/>
-          <w:sz w:val="17"/>
-        </w:rPr>
-        <w:t>fi</w:t>
-        <w:br/>
-      </w:r>
-      <w:r>
-        <w:rPr>
-          <w:rFonts w:ascii="Consolas" w:hAnsi="Consolas"/>
-          <w:sz w:val="17"/>
-        </w:rPr>
-        <w:t>systemctl restart mysql</w:t>
-        <w:br/>
-      </w:r>
-      <w:r>
-        <w:rPr>
-          <w:rFonts w:ascii="Consolas" w:hAnsi="Consolas"/>
-          <w:sz w:val="17"/>
-        </w:rPr>
-        <w:br/>
-      </w:r>
-      <w:r>
-        <w:rPr>
-          <w:rFonts w:ascii="Consolas" w:hAnsi="Consolas"/>
-          <w:sz w:val="17"/>
-        </w:rPr>
-        <w:t>echo "==&gt; [4/6] Создание базы данных и загрузка данных…"</w:t>
-        <w:br/>
-      </w:r>
-      <w:r>
-        <w:rPr>
-          <w:rFonts w:ascii="Consolas" w:hAnsi="Consolas"/>
-          <w:sz w:val="17"/>
-        </w:rPr>
-        <w:t>if mysql -u root -e "SELECT 1" &gt;/dev/null 2&gt;&amp;1; then</w:t>
-        <w:br/>
-      </w:r>
-      <w:r>
-        <w:rPr>
-          <w:rFonts w:ascii="Consolas" w:hAnsi="Consolas"/>
-          <w:sz w:val="17"/>
-        </w:rPr>
-        <w:t xml:space="preserve">  mysql -u root --default-character-set=utf8mb4 &lt; "$HERE/init.sql"</w:t>
-        <w:br/>
-      </w:r>
-      <w:r>
-        <w:rPr>
-          <w:rFonts w:ascii="Consolas" w:hAnsi="Consolas"/>
-          <w:sz w:val="17"/>
-        </w:rPr>
-        <w:t>else</w:t>
-        <w:br/>
-      </w:r>
-      <w:r>
-        <w:rPr>
-          <w:rFonts w:ascii="Consolas" w:hAnsi="Consolas"/>
-          <w:sz w:val="17"/>
-        </w:rPr>
-        <w:t xml:space="preserve">  mysql -u root -p"$DB_PASS" --default-character-set=utf8mb4 &lt; "$HERE/init.sql"</w:t>
-        <w:br/>
-      </w:r>
-      <w:r>
-        <w:rPr>
-          <w:rFonts w:ascii="Consolas" w:hAnsi="Consolas"/>
-          <w:sz w:val="17"/>
-        </w:rPr>
-        <w:t>fi</w:t>
-        <w:br/>
-      </w:r>
-      <w:r>
-        <w:rPr>
-          <w:rFonts w:ascii="Consolas" w:hAnsi="Consolas"/>
-          <w:sz w:val="17"/>
-        </w:rPr>
-        <w:br/>
-      </w:r>
-      <w:r>
-        <w:rPr>
-          <w:rFonts w:ascii="Consolas" w:hAnsi="Consolas"/>
-          <w:sz w:val="17"/>
-        </w:rPr>
-        <w:t>echo "==&gt; [5/6] Развёртывание сайта в $WEBROOT…"</w:t>
-        <w:br/>
-      </w:r>
-      <w:r>
-        <w:rPr>
-          <w:rFonts w:ascii="Consolas" w:hAnsi="Consolas"/>
-          <w:sz w:val="17"/>
-        </w:rPr>
-        <w:t>rm -f "$WEBROOT/index.html"</w:t>
-        <w:br/>
-      </w:r>
-      <w:r>
-        <w:rPr>
-          <w:rFonts w:ascii="Consolas" w:hAnsi="Consolas"/>
-          <w:sz w:val="17"/>
-        </w:rPr>
-        <w:t>mkdir -p "$WEBROOT/images"</w:t>
-        <w:br/>
-      </w:r>
-      <w:r>
-        <w:rPr>
-          <w:rFonts w:ascii="Consolas" w:hAnsi="Consolas"/>
-          <w:sz w:val="17"/>
-        </w:rPr>
-        <w:t>cp -rf "$HERE/web/." "$WEBROOT/"</w:t>
-        <w:br/>
-      </w:r>
-      <w:r>
-        <w:rPr>
-          <w:rFonts w:ascii="Consolas" w:hAnsi="Consolas"/>
-          <w:sz w:val="17"/>
-        </w:rPr>
-        <w:t>[[ -d "$HERE/images" ]] &amp;&amp; cp -rf "$HERE/images/." "$WEBROOT/images/"</w:t>
-        <w:br/>
-      </w:r>
-      <w:r>
-        <w:rPr>
-          <w:rFonts w:ascii="Consolas" w:hAnsi="Consolas"/>
-          <w:sz w:val="17"/>
-        </w:rPr>
-        <w:t>[[ -f "$HERE/report.docx" ]] &amp;&amp; cp -f "$HERE/report.docx" "$WEBROOT/report.docx"</w:t>
-        <w:br/>
-      </w:r>
-      <w:r>
-        <w:rPr>
-          <w:rFonts w:ascii="Consolas" w:hAnsi="Consolas"/>
-          <w:sz w:val="17"/>
-        </w:rPr>
-        <w:t>chown -R www-data:www-data "$WEBROOT"</w:t>
-        <w:br/>
-      </w:r>
-      <w:r>
-        <w:rPr>
-          <w:rFonts w:ascii="Consolas" w:hAnsi="Consolas"/>
-          <w:sz w:val="17"/>
-        </w:rPr>
-        <w:t>a2enmod php* &gt;/dev/null 2&gt;&amp;1 || true</w:t>
-        <w:br/>
-      </w:r>
-      <w:r>
-        <w:rPr>
-          <w:rFonts w:ascii="Consolas" w:hAnsi="Consolas"/>
-          <w:sz w:val="17"/>
-        </w:rPr>
-        <w:t>if ! grep -q 'DirectoryIndex index.php' /etc/apache2/mods-enabled/dir.conf 2&gt;/dev/null; then</w:t>
-        <w:br/>
-      </w:r>
-      <w:r>
-        <w:rPr>
-          <w:rFonts w:ascii="Consolas" w:hAnsi="Consolas"/>
-          <w:sz w:val="17"/>
-        </w:rPr>
-        <w:t xml:space="preserve">  sed -i 's/DirectoryIndex .*/DirectoryIndex index.php index.html/' /etc/apache2/mods-enabled/dir.conf || true</w:t>
-        <w:br/>
-      </w:r>
-      <w:r>
-        <w:rPr>
-          <w:rFonts w:ascii="Consolas" w:hAnsi="Consolas"/>
-          <w:sz w:val="17"/>
-        </w:rPr>
-        <w:t>fi</w:t>
-        <w:br/>
-      </w:r>
-      <w:r>
-        <w:rPr>
-          <w:rFonts w:ascii="Consolas" w:hAnsi="Consolas"/>
-          <w:sz w:val="17"/>
-        </w:rPr>
-        <w:t>systemctl reload apache2</w:t>
-        <w:br/>
-      </w:r>
-      <w:r>
-        <w:rPr>
-          <w:rFonts w:ascii="Consolas" w:hAnsi="Consolas"/>
-          <w:sz w:val="17"/>
-        </w:rPr>
-        <w:br/>
-      </w:r>
-      <w:r>
-        <w:rPr>
-          <w:rFonts w:ascii="Consolas" w:hAnsi="Consolas"/>
-          <w:sz w:val="17"/>
-        </w:rPr>
-        <w:t>echo "==&gt; [6/6] Открываем порты 80 (сайт) и 3306 (MySQL Workbench) в фаерволе…"</w:t>
-        <w:br/>
-      </w:r>
-      <w:r>
-        <w:rPr>
-          <w:rFonts w:ascii="Consolas" w:hAnsi="Consolas"/>
-          <w:sz w:val="17"/>
-        </w:rPr>
-        <w:t>if command -v ufw &gt;/dev/null 2&gt;&amp;1 &amp;&amp; ufw status | grep -q "Status: active"; then</w:t>
-        <w:br/>
-      </w:r>
-      <w:r>
-        <w:rPr>
-          <w:rFonts w:ascii="Consolas" w:hAnsi="Consolas"/>
-          <w:sz w:val="17"/>
-        </w:rPr>
-        <w:t xml:space="preserve">  ufw allow 80/tcp   || true</w:t>
-        <w:br/>
-      </w:r>
-      <w:r>
-        <w:rPr>
-          <w:rFonts w:ascii="Consolas" w:hAnsi="Consolas"/>
-          <w:sz w:val="17"/>
-        </w:rPr>
-        <w:t xml:space="preserve">  ufw allow 3306/tcp || true</w:t>
-        <w:br/>
-      </w:r>
-      <w:r>
-        <w:rPr>
-          <w:rFonts w:ascii="Consolas" w:hAnsi="Consolas"/>
-          <w:sz w:val="17"/>
-        </w:rPr>
-        <w:t>fi</w:t>
-        <w:br/>
-      </w:r>
-      <w:r>
-        <w:rPr>
-          <w:rFonts w:ascii="Consolas" w:hAnsi="Consolas"/>
-          <w:sz w:val="17"/>
-        </w:rPr>
-        <w:br/>
-      </w:r>
-      <w:r>
-        <w:rPr>
-          <w:rFonts w:ascii="Consolas" w:hAnsi="Consolas"/>
-          <w:sz w:val="17"/>
-        </w:rPr>
-        <w:t>IP="$(hostname -I | awk '{print $1}')"</w:t>
-        <w:br/>
-      </w:r>
-      <w:r>
-        <w:rPr>
-          <w:rFonts w:ascii="Consolas" w:hAnsi="Consolas"/>
-          <w:sz w:val="17"/>
-        </w:rPr>
-        <w:t>echo</w:t>
-        <w:br/>
-      </w:r>
-      <w:r>
-        <w:rPr>
-          <w:rFonts w:ascii="Consolas" w:hAnsi="Consolas"/>
-          <w:sz w:val="17"/>
-        </w:rPr>
-        <w:t>echo "============================================================"</w:t>
-        <w:br/>
-      </w:r>
-      <w:r>
-        <w:rPr>
-          <w:rFonts w:ascii="Consolas" w:hAnsi="Consolas"/>
-          <w:sz w:val="17"/>
-        </w:rPr>
-        <w:t>echo "  ГОТОВО."</w:t>
-        <w:br/>
-      </w:r>
-      <w:r>
-        <w:rPr>
-          <w:rFonts w:ascii="Consolas" w:hAnsi="Consolas"/>
-          <w:sz w:val="17"/>
-        </w:rPr>
-        <w:t>echo "  Сайт:               http://$IP/"</w:t>
-        <w:br/>
-      </w:r>
-      <w:r>
-        <w:rPr>
-          <w:rFonts w:ascii="Consolas" w:hAnsi="Consolas"/>
-          <w:sz w:val="17"/>
-        </w:rPr>
-        <w:t>echo "  MySQL Workbench:    host=$IP  port=3306  user=root  pass=$DB_PASS"</w:t>
-        <w:br/>
-      </w:r>
-      <w:r>
-        <w:rPr>
-          <w:rFonts w:ascii="Consolas" w:hAnsi="Consolas"/>
-          <w:sz w:val="17"/>
-        </w:rPr>
-        <w:t>echo "  База данных:        $DB_NAME"</w:t>
-        <w:br/>
-      </w:r>
-      <w:r>
-        <w:rPr>
-          <w:rFonts w:ascii="Consolas" w:hAnsi="Consolas"/>
-          <w:sz w:val="17"/>
-        </w:rPr>
-        <w:t>echo "  Пользователи сайта: логин = email из задания, пароль = $DB_PASS"</w:t>
-        <w:br/>
-      </w:r>
-      <w:r>
-        <w:rPr>
-          <w:rFonts w:ascii="Consolas" w:hAnsi="Consolas"/>
-          <w:sz w:val="17"/>
-        </w:rPr>
-        <w:t>echo "============================================================"</w:t>
-        <w:br/>
-      </w:r>
-      <w:r>
-        <w:rPr>
-          <w:rFonts w:ascii="Consolas" w:hAnsi="Consolas"/>
-          <w:sz w:val="17"/>
-        </w:rPr>
+          <w:sz w:val="18"/>
+        </w:rPr>
+        <w:t>SELECT * FROM Products WHERE category_id = 1 ORDER BY price ASC;</w:t>
       </w:r>
     </w:p>
     <w:p>
@@ -2792,7 +1644,718 @@
         <w:pStyle w:val="Heading1"/>
       </w:pPr>
       <w:r>
-        <w:t>8. Сводная таблица использованных команд</w:t>
+        <w:t>5. Модуль 4. Заказы: просмотр, добавление, редактирование, удаление</w:t>
+      </w:r>
+    </w:p>
+    <w:p>
+      <w:pPr>
+        <w:spacing w:after="120"/>
+      </w:pPr>
+      <w:r>
+        <w:rPr>
+          <w:b w:val="0"/>
+          <w:i w:val="0"/>
+          <w:sz w:val="22"/>
+        </w:rPr>
+        <w:t>По кнопке «Заказы» выводится список заказов согласно макету (артикулы, статус, адрес пункта выдачи, даты, клиент, код получения). Реализованы добавление, редактирование и удаление заказов.</w:t>
+      </w:r>
+    </w:p>
+    <w:p>
+      <w:pPr>
+        <w:spacing w:after="40"/>
+      </w:pPr>
+      <w:r>
+        <w:rPr>
+          <w:b w:val="0"/>
+          <w:i w:val="0"/>
+          <w:sz w:val="22"/>
+        </w:rPr>
+        <w:t>Вывод списка заказов с составом каждого заказа:</w:t>
+      </w:r>
+    </w:p>
+    <w:p>
+      <w:pPr>
+        <w:spacing w:before="80" w:after="160"/>
+        <w:ind w:left="120"/>
+        <w:shd w:val="clear" w:color="auto" w:fill="F2F2F2"/>
+      </w:pPr>
+      <w:r>
+        <w:rPr>
+          <w:rFonts w:ascii="Consolas" w:hAnsi="Consolas"/>
+          <w:sz w:val="18"/>
+        </w:rPr>
+        <w:t>SELECT o.id, o.order_date, o.delivery_date, os.name AS status,</w:t>
+        <w:br/>
+      </w:r>
+      <w:r>
+        <w:rPr>
+          <w:rFonts w:ascii="Consolas" w:hAnsi="Consolas"/>
+          <w:sz w:val="18"/>
+        </w:rPr>
+        <w:t xml:space="preserve">       pp.address, cu.full_name AS client, o.receive_code,</w:t>
+        <w:br/>
+      </w:r>
+      <w:r>
+        <w:rPr>
+          <w:rFonts w:ascii="Consolas" w:hAnsi="Consolas"/>
+          <w:sz w:val="18"/>
+        </w:rPr>
+        <w:t xml:space="preserve">       GROUP_CONCAT(CONCAT(oi.product_article,' ×',oi.quantity) SEPARATOR ', ') AS items</w:t>
+        <w:br/>
+      </w:r>
+      <w:r>
+        <w:rPr>
+          <w:rFonts w:ascii="Consolas" w:hAnsi="Consolas"/>
+          <w:sz w:val="18"/>
+        </w:rPr>
+        <w:t>FROM Orders o</w:t>
+        <w:br/>
+      </w:r>
+      <w:r>
+        <w:rPr>
+          <w:rFonts w:ascii="Consolas" w:hAnsi="Consolas"/>
+          <w:sz w:val="18"/>
+        </w:rPr>
+        <w:t xml:space="preserve">  LEFT JOIN PickupPoints  pp ON pp.id = o.pickup_point_id</w:t>
+        <w:br/>
+      </w:r>
+      <w:r>
+        <w:rPr>
+          <w:rFonts w:ascii="Consolas" w:hAnsi="Consolas"/>
+          <w:sz w:val="18"/>
+        </w:rPr>
+        <w:t xml:space="preserve">  LEFT JOIN Users         cu ON cu.id = o.client_user_id</w:t>
+        <w:br/>
+      </w:r>
+      <w:r>
+        <w:rPr>
+          <w:rFonts w:ascii="Consolas" w:hAnsi="Consolas"/>
+          <w:sz w:val="18"/>
+        </w:rPr>
+        <w:t xml:space="preserve">  JOIN      OrderStatuses os ON os.id = o.status_id</w:t>
+        <w:br/>
+      </w:r>
+      <w:r>
+        <w:rPr>
+          <w:rFonts w:ascii="Consolas" w:hAnsi="Consolas"/>
+          <w:sz w:val="18"/>
+        </w:rPr>
+        <w:t xml:space="preserve">  LEFT JOIN OrderItems    oi ON oi.order_id = o.id</w:t>
+        <w:br/>
+      </w:r>
+      <w:r>
+        <w:rPr>
+          <w:rFonts w:ascii="Consolas" w:hAnsi="Consolas"/>
+          <w:sz w:val="18"/>
+        </w:rPr>
+        <w:t>GROUP BY o.id ORDER BY o.id;</w:t>
+      </w:r>
+    </w:p>
+    <w:p>
+      <w:pPr>
+        <w:spacing w:after="40"/>
+      </w:pPr>
+      <w:r>
+        <w:rPr>
+          <w:b w:val="0"/>
+          <w:i w:val="0"/>
+          <w:sz w:val="22"/>
+        </w:rPr>
+        <w:t>Создание заказа и добавление его позиций:</w:t>
+      </w:r>
+    </w:p>
+    <w:p>
+      <w:pPr>
+        <w:spacing w:before="80" w:after="160"/>
+        <w:ind w:left="120"/>
+        <w:shd w:val="clear" w:color="auto" w:fill="F2F2F2"/>
+      </w:pPr>
+      <w:r>
+        <w:rPr>
+          <w:rFonts w:ascii="Consolas" w:hAnsi="Consolas"/>
+          <w:sz w:val="18"/>
+        </w:rPr>
+        <w:t>INSERT INTO Orders (order_date, delivery_date, pickup_point_id,</w:t>
+        <w:br/>
+      </w:r>
+      <w:r>
+        <w:rPr>
+          <w:rFonts w:ascii="Consolas" w:hAnsi="Consolas"/>
+          <w:sz w:val="18"/>
+        </w:rPr>
+        <w:t xml:space="preserve">                    client_user_id, receive_code, status_id)</w:t>
+        <w:br/>
+      </w:r>
+      <w:r>
+        <w:rPr>
+          <w:rFonts w:ascii="Consolas" w:hAnsi="Consolas"/>
+          <w:sz w:val="18"/>
+        </w:rPr>
+        <w:t>VALUES ('2025-05-01', '2025-05-05', 2, 7, '950', 2);</w:t>
+        <w:br/>
+      </w:r>
+      <w:r>
+        <w:rPr>
+          <w:rFonts w:ascii="Consolas" w:hAnsi="Consolas"/>
+          <w:sz w:val="18"/>
+        </w:rPr>
+        <w:t>INSERT INTO OrderItems (order_id, product_article, quantity)</w:t>
+        <w:br/>
+      </w:r>
+      <w:r>
+        <w:rPr>
+          <w:rFonts w:ascii="Consolas" w:hAnsi="Consolas"/>
+          <w:sz w:val="18"/>
+        </w:rPr>
+        <w:t>VALUES (LAST_INSERT_ID(), 'PMEZMH', 2);</w:t>
+      </w:r>
+    </w:p>
+    <w:p>
+      <w:pPr>
+        <w:spacing w:after="40"/>
+      </w:pPr>
+      <w:r>
+        <w:rPr>
+          <w:b w:val="0"/>
+          <w:i w:val="0"/>
+          <w:sz w:val="22"/>
+        </w:rPr>
+        <w:t>Изменение статуса заказа и удаление заказа:</w:t>
+      </w:r>
+    </w:p>
+    <w:p>
+      <w:pPr>
+        <w:spacing w:before="80" w:after="160"/>
+        <w:ind w:left="120"/>
+        <w:shd w:val="clear" w:color="auto" w:fill="F2F2F2"/>
+      </w:pPr>
+      <w:r>
+        <w:rPr>
+          <w:rFonts w:ascii="Consolas" w:hAnsi="Consolas"/>
+          <w:sz w:val="18"/>
+        </w:rPr>
+        <w:t>UPDATE Orders SET status_id = 1 WHERE id = 9;</w:t>
+        <w:br/>
+      </w:r>
+      <w:r>
+        <w:rPr>
+          <w:rFonts w:ascii="Consolas" w:hAnsi="Consolas"/>
+          <w:sz w:val="18"/>
+        </w:rPr>
+        <w:t>DELETE FROM Orders WHERE id = 9;</w:t>
+      </w:r>
+    </w:p>
+    <w:p>
+      <w:pPr>
+        <w:pStyle w:val="Heading1"/>
+      </w:pPr>
+      <w:r>
+        <w:t>6. Модуль 5. Развёртывание серверной инфраструктуры</w:t>
+      </w:r>
+    </w:p>
+    <w:p>
+      <w:pPr>
+        <w:spacing w:after="120"/>
+      </w:pPr>
+      <w:r>
+        <w:rPr>
+          <w:b w:val="0"/>
+          <w:i w:val="0"/>
+          <w:sz w:val="22"/>
+        </w:rPr>
+        <w:t>Ниже приведены команды, которые я последовательно выполнял на сервере (с правами администратора через sudo) для развёртывания системы.</w:t>
+      </w:r>
+    </w:p>
+    <w:p>
+      <w:pPr>
+        <w:pStyle w:val="Heading2"/>
+      </w:pPr>
+      <w:r>
+        <w:t>6.1 (5.1) Создание и конфигурирование виртуальной машины</w:t>
+      </w:r>
+    </w:p>
+    <w:p>
+      <w:pPr>
+        <w:spacing w:after="40"/>
+      </w:pPr>
+      <w:r>
+        <w:rPr>
+          <w:b w:val="0"/>
+          <w:i w:val="0"/>
+          <w:sz w:val="22"/>
+        </w:rPr>
+        <w:t>В среде виртуализации создал виртуальную машину с Ubuntu Server, настроил сеть (DHCP) и доступ по SSH. IP-адрес сервера определил командой:</w:t>
+      </w:r>
+    </w:p>
+    <w:p>
+      <w:pPr>
+        <w:spacing w:before="80" w:after="160"/>
+        <w:ind w:left="120"/>
+        <w:shd w:val="clear" w:color="auto" w:fill="F2F2F2"/>
+      </w:pPr>
+      <w:r>
+        <w:rPr>
+          <w:rFonts w:ascii="Consolas" w:hAnsi="Consolas"/>
+          <w:sz w:val="18"/>
+        </w:rPr>
+        <w:t>hostname -I</w:t>
+      </w:r>
+    </w:p>
+    <w:p>
+      <w:pPr>
+        <w:pStyle w:val="Heading2"/>
+      </w:pPr>
+      <w:r>
+        <w:t>6.2 (5.2) Установка и настройка серверной ОС</w:t>
+      </w:r>
+    </w:p>
+    <w:p>
+      <w:pPr>
+        <w:spacing w:after="40"/>
+      </w:pPr>
+      <w:r>
+        <w:rPr>
+          <w:b w:val="0"/>
+          <w:i w:val="0"/>
+          <w:sz w:val="22"/>
+        </w:rPr>
+        <w:t>Обновил списки пакетов системы:</w:t>
+      </w:r>
+    </w:p>
+    <w:p>
+      <w:pPr>
+        <w:spacing w:before="80" w:after="160"/>
+        <w:ind w:left="120"/>
+        <w:shd w:val="clear" w:color="auto" w:fill="F2F2F2"/>
+      </w:pPr>
+      <w:r>
+        <w:rPr>
+          <w:rFonts w:ascii="Consolas" w:hAnsi="Consolas"/>
+          <w:sz w:val="18"/>
+        </w:rPr>
+        <w:t>sudo apt update</w:t>
+      </w:r>
+    </w:p>
+    <w:p>
+      <w:pPr>
+        <w:spacing w:after="40"/>
+      </w:pPr>
+      <w:r>
+        <w:rPr>
+          <w:b w:val="0"/>
+          <w:i w:val="0"/>
+          <w:sz w:val="22"/>
+        </w:rPr>
+        <w:t>При необходимости обновил установленные пакеты:</w:t>
+      </w:r>
+    </w:p>
+    <w:p>
+      <w:pPr>
+        <w:spacing w:before="80" w:after="160"/>
+        <w:ind w:left="120"/>
+        <w:shd w:val="clear" w:color="auto" w:fill="F2F2F2"/>
+      </w:pPr>
+      <w:r>
+        <w:rPr>
+          <w:rFonts w:ascii="Consolas" w:hAnsi="Consolas"/>
+          <w:sz w:val="18"/>
+        </w:rPr>
+        <w:t>sudo apt upgrade -y</w:t>
+      </w:r>
+    </w:p>
+    <w:p>
+      <w:pPr>
+        <w:pStyle w:val="Heading2"/>
+      </w:pPr>
+      <w:r>
+        <w:t>6.3 (5.3) Установка и настройка СУБД</w:t>
+      </w:r>
+    </w:p>
+    <w:p>
+      <w:pPr>
+        <w:spacing w:after="40"/>
+      </w:pPr>
+      <w:r>
+        <w:rPr>
+          <w:b w:val="0"/>
+          <w:i w:val="0"/>
+          <w:sz w:val="22"/>
+        </w:rPr>
+        <w:t>Установил сервер MySQL:</w:t>
+      </w:r>
+    </w:p>
+    <w:p>
+      <w:pPr>
+        <w:spacing w:before="80" w:after="160"/>
+        <w:ind w:left="120"/>
+        <w:shd w:val="clear" w:color="auto" w:fill="F2F2F2"/>
+      </w:pPr>
+      <w:r>
+        <w:rPr>
+          <w:rFonts w:ascii="Consolas" w:hAnsi="Consolas"/>
+          <w:sz w:val="18"/>
+        </w:rPr>
+        <w:t>sudo apt install -y mysql-server</w:t>
+      </w:r>
+    </w:p>
+    <w:p>
+      <w:pPr>
+        <w:spacing w:after="40"/>
+      </w:pPr>
+      <w:r>
+        <w:rPr>
+          <w:b w:val="0"/>
+          <w:i w:val="0"/>
+          <w:sz w:val="22"/>
+        </w:rPr>
+        <w:t>Включил автозапуск и запустил службу:</w:t>
+      </w:r>
+    </w:p>
+    <w:p>
+      <w:pPr>
+        <w:spacing w:before="80" w:after="160"/>
+        <w:ind w:left="120"/>
+        <w:shd w:val="clear" w:color="auto" w:fill="F2F2F2"/>
+      </w:pPr>
+      <w:r>
+        <w:rPr>
+          <w:rFonts w:ascii="Consolas" w:hAnsi="Consolas"/>
+          <w:sz w:val="18"/>
+        </w:rPr>
+        <w:t>sudo systemctl enable --now mysql</w:t>
+      </w:r>
+    </w:p>
+    <w:p>
+      <w:pPr>
+        <w:spacing w:after="40"/>
+      </w:pPr>
+      <w:r>
+        <w:rPr>
+          <w:b w:val="0"/>
+          <w:i w:val="0"/>
+          <w:sz w:val="22"/>
+        </w:rPr>
+        <w:t>Чтобы к СУБД можно было подключаться по сети (из MySQL Workbench), в файле /etc/mysql/mysql.conf.d/mysqld.cnf задал параметр bind-address = 0.0.0.0 и перезапустил службу:</w:t>
+      </w:r>
+    </w:p>
+    <w:p>
+      <w:pPr>
+        <w:spacing w:before="80" w:after="160"/>
+        <w:ind w:left="120"/>
+        <w:shd w:val="clear" w:color="auto" w:fill="F2F2F2"/>
+      </w:pPr>
+      <w:r>
+        <w:rPr>
+          <w:rFonts w:ascii="Consolas" w:hAnsi="Consolas"/>
+          <w:sz w:val="18"/>
+        </w:rPr>
+        <w:t>sudo nano /etc/mysql/mysql.conf.d/mysqld.cnf</w:t>
+        <w:br/>
+      </w:r>
+      <w:r>
+        <w:rPr>
+          <w:rFonts w:ascii="Consolas" w:hAnsi="Consolas"/>
+          <w:sz w:val="18"/>
+        </w:rPr>
+        <w:t># bind-address = 0.0.0.0</w:t>
+        <w:br/>
+      </w:r>
+      <w:r>
+        <w:rPr>
+          <w:rFonts w:ascii="Consolas" w:hAnsi="Consolas"/>
+          <w:sz w:val="18"/>
+        </w:rPr>
+        <w:t>sudo systemctl restart mysql</w:t>
+      </w:r>
+    </w:p>
+    <w:p>
+      <w:pPr>
+        <w:spacing w:after="40"/>
+      </w:pPr>
+      <w:r>
+        <w:rPr>
+          <w:b w:val="0"/>
+          <w:i w:val="0"/>
+          <w:sz w:val="22"/>
+        </w:rPr>
+        <w:t>Создал базу данных и таблицы, загрузил данные (см. разделы 2 и Приложение А). Настроил пользователя root для подключения с любого хоста и выдал ему все права:</w:t>
+      </w:r>
+    </w:p>
+    <w:p>
+      <w:pPr>
+        <w:spacing w:before="80" w:after="160"/>
+        <w:ind w:left="120"/>
+        <w:shd w:val="clear" w:color="auto" w:fill="F2F2F2"/>
+      </w:pPr>
+      <w:r>
+        <w:rPr>
+          <w:rFonts w:ascii="Consolas" w:hAnsi="Consolas"/>
+          <w:sz w:val="18"/>
+        </w:rPr>
+        <w:t>CREATE USER IF NOT EXISTS 'root'@'%' IDENTIFIED BY 'Xmpl123!';</w:t>
+        <w:br/>
+      </w:r>
+      <w:r>
+        <w:rPr>
+          <w:rFonts w:ascii="Consolas" w:hAnsi="Consolas"/>
+          <w:sz w:val="18"/>
+        </w:rPr>
+        <w:t>ALTER USER 'root'@'%' IDENTIFIED WITH caching_sha2_password BY 'Xmpl123!';</w:t>
+        <w:br/>
+      </w:r>
+      <w:r>
+        <w:rPr>
+          <w:rFonts w:ascii="Consolas" w:hAnsi="Consolas"/>
+          <w:sz w:val="18"/>
+        </w:rPr>
+        <w:t>GRANT ALL PRIVILEGES ON *.* TO 'root'@'%' WITH GRANT OPTION;</w:t>
+        <w:br/>
+      </w:r>
+      <w:r>
+        <w:rPr>
+          <w:rFonts w:ascii="Consolas" w:hAnsi="Consolas"/>
+          <w:sz w:val="18"/>
+        </w:rPr>
+        <w:t>FLUSH PRIVILEGES;</w:t>
+      </w:r>
+    </w:p>
+    <w:p>
+      <w:pPr>
+        <w:pStyle w:val="Heading2"/>
+      </w:pPr>
+      <w:r>
+        <w:t>6.4 (5.4) Установка и настройка веб-сервера</w:t>
+      </w:r>
+    </w:p>
+    <w:p>
+      <w:pPr>
+        <w:spacing w:after="40"/>
+      </w:pPr>
+      <w:r>
+        <w:rPr>
+          <w:b w:val="0"/>
+          <w:i w:val="0"/>
+          <w:sz w:val="22"/>
+        </w:rPr>
+        <w:t>Установил веб-сервер Apache, PHP и модуль связи PHP с Apache и MySQL:</w:t>
+      </w:r>
+    </w:p>
+    <w:p>
+      <w:pPr>
+        <w:spacing w:before="80" w:after="160"/>
+        <w:ind w:left="120"/>
+        <w:shd w:val="clear" w:color="auto" w:fill="F2F2F2"/>
+      </w:pPr>
+      <w:r>
+        <w:rPr>
+          <w:rFonts w:ascii="Consolas" w:hAnsi="Consolas"/>
+          <w:sz w:val="18"/>
+        </w:rPr>
+        <w:t>sudo apt install -y apache2 php libapache2-mod-php php-mysql php-mbstring</w:t>
+      </w:r>
+    </w:p>
+    <w:p>
+      <w:pPr>
+        <w:spacing w:after="40"/>
+      </w:pPr>
+      <w:r>
+        <w:rPr>
+          <w:b w:val="0"/>
+          <w:i w:val="0"/>
+          <w:sz w:val="22"/>
+        </w:rPr>
+        <w:t>Включил автозапуск и запустил Apache:</w:t>
+      </w:r>
+    </w:p>
+    <w:p>
+      <w:pPr>
+        <w:spacing w:before="80" w:after="160"/>
+        <w:ind w:left="120"/>
+        <w:shd w:val="clear" w:color="auto" w:fill="F2F2F2"/>
+      </w:pPr>
+      <w:r>
+        <w:rPr>
+          <w:rFonts w:ascii="Consolas" w:hAnsi="Consolas"/>
+          <w:sz w:val="18"/>
+        </w:rPr>
+        <w:t>sudo systemctl enable --now apache2</w:t>
+      </w:r>
+    </w:p>
+    <w:p>
+      <w:pPr>
+        <w:spacing w:after="40"/>
+      </w:pPr>
+      <w:r>
+        <w:rPr>
+          <w:b w:val="0"/>
+          <w:i w:val="0"/>
+          <w:sz w:val="22"/>
+        </w:rPr>
+        <w:t>Удалил стандартную приветственную страницу Apache, чтобы по адресу сервера сразу открывалось приложение:</w:t>
+      </w:r>
+    </w:p>
+    <w:p>
+      <w:pPr>
+        <w:spacing w:before="80" w:after="160"/>
+        <w:ind w:left="120"/>
+        <w:shd w:val="clear" w:color="auto" w:fill="F2F2F2"/>
+      </w:pPr>
+      <w:r>
+        <w:rPr>
+          <w:rFonts w:ascii="Consolas" w:hAnsi="Consolas"/>
+          <w:sz w:val="18"/>
+        </w:rPr>
+        <w:t>sudo rm /var/www/html/index.html</w:t>
+      </w:r>
+    </w:p>
+    <w:p>
+      <w:pPr>
+        <w:spacing w:after="40"/>
+      </w:pPr>
+      <w:r>
+        <w:rPr>
+          <w:b w:val="0"/>
+          <w:i w:val="0"/>
+          <w:sz w:val="22"/>
+        </w:rPr>
+        <w:t>Назначил index.php индексной страницей: в файле /etc/apache2/mods-enabled/dir.conf поставил index.php первым в списке DirectoryIndex, после чего перезапустил Apache:</w:t>
+      </w:r>
+    </w:p>
+    <w:p>
+      <w:pPr>
+        <w:spacing w:before="80" w:after="160"/>
+        <w:ind w:left="120"/>
+        <w:shd w:val="clear" w:color="auto" w:fill="F2F2F2"/>
+      </w:pPr>
+      <w:r>
+        <w:rPr>
+          <w:rFonts w:ascii="Consolas" w:hAnsi="Consolas"/>
+          <w:sz w:val="18"/>
+        </w:rPr>
+        <w:t>sudo nano /etc/apache2/mods-enabled/dir.conf</w:t>
+        <w:br/>
+      </w:r>
+      <w:r>
+        <w:rPr>
+          <w:rFonts w:ascii="Consolas" w:hAnsi="Consolas"/>
+          <w:sz w:val="18"/>
+        </w:rPr>
+        <w:t># DirectoryIndex index.php index.html</w:t>
+        <w:br/>
+      </w:r>
+      <w:r>
+        <w:rPr>
+          <w:rFonts w:ascii="Consolas" w:hAnsi="Consolas"/>
+          <w:sz w:val="18"/>
+        </w:rPr>
+        <w:t>sudo systemctl reload apache2</w:t>
+      </w:r>
+    </w:p>
+    <w:p>
+      <w:pPr>
+        <w:pStyle w:val="Heading2"/>
+      </w:pPr>
+      <w:r>
+        <w:t>6.5 (5.5) Развёртывание информационной системы</w:t>
+      </w:r>
+    </w:p>
+    <w:p>
+      <w:pPr>
+        <w:spacing w:after="40"/>
+      </w:pPr>
+      <w:r>
+        <w:rPr>
+          <w:b w:val="0"/>
+          <w:i w:val="0"/>
+          <w:sz w:val="22"/>
+        </w:rPr>
+        <w:t>Скопировал файлы приложения в каталог веб-сервера и назначил владельцем пользователя веб-сервера:</w:t>
+      </w:r>
+    </w:p>
+    <w:p>
+      <w:pPr>
+        <w:spacing w:before="80" w:after="160"/>
+        <w:ind w:left="120"/>
+        <w:shd w:val="clear" w:color="auto" w:fill="F2F2F2"/>
+      </w:pPr>
+      <w:r>
+        <w:rPr>
+          <w:rFonts w:ascii="Consolas" w:hAnsi="Consolas"/>
+          <w:sz w:val="18"/>
+        </w:rPr>
+        <w:t>sudo cp -r web/*    /var/www/html/</w:t>
+        <w:br/>
+      </w:r>
+      <w:r>
+        <w:rPr>
+          <w:rFonts w:ascii="Consolas" w:hAnsi="Consolas"/>
+          <w:sz w:val="18"/>
+        </w:rPr>
+        <w:t>sudo cp -r images   /var/www/html/</w:t>
+        <w:br/>
+      </w:r>
+      <w:r>
+        <w:rPr>
+          <w:rFonts w:ascii="Consolas" w:hAnsi="Consolas"/>
+          <w:sz w:val="18"/>
+        </w:rPr>
+        <w:t>sudo chown -R www-data:www-data /var/www/html</w:t>
+      </w:r>
+    </w:p>
+    <w:p>
+      <w:pPr>
+        <w:spacing w:after="40"/>
+      </w:pPr>
+      <w:r>
+        <w:rPr>
+          <w:b w:val="0"/>
+          <w:i w:val="0"/>
+          <w:sz w:val="22"/>
+        </w:rPr>
+        <w:t>Открыл в брандмауэре порты 80 (веб-сайт) и 3306 (доступ к СУБД):</w:t>
+      </w:r>
+    </w:p>
+    <w:p>
+      <w:pPr>
+        <w:spacing w:before="80" w:after="160"/>
+        <w:ind w:left="120"/>
+        <w:shd w:val="clear" w:color="auto" w:fill="F2F2F2"/>
+      </w:pPr>
+      <w:r>
+        <w:rPr>
+          <w:rFonts w:ascii="Consolas" w:hAnsi="Consolas"/>
+          <w:sz w:val="18"/>
+        </w:rPr>
+        <w:t>sudo ufw allow 80/tcp</w:t>
+        <w:br/>
+      </w:r>
+      <w:r>
+        <w:rPr>
+          <w:rFonts w:ascii="Consolas" w:hAnsi="Consolas"/>
+          <w:sz w:val="18"/>
+        </w:rPr>
+        <w:t>sudo ufw allow 3306/tcp</w:t>
+      </w:r>
+    </w:p>
+    <w:p>
+      <w:pPr>
+        <w:spacing w:after="120"/>
+      </w:pPr>
+      <w:r>
+        <w:rPr>
+          <w:b w:val="0"/>
+          <w:i w:val="0"/>
+          <w:sz w:val="22"/>
+        </w:rPr>
+        <w:t>После этого сайт доступен в браузере по адресу http://&lt;IP-адрес-сервера&gt;/.</w:t>
+      </w:r>
+    </w:p>
+    <w:p>
+      <w:pPr>
+        <w:pStyle w:val="Heading1"/>
+      </w:pPr>
+      <w:r>
+        <w:t>7. Сводная таблица использованных команд</w:t>
       </w:r>
     </w:p>
     <w:tbl>
@@ -2809,7 +2372,7 @@
       <w:tr>
         <w:tc>
           <w:tcPr>
-            <w:tcW w:type="dxa" w:w="5184"/>
+            <w:tcW w:type="dxa" w:w="5328"/>
           </w:tcPr>
           <w:p>
             <w:pPr>
@@ -2827,7 +2390,7 @@
         </w:tc>
         <w:tc>
           <w:tcPr>
-            <w:tcW w:type="dxa" w:w="7920"/>
+            <w:tcW w:type="dxa" w:w="7776"/>
           </w:tcPr>
           <w:p>
             <w:pPr>
@@ -2847,7 +2410,7 @@
       <w:tr>
         <w:tc>
           <w:tcPr>
-            <w:tcW w:type="dxa" w:w="5184"/>
+            <w:tcW w:type="dxa" w:w="5328"/>
           </w:tcPr>
           <w:p>
             <w:pPr>
@@ -2857,13 +2420,13 @@
               <w:rPr>
                 <w:sz w:val="19"/>
               </w:rPr>
-              <w:t>python generate_sql.py</w:t>
+              <w:t>hostname -I</w:t>
             </w:r>
           </w:p>
         </w:tc>
         <w:tc>
           <w:tcPr>
-            <w:tcW w:type="dxa" w:w="7920"/>
+            <w:tcW w:type="dxa" w:w="7776"/>
           </w:tcPr>
           <w:p>
             <w:pPr>
@@ -2873,7 +2436,7 @@
               <w:rPr>
                 <w:sz w:val="19"/>
               </w:rPr>
-              <w:t>Генерация init.sql из файлов импорта Excel</w:t>
+              <w:t>Определение IP-адреса сервера</w:t>
             </w:r>
           </w:p>
         </w:tc>
@@ -2881,7 +2444,7 @@
       <w:tr>
         <w:tc>
           <w:tcPr>
-            <w:tcW w:type="dxa" w:w="5184"/>
+            <w:tcW w:type="dxa" w:w="5328"/>
           </w:tcPr>
           <w:p>
             <w:pPr>
@@ -2891,13 +2454,13 @@
               <w:rPr>
                 <w:sz w:val="19"/>
               </w:rPr>
-              <w:t>git init / add / commit</w:t>
+              <w:t>sudo apt update / upgrade -y</w:t>
             </w:r>
           </w:p>
         </w:tc>
         <w:tc>
           <w:tcPr>
-            <w:tcW w:type="dxa" w:w="7920"/>
+            <w:tcW w:type="dxa" w:w="7776"/>
           </w:tcPr>
           <w:p>
             <w:pPr>
@@ -2907,7 +2470,7 @@
               <w:rPr>
                 <w:sz w:val="19"/>
               </w:rPr>
-              <w:t>Инициализация репозитория и фиксация изменений</w:t>
+              <w:t>Обновление списков и пакетов ОС</w:t>
             </w:r>
           </w:p>
         </w:tc>
@@ -2915,7 +2478,7 @@
       <w:tr>
         <w:tc>
           <w:tcPr>
-            <w:tcW w:type="dxa" w:w="5184"/>
+            <w:tcW w:type="dxa" w:w="5328"/>
           </w:tcPr>
           <w:p>
             <w:pPr>
@@ -2925,13 +2488,13 @@
               <w:rPr>
                 <w:sz w:val="19"/>
               </w:rPr>
-              <w:t>gh repo create … --push</w:t>
+              <w:t>sudo apt install -y mysql-server</w:t>
             </w:r>
           </w:p>
         </w:tc>
         <w:tc>
           <w:tcPr>
-            <w:tcW w:type="dxa" w:w="7920"/>
+            <w:tcW w:type="dxa" w:w="7776"/>
           </w:tcPr>
           <w:p>
             <w:pPr>
@@ -2941,7 +2504,7 @@
               <w:rPr>
                 <w:sz w:val="19"/>
               </w:rPr>
-              <w:t>Создание публичного репозитория и публикация на GitHub</w:t>
+              <w:t>Установка СУБД MySQL</w:t>
             </w:r>
           </w:p>
         </w:tc>
@@ -2949,7 +2512,7 @@
       <w:tr>
         <w:tc>
           <w:tcPr>
-            <w:tcW w:type="dxa" w:w="5184"/>
+            <w:tcW w:type="dxa" w:w="5328"/>
           </w:tcPr>
           <w:p>
             <w:pPr>
@@ -2959,13 +2522,13 @@
               <w:rPr>
                 <w:sz w:val="19"/>
               </w:rPr>
-              <w:t>git push origin main</w:t>
+              <w:t>sudo apt install -y apache2 php …</w:t>
             </w:r>
           </w:p>
         </w:tc>
         <w:tc>
           <w:tcPr>
-            <w:tcW w:type="dxa" w:w="7920"/>
+            <w:tcW w:type="dxa" w:w="7776"/>
           </w:tcPr>
           <w:p>
             <w:pPr>
@@ -2975,7 +2538,7 @@
               <w:rPr>
                 <w:sz w:val="19"/>
               </w:rPr>
-              <w:t>Отправка изменений в удалённый репозиторий</w:t>
+              <w:t>Установка веб-сервера Apache и PHP</w:t>
             </w:r>
           </w:p>
         </w:tc>
@@ -2983,7 +2546,7 @@
       <w:tr>
         <w:tc>
           <w:tcPr>
-            <w:tcW w:type="dxa" w:w="5184"/>
+            <w:tcW w:type="dxa" w:w="5328"/>
           </w:tcPr>
           <w:p>
             <w:pPr>
@@ -2993,13 +2556,13 @@
               <w:rPr>
                 <w:sz w:val="19"/>
               </w:rPr>
-              <w:t>curl -fsSL … | sudo bash</w:t>
+              <w:t>sudo systemctl enable --now …</w:t>
             </w:r>
           </w:p>
         </w:tc>
         <w:tc>
           <w:tcPr>
-            <w:tcW w:type="dxa" w:w="7920"/>
+            <w:tcW w:type="dxa" w:w="7776"/>
           </w:tcPr>
           <w:p>
             <w:pPr>
@@ -3009,7 +2572,7 @@
               <w:rPr>
                 <w:sz w:val="19"/>
               </w:rPr>
-              <w:t>Установка системы на сервер одной командой</w:t>
+              <w:t>Автозапуск и запуск служб MySQL и Apache</w:t>
             </w:r>
           </w:p>
         </w:tc>
@@ -3017,7 +2580,7 @@
       <w:tr>
         <w:tc>
           <w:tcPr>
-            <w:tcW w:type="dxa" w:w="5184"/>
+            <w:tcW w:type="dxa" w:w="5328"/>
           </w:tcPr>
           <w:p>
             <w:pPr>
@@ -3027,13 +2590,13 @@
               <w:rPr>
                 <w:sz w:val="19"/>
               </w:rPr>
-              <w:t>apt-get update / install</w:t>
+              <w:t>sudo systemctl restart / reload …</w:t>
             </w:r>
           </w:p>
         </w:tc>
         <w:tc>
           <w:tcPr>
-            <w:tcW w:type="dxa" w:w="7920"/>
+            <w:tcW w:type="dxa" w:w="7776"/>
           </w:tcPr>
           <w:p>
             <w:pPr>
@@ -3043,7 +2606,7 @@
               <w:rPr>
                 <w:sz w:val="19"/>
               </w:rPr>
-              <w:t>Установка Apache, MySQL, PHP, git</w:t>
+              <w:t>Перезапуск служб после изменения настроек</w:t>
             </w:r>
           </w:p>
         </w:tc>
@@ -3051,7 +2614,7 @@
       <w:tr>
         <w:tc>
           <w:tcPr>
-            <w:tcW w:type="dxa" w:w="5184"/>
+            <w:tcW w:type="dxa" w:w="5328"/>
           </w:tcPr>
           <w:p>
             <w:pPr>
@@ -3061,13 +2624,13 @@
               <w:rPr>
                 <w:sz w:val="19"/>
               </w:rPr>
-              <w:t>systemctl enable --now / restart / reload</w:t>
+              <w:t>mysql -u root -p</w:t>
             </w:r>
           </w:p>
         </w:tc>
         <w:tc>
           <w:tcPr>
-            <w:tcW w:type="dxa" w:w="7920"/>
+            <w:tcW w:type="dxa" w:w="7776"/>
           </w:tcPr>
           <w:p>
             <w:pPr>
@@ -3077,7 +2640,7 @@
               <w:rPr>
                 <w:sz w:val="19"/>
               </w:rPr>
-              <w:t>Управление службами Apache и MySQL</w:t>
+              <w:t>Подключение к СУБД</w:t>
             </w:r>
           </w:p>
         </w:tc>
@@ -3085,7 +2648,7 @@
       <w:tr>
         <w:tc>
           <w:tcPr>
-            <w:tcW w:type="dxa" w:w="5184"/>
+            <w:tcW w:type="dxa" w:w="5328"/>
           </w:tcPr>
           <w:p>
             <w:pPr>
@@ -3095,13 +2658,13 @@
               <w:rPr>
                 <w:sz w:val="19"/>
               </w:rPr>
-              <w:t>sed -i … bind-address</w:t>
+              <w:t>CREATE DATABASE … / USE …</w:t>
             </w:r>
           </w:p>
         </w:tc>
         <w:tc>
           <w:tcPr>
-            <w:tcW w:type="dxa" w:w="7920"/>
+            <w:tcW w:type="dxa" w:w="7776"/>
           </w:tcPr>
           <w:p>
             <w:pPr>
@@ -3111,7 +2674,7 @@
               <w:rPr>
                 <w:sz w:val="19"/>
               </w:rPr>
-              <w:t>Разрешение сетевых подключений к MySQL</w:t>
+              <w:t>Создание и выбор базы данных</w:t>
             </w:r>
           </w:p>
         </w:tc>
@@ -3119,7 +2682,7 @@
       <w:tr>
         <w:tc>
           <w:tcPr>
-            <w:tcW w:type="dxa" w:w="5184"/>
+            <w:tcW w:type="dxa" w:w="5328"/>
           </w:tcPr>
           <w:p>
             <w:pPr>
@@ -3129,13 +2692,13 @@
               <w:rPr>
                 <w:sz w:val="19"/>
               </w:rPr>
-              <w:t>mysql -u root &lt; init.sql</w:t>
+              <w:t>CREATE TABLE …</w:t>
             </w:r>
           </w:p>
         </w:tc>
         <w:tc>
           <w:tcPr>
-            <w:tcW w:type="dxa" w:w="7920"/>
+            <w:tcW w:type="dxa" w:w="7776"/>
           </w:tcPr>
           <w:p>
             <w:pPr>
@@ -3145,7 +2708,7 @@
               <w:rPr>
                 <w:sz w:val="19"/>
               </w:rPr>
-              <w:t>Создание БД и загрузка данных</w:t>
+              <w:t>Создание таблиц, полей, ключей и связей</w:t>
             </w:r>
           </w:p>
         </w:tc>
@@ -3153,7 +2716,7 @@
       <w:tr>
         <w:tc>
           <w:tcPr>
-            <w:tcW w:type="dxa" w:w="5184"/>
+            <w:tcW w:type="dxa" w:w="5328"/>
           </w:tcPr>
           <w:p>
             <w:pPr>
@@ -3163,13 +2726,13 @@
               <w:rPr>
                 <w:sz w:val="19"/>
               </w:rPr>
-              <w:t>CREATE USER / GRANT</w:t>
+              <w:t>INSERT INTO …</w:t>
             </w:r>
           </w:p>
         </w:tc>
         <w:tc>
           <w:tcPr>
-            <w:tcW w:type="dxa" w:w="7920"/>
+            <w:tcW w:type="dxa" w:w="7776"/>
           </w:tcPr>
           <w:p>
             <w:pPr>
@@ -3179,7 +2742,7 @@
               <w:rPr>
                 <w:sz w:val="19"/>
               </w:rPr>
-              <w:t>Настройка root для подключения отовсюду (Workbench)</w:t>
+              <w:t>Загрузка (импорт) данных в таблицы</w:t>
             </w:r>
           </w:p>
         </w:tc>
@@ -3187,7 +2750,7 @@
       <w:tr>
         <w:tc>
           <w:tcPr>
-            <w:tcW w:type="dxa" w:w="5184"/>
+            <w:tcW w:type="dxa" w:w="5328"/>
           </w:tcPr>
           <w:p>
             <w:pPr>
@@ -3197,13 +2760,149 @@
               <w:rPr>
                 <w:sz w:val="19"/>
               </w:rPr>
-              <w:t>rm /var/www/html/index.html</w:t>
+              <w:t>SHOW TABLES; / DESCRIBE …</w:t>
             </w:r>
           </w:p>
         </w:tc>
         <w:tc>
           <w:tcPr>
-            <w:tcW w:type="dxa" w:w="7920"/>
+            <w:tcW w:type="dxa" w:w="7776"/>
+          </w:tcPr>
+          <w:p>
+            <w:pPr>
+              <w:spacing w:after="40"/>
+            </w:pPr>
+            <w:r>
+              <w:rPr>
+                <w:sz w:val="19"/>
+              </w:rPr>
+              <w:t>Просмотр списка таблиц и структуры таблицы</w:t>
+            </w:r>
+          </w:p>
+        </w:tc>
+      </w:tr>
+      <w:tr>
+        <w:tc>
+          <w:tcPr>
+            <w:tcW w:type="dxa" w:w="5328"/>
+          </w:tcPr>
+          <w:p>
+            <w:pPr>
+              <w:spacing w:after="40"/>
+            </w:pPr>
+            <w:r>
+              <w:rPr>
+                <w:sz w:val="19"/>
+              </w:rPr>
+              <w:t>SELECT … (с JOIN, WHERE, ORDER BY)</w:t>
+            </w:r>
+          </w:p>
+        </w:tc>
+        <w:tc>
+          <w:tcPr>
+            <w:tcW w:type="dxa" w:w="7776"/>
+          </w:tcPr>
+          <w:p>
+            <w:pPr>
+              <w:spacing w:after="40"/>
+            </w:pPr>
+            <w:r>
+              <w:rPr>
+                <w:sz w:val="19"/>
+              </w:rPr>
+              <w:t>Вывод и выборка данных, поиск, сортировка, фильтр</w:t>
+            </w:r>
+          </w:p>
+        </w:tc>
+      </w:tr>
+      <w:tr>
+        <w:tc>
+          <w:tcPr>
+            <w:tcW w:type="dxa" w:w="5328"/>
+          </w:tcPr>
+          <w:p>
+            <w:pPr>
+              <w:spacing w:after="40"/>
+            </w:pPr>
+            <w:r>
+              <w:rPr>
+                <w:sz w:val="19"/>
+              </w:rPr>
+              <w:t>UPDATE … / DELETE …</w:t>
+            </w:r>
+          </w:p>
+        </w:tc>
+        <w:tc>
+          <w:tcPr>
+            <w:tcW w:type="dxa" w:w="7776"/>
+          </w:tcPr>
+          <w:p>
+            <w:pPr>
+              <w:spacing w:after="40"/>
+            </w:pPr>
+            <w:r>
+              <w:rPr>
+                <w:sz w:val="19"/>
+              </w:rPr>
+              <w:t>Редактирование и удаление товаров и заказов</w:t>
+            </w:r>
+          </w:p>
+        </w:tc>
+      </w:tr>
+      <w:tr>
+        <w:tc>
+          <w:tcPr>
+            <w:tcW w:type="dxa" w:w="5328"/>
+          </w:tcPr>
+          <w:p>
+            <w:pPr>
+              <w:spacing w:after="40"/>
+            </w:pPr>
+            <w:r>
+              <w:rPr>
+                <w:sz w:val="19"/>
+              </w:rPr>
+              <w:t>CREATE USER / GRANT / FLUSH</w:t>
+            </w:r>
+          </w:p>
+        </w:tc>
+        <w:tc>
+          <w:tcPr>
+            <w:tcW w:type="dxa" w:w="7776"/>
+          </w:tcPr>
+          <w:p>
+            <w:pPr>
+              <w:spacing w:after="40"/>
+            </w:pPr>
+            <w:r>
+              <w:rPr>
+                <w:sz w:val="19"/>
+              </w:rPr>
+              <w:t>Настройка root для подключения отовсюду</w:t>
+            </w:r>
+          </w:p>
+        </w:tc>
+      </w:tr>
+      <w:tr>
+        <w:tc>
+          <w:tcPr>
+            <w:tcW w:type="dxa" w:w="5328"/>
+          </w:tcPr>
+          <w:p>
+            <w:pPr>
+              <w:spacing w:after="40"/>
+            </w:pPr>
+            <w:r>
+              <w:rPr>
+                <w:sz w:val="19"/>
+              </w:rPr>
+              <w:t>sudo rm /var/www/html/index.html</w:t>
+            </w:r>
+          </w:p>
+        </w:tc>
+        <w:tc>
+          <w:tcPr>
+            <w:tcW w:type="dxa" w:w="7776"/>
           </w:tcPr>
           <w:p>
             <w:pPr>
@@ -3221,7 +2920,7 @@
       <w:tr>
         <w:tc>
           <w:tcPr>
-            <w:tcW w:type="dxa" w:w="5184"/>
+            <w:tcW w:type="dxa" w:w="5328"/>
           </w:tcPr>
           <w:p>
             <w:pPr>
@@ -3231,13 +2930,13 @@
               <w:rPr>
                 <w:sz w:val="19"/>
               </w:rPr>
-              <w:t>a2enmod php*, DirectoryIndex</w:t>
+              <w:t>sudo cp -r … /var/www/html/</w:t>
             </w:r>
           </w:p>
         </w:tc>
         <w:tc>
           <w:tcPr>
-            <w:tcW w:type="dxa" w:w="7920"/>
+            <w:tcW w:type="dxa" w:w="7776"/>
           </w:tcPr>
           <w:p>
             <w:pPr>
@@ -3247,7 +2946,7 @@
               <w:rPr>
                 <w:sz w:val="19"/>
               </w:rPr>
-              <w:t>Назначение index.php индексной страницей</w:t>
+              <w:t>Размещение файлов приложения на сервере</w:t>
             </w:r>
           </w:p>
         </w:tc>
@@ -3255,7 +2954,7 @@
       <w:tr>
         <w:tc>
           <w:tcPr>
-            <w:tcW w:type="dxa" w:w="5184"/>
+            <w:tcW w:type="dxa" w:w="5328"/>
           </w:tcPr>
           <w:p>
             <w:pPr>
@@ -3265,47 +2964,13 @@
               <w:rPr>
                 <w:sz w:val="19"/>
               </w:rPr>
-              <w:t>cp -rf web/. /var/www/html</w:t>
+              <w:t>sudo chown -R www-data …</w:t>
             </w:r>
           </w:p>
         </w:tc>
         <w:tc>
           <w:tcPr>
-            <w:tcW w:type="dxa" w:w="7920"/>
-          </w:tcPr>
-          <w:p>
-            <w:pPr>
-              <w:spacing w:after="40"/>
-            </w:pPr>
-            <w:r>
-              <w:rPr>
-                <w:sz w:val="19"/>
-              </w:rPr>
-              <w:t>Развёртывание файлов сайта</w:t>
-            </w:r>
-          </w:p>
-        </w:tc>
-      </w:tr>
-      <w:tr>
-        <w:tc>
-          <w:tcPr>
-            <w:tcW w:type="dxa" w:w="5184"/>
-          </w:tcPr>
-          <w:p>
-            <w:pPr>
-              <w:spacing w:after="40"/>
-            </w:pPr>
-            <w:r>
-              <w:rPr>
-                <w:sz w:val="19"/>
-              </w:rPr>
-              <w:t>chown -R www-data</w:t>
-            </w:r>
-          </w:p>
-        </w:tc>
-        <w:tc>
-          <w:tcPr>
-            <w:tcW w:type="dxa" w:w="7920"/>
+            <w:tcW w:type="dxa" w:w="7776"/>
           </w:tcPr>
           <w:p>
             <w:pPr>
@@ -3323,7 +2988,7 @@
       <w:tr>
         <w:tc>
           <w:tcPr>
-            <w:tcW w:type="dxa" w:w="5184"/>
+            <w:tcW w:type="dxa" w:w="5328"/>
           </w:tcPr>
           <w:p>
             <w:pPr>
@@ -3333,13 +2998,13 @@
               <w:rPr>
                 <w:sz w:val="19"/>
               </w:rPr>
-              <w:t>ufw allow 80/3306</w:t>
+              <w:t>sudo ufw allow 80/3306</w:t>
             </w:r>
           </w:p>
         </w:tc>
         <w:tc>
           <w:tcPr>
-            <w:tcW w:type="dxa" w:w="7920"/>
+            <w:tcW w:type="dxa" w:w="7776"/>
           </w:tcPr>
           <w:p>
             <w:pPr>
@@ -3354,40 +3019,6 @@
           </w:p>
         </w:tc>
       </w:tr>
-      <w:tr>
-        <w:tc>
-          <w:tcPr>
-            <w:tcW w:type="dxa" w:w="5184"/>
-          </w:tcPr>
-          <w:p>
-            <w:pPr>
-              <w:spacing w:after="40"/>
-            </w:pPr>
-            <w:r>
-              <w:rPr>
-                <w:sz w:val="19"/>
-              </w:rPr>
-              <w:t>hostname -I</w:t>
-            </w:r>
-          </w:p>
-        </w:tc>
-        <w:tc>
-          <w:tcPr>
-            <w:tcW w:type="dxa" w:w="7920"/>
-          </w:tcPr>
-          <w:p>
-            <w:pPr>
-              <w:spacing w:after="40"/>
-            </w:pPr>
-            <w:r>
-              <w:rPr>
-                <w:sz w:val="19"/>
-              </w:rPr>
-              <w:t>Определение IP-адреса сервера</w:t>
-            </w:r>
-          </w:p>
-        </w:tc>
-      </w:tr>
     </w:tbl>
     <w:p>
       <w:pPr>
@@ -3399,7 +3030,7 @@
         <w:pStyle w:val="Heading1"/>
       </w:pPr>
       <w:r>
-        <w:t>9. Проверка работоспособности</w:t>
+        <w:t>8. Проверка работоспособности</w:t>
       </w:r>
     </w:p>
     <w:p>
@@ -3417,7 +3048,7 @@
         <w:spacing w:after="40"/>
       </w:pPr>
       <w:r>
-        <w:t>Подключение в MySQL Workbench: host=&lt;IP&gt;, port=3306, user=root, пароль Xmpl123!.</w:t>
+        <w:t>Вход выполнен под ролями (администратор / менеджер / клиент), права доступа разграничены.</w:t>
       </w:r>
     </w:p>
     <w:p>
@@ -3426,16 +3057,7 @@
         <w:spacing w:after="40"/>
       </w:pPr>
       <w:r>
-        <w:t>Вход под ролями (администратор / менеджер / клиент) и проверка прав доступа.</w:t>
-      </w:r>
-    </w:p>
-    <w:p>
-      <w:pPr>
-        <w:pStyle w:val="ListBullet"/>
-        <w:spacing w:after="40"/>
-      </w:pPr>
-      <w:r>
-        <w:t>Файл отчёта доступен на сервере: http://&lt;IP-сервера&gt;/report.docx.</w:t>
+        <w:t>Подключение в MySQL Workbench: host = &lt;IP&gt;, port = 3306, user = root, пароль Xmpl123!.</w:t>
       </w:r>
     </w:p>
     <w:p>
@@ -3448,7 +3070,7 @@
           <w:i/>
           <w:sz w:val="22"/>
         </w:rPr>
-        <w:t>Проведена отладка: приложение работает корректно, аварийного завершения не происходит (валидация ввода, обработка исключений, защита от удаления связанных записей). Скриншоты корректной работы приложения:</w:t>
+        <w:t>Проведена отладка: приложение работает корректно, аварийного завершения не происходит (валидация ввода, обработка исключений, защита связанных записей от удаления). Скриншоты корректной работы приложения приведены ниже.</w:t>
       </w:r>
     </w:p>
     <w:p>
@@ -3613,6 +3235,1782 @@
         <w:t>Рисунок 3 — список заказов (роль «Администратор»)</w:t>
       </w:r>
     </w:p>
+    <w:p>
+      <w:r>
+        <w:br w:type="page"/>
+      </w:r>
+    </w:p>
+    <w:p>
+      <w:pPr>
+        <w:pStyle w:val="Heading1"/>
+      </w:pPr>
+      <w:r>
+        <w:t>Приложение А. Полный SQL-код базы данных</w:t>
+      </w:r>
+    </w:p>
+    <w:p>
+      <w:pPr>
+        <w:spacing w:after="160"/>
+      </w:pPr>
+      <w:r>
+        <w:rPr>
+          <w:b w:val="0"/>
+          <w:i w:val="0"/>
+          <w:sz w:val="22"/>
+        </w:rPr>
+        <w:t>Ниже приведён полный SQL-код, использованный для создания базы данных, всех таблиц, связей и загрузки данных.</w:t>
+      </w:r>
+    </w:p>
+    <w:p>
+      <w:pPr>
+        <w:spacing w:before="80" w:after="160"/>
+        <w:ind w:left="120"/>
+        <w:shd w:val="clear" w:color="auto" w:fill="F2F2F2"/>
+      </w:pPr>
+      <w:r>
+        <w:rPr>
+          <w:rFonts w:ascii="Consolas" w:hAnsi="Consolas"/>
+          <w:sz w:val="16"/>
+        </w:rPr>
+        <w:t>SET NAMES utf8mb4;</w:t>
+        <w:br/>
+      </w:r>
+      <w:r>
+        <w:rPr>
+          <w:rFonts w:ascii="Consolas" w:hAnsi="Consolas"/>
+          <w:sz w:val="16"/>
+        </w:rPr>
+        <w:t>SET FOREIGN_KEY_CHECKS = 0;</w:t>
+        <w:br/>
+      </w:r>
+      <w:r>
+        <w:rPr>
+          <w:rFonts w:ascii="Consolas" w:hAnsi="Consolas"/>
+          <w:sz w:val="16"/>
+        </w:rPr>
+        <w:t>DROP DATABASE IF EXISTS mirigrushek;</w:t>
+        <w:br/>
+      </w:r>
+      <w:r>
+        <w:rPr>
+          <w:rFonts w:ascii="Consolas" w:hAnsi="Consolas"/>
+          <w:sz w:val="16"/>
+        </w:rPr>
+        <w:t>CREATE DATABASE mirigrushek CHARACTER SET utf8mb4 COLLATE utf8mb4_unicode_ci;</w:t>
+        <w:br/>
+      </w:r>
+      <w:r>
+        <w:rPr>
+          <w:rFonts w:ascii="Consolas" w:hAnsi="Consolas"/>
+          <w:sz w:val="16"/>
+        </w:rPr>
+        <w:t>USE mirigrushek;</w:t>
+      </w:r>
+    </w:p>
+    <w:p>
+      <w:pPr>
+        <w:spacing w:before="80" w:after="160"/>
+        <w:ind w:left="120"/>
+        <w:shd w:val="clear" w:color="auto" w:fill="F2F2F2"/>
+      </w:pPr>
+      <w:r>
+        <w:rPr>
+          <w:rFonts w:ascii="Consolas" w:hAnsi="Consolas"/>
+          <w:sz w:val="16"/>
+        </w:rPr>
+        <w:t>CREATE TABLE Roles (</w:t>
+        <w:br/>
+      </w:r>
+      <w:r>
+        <w:rPr>
+          <w:rFonts w:ascii="Consolas" w:hAnsi="Consolas"/>
+          <w:sz w:val="16"/>
+        </w:rPr>
+        <w:t xml:space="preserve">  id   INT AUTO_INCREMENT PRIMARY KEY,</w:t>
+        <w:br/>
+      </w:r>
+      <w:r>
+        <w:rPr>
+          <w:rFonts w:ascii="Consolas" w:hAnsi="Consolas"/>
+          <w:sz w:val="16"/>
+        </w:rPr>
+        <w:t xml:space="preserve">  name VARCHAR(100) NOT NULL UNIQUE</w:t>
+        <w:br/>
+      </w:r>
+      <w:r>
+        <w:rPr>
+          <w:rFonts w:ascii="Consolas" w:hAnsi="Consolas"/>
+          <w:sz w:val="16"/>
+        </w:rPr>
+        <w:t>) ENGINE=InnoDB;</w:t>
+      </w:r>
+    </w:p>
+    <w:p>
+      <w:pPr>
+        <w:spacing w:before="80" w:after="160"/>
+        <w:ind w:left="120"/>
+        <w:shd w:val="clear" w:color="auto" w:fill="F2F2F2"/>
+      </w:pPr>
+      <w:r>
+        <w:rPr>
+          <w:rFonts w:ascii="Consolas" w:hAnsi="Consolas"/>
+          <w:sz w:val="16"/>
+        </w:rPr>
+        <w:t>CREATE TABLE Categories (</w:t>
+        <w:br/>
+      </w:r>
+      <w:r>
+        <w:rPr>
+          <w:rFonts w:ascii="Consolas" w:hAnsi="Consolas"/>
+          <w:sz w:val="16"/>
+        </w:rPr>
+        <w:t xml:space="preserve">  id   INT AUTO_INCREMENT PRIMARY KEY,</w:t>
+        <w:br/>
+      </w:r>
+      <w:r>
+        <w:rPr>
+          <w:rFonts w:ascii="Consolas" w:hAnsi="Consolas"/>
+          <w:sz w:val="16"/>
+        </w:rPr>
+        <w:t xml:space="preserve">  name VARCHAR(150) NOT NULL UNIQUE</w:t>
+        <w:br/>
+      </w:r>
+      <w:r>
+        <w:rPr>
+          <w:rFonts w:ascii="Consolas" w:hAnsi="Consolas"/>
+          <w:sz w:val="16"/>
+        </w:rPr>
+        <w:t>) ENGINE=InnoDB;</w:t>
+      </w:r>
+    </w:p>
+    <w:p>
+      <w:pPr>
+        <w:spacing w:before="80" w:after="160"/>
+        <w:ind w:left="120"/>
+        <w:shd w:val="clear" w:color="auto" w:fill="F2F2F2"/>
+      </w:pPr>
+      <w:r>
+        <w:rPr>
+          <w:rFonts w:ascii="Consolas" w:hAnsi="Consolas"/>
+          <w:sz w:val="16"/>
+        </w:rPr>
+        <w:t>CREATE TABLE Suppliers (</w:t>
+        <w:br/>
+      </w:r>
+      <w:r>
+        <w:rPr>
+          <w:rFonts w:ascii="Consolas" w:hAnsi="Consolas"/>
+          <w:sz w:val="16"/>
+        </w:rPr>
+        <w:t xml:space="preserve">  id   INT AUTO_INCREMENT PRIMARY KEY,</w:t>
+        <w:br/>
+      </w:r>
+      <w:r>
+        <w:rPr>
+          <w:rFonts w:ascii="Consolas" w:hAnsi="Consolas"/>
+          <w:sz w:val="16"/>
+        </w:rPr>
+        <w:t xml:space="preserve">  name VARCHAR(150) NOT NULL UNIQUE</w:t>
+        <w:br/>
+      </w:r>
+      <w:r>
+        <w:rPr>
+          <w:rFonts w:ascii="Consolas" w:hAnsi="Consolas"/>
+          <w:sz w:val="16"/>
+        </w:rPr>
+        <w:t>) ENGINE=InnoDB;</w:t>
+      </w:r>
+    </w:p>
+    <w:p>
+      <w:pPr>
+        <w:spacing w:before="80" w:after="160"/>
+        <w:ind w:left="120"/>
+        <w:shd w:val="clear" w:color="auto" w:fill="F2F2F2"/>
+      </w:pPr>
+      <w:r>
+        <w:rPr>
+          <w:rFonts w:ascii="Consolas" w:hAnsi="Consolas"/>
+          <w:sz w:val="16"/>
+        </w:rPr>
+        <w:t>CREATE TABLE Manufacturers (</w:t>
+        <w:br/>
+      </w:r>
+      <w:r>
+        <w:rPr>
+          <w:rFonts w:ascii="Consolas" w:hAnsi="Consolas"/>
+          <w:sz w:val="16"/>
+        </w:rPr>
+        <w:t xml:space="preserve">  id   INT AUTO_INCREMENT PRIMARY KEY,</w:t>
+        <w:br/>
+      </w:r>
+      <w:r>
+        <w:rPr>
+          <w:rFonts w:ascii="Consolas" w:hAnsi="Consolas"/>
+          <w:sz w:val="16"/>
+        </w:rPr>
+        <w:t xml:space="preserve">  name VARCHAR(150) NOT NULL UNIQUE</w:t>
+        <w:br/>
+      </w:r>
+      <w:r>
+        <w:rPr>
+          <w:rFonts w:ascii="Consolas" w:hAnsi="Consolas"/>
+          <w:sz w:val="16"/>
+        </w:rPr>
+        <w:t>) ENGINE=InnoDB;</w:t>
+      </w:r>
+    </w:p>
+    <w:p>
+      <w:pPr>
+        <w:spacing w:before="80" w:after="160"/>
+        <w:ind w:left="120"/>
+        <w:shd w:val="clear" w:color="auto" w:fill="F2F2F2"/>
+      </w:pPr>
+      <w:r>
+        <w:rPr>
+          <w:rFonts w:ascii="Consolas" w:hAnsi="Consolas"/>
+          <w:sz w:val="16"/>
+        </w:rPr>
+        <w:t>CREATE TABLE Units (</w:t>
+        <w:br/>
+      </w:r>
+      <w:r>
+        <w:rPr>
+          <w:rFonts w:ascii="Consolas" w:hAnsi="Consolas"/>
+          <w:sz w:val="16"/>
+        </w:rPr>
+        <w:t xml:space="preserve">  id   INT AUTO_INCREMENT PRIMARY KEY,</w:t>
+        <w:br/>
+      </w:r>
+      <w:r>
+        <w:rPr>
+          <w:rFonts w:ascii="Consolas" w:hAnsi="Consolas"/>
+          <w:sz w:val="16"/>
+        </w:rPr>
+        <w:t xml:space="preserve">  name VARCHAR(50) NOT NULL UNIQUE</w:t>
+        <w:br/>
+      </w:r>
+      <w:r>
+        <w:rPr>
+          <w:rFonts w:ascii="Consolas" w:hAnsi="Consolas"/>
+          <w:sz w:val="16"/>
+        </w:rPr>
+        <w:t>) ENGINE=InnoDB;</w:t>
+      </w:r>
+    </w:p>
+    <w:p>
+      <w:pPr>
+        <w:spacing w:before="80" w:after="160"/>
+        <w:ind w:left="120"/>
+        <w:shd w:val="clear" w:color="auto" w:fill="F2F2F2"/>
+      </w:pPr>
+      <w:r>
+        <w:rPr>
+          <w:rFonts w:ascii="Consolas" w:hAnsi="Consolas"/>
+          <w:sz w:val="16"/>
+        </w:rPr>
+        <w:t>CREATE TABLE OrderStatuses (</w:t>
+        <w:br/>
+      </w:r>
+      <w:r>
+        <w:rPr>
+          <w:rFonts w:ascii="Consolas" w:hAnsi="Consolas"/>
+          <w:sz w:val="16"/>
+        </w:rPr>
+        <w:t xml:space="preserve">  id   INT AUTO_INCREMENT PRIMARY KEY,</w:t>
+        <w:br/>
+      </w:r>
+      <w:r>
+        <w:rPr>
+          <w:rFonts w:ascii="Consolas" w:hAnsi="Consolas"/>
+          <w:sz w:val="16"/>
+        </w:rPr>
+        <w:t xml:space="preserve">  name VARCHAR(50) NOT NULL UNIQUE</w:t>
+        <w:br/>
+      </w:r>
+      <w:r>
+        <w:rPr>
+          <w:rFonts w:ascii="Consolas" w:hAnsi="Consolas"/>
+          <w:sz w:val="16"/>
+        </w:rPr>
+        <w:t>) ENGINE=InnoDB;</w:t>
+      </w:r>
+    </w:p>
+    <w:p>
+      <w:pPr>
+        <w:spacing w:before="80" w:after="160"/>
+        <w:ind w:left="120"/>
+        <w:shd w:val="clear" w:color="auto" w:fill="F2F2F2"/>
+      </w:pPr>
+      <w:r>
+        <w:rPr>
+          <w:rFonts w:ascii="Consolas" w:hAnsi="Consolas"/>
+          <w:sz w:val="16"/>
+        </w:rPr>
+        <w:t>CREATE TABLE PickupPoints (</w:t>
+        <w:br/>
+      </w:r>
+      <w:r>
+        <w:rPr>
+          <w:rFonts w:ascii="Consolas" w:hAnsi="Consolas"/>
+          <w:sz w:val="16"/>
+        </w:rPr>
+        <w:t xml:space="preserve">  id      INT AUTO_INCREMENT PRIMARY KEY,</w:t>
+        <w:br/>
+      </w:r>
+      <w:r>
+        <w:rPr>
+          <w:rFonts w:ascii="Consolas" w:hAnsi="Consolas"/>
+          <w:sz w:val="16"/>
+        </w:rPr>
+        <w:t xml:space="preserve">  address VARCHAR(255) NOT NULL</w:t>
+        <w:br/>
+      </w:r>
+      <w:r>
+        <w:rPr>
+          <w:rFonts w:ascii="Consolas" w:hAnsi="Consolas"/>
+          <w:sz w:val="16"/>
+        </w:rPr>
+        <w:t>) ENGINE=InnoDB;</w:t>
+      </w:r>
+    </w:p>
+    <w:p>
+      <w:pPr>
+        <w:spacing w:before="80" w:after="160"/>
+        <w:ind w:left="120"/>
+        <w:shd w:val="clear" w:color="auto" w:fill="F2F2F2"/>
+      </w:pPr>
+      <w:r>
+        <w:rPr>
+          <w:rFonts w:ascii="Consolas" w:hAnsi="Consolas"/>
+          <w:sz w:val="16"/>
+        </w:rPr>
+        <w:t>CREATE TABLE Users (</w:t>
+        <w:br/>
+      </w:r>
+      <w:r>
+        <w:rPr>
+          <w:rFonts w:ascii="Consolas" w:hAnsi="Consolas"/>
+          <w:sz w:val="16"/>
+        </w:rPr>
+        <w:t xml:space="preserve">  id        INT AUTO_INCREMENT PRIMARY KEY,</w:t>
+        <w:br/>
+      </w:r>
+      <w:r>
+        <w:rPr>
+          <w:rFonts w:ascii="Consolas" w:hAnsi="Consolas"/>
+          <w:sz w:val="16"/>
+        </w:rPr>
+        <w:t xml:space="preserve">  role_id   INT NOT NULL,</w:t>
+        <w:br/>
+      </w:r>
+      <w:r>
+        <w:rPr>
+          <w:rFonts w:ascii="Consolas" w:hAnsi="Consolas"/>
+          <w:sz w:val="16"/>
+        </w:rPr>
+        <w:t xml:space="preserve">  full_name VARCHAR(200) NOT NULL,</w:t>
+        <w:br/>
+      </w:r>
+      <w:r>
+        <w:rPr>
+          <w:rFonts w:ascii="Consolas" w:hAnsi="Consolas"/>
+          <w:sz w:val="16"/>
+        </w:rPr>
+        <w:t xml:space="preserve">  login     VARCHAR(150) NOT NULL UNIQUE,</w:t>
+        <w:br/>
+      </w:r>
+      <w:r>
+        <w:rPr>
+          <w:rFonts w:ascii="Consolas" w:hAnsi="Consolas"/>
+          <w:sz w:val="16"/>
+        </w:rPr>
+        <w:t xml:space="preserve">  password  VARCHAR(150) NOT NULL,</w:t>
+        <w:br/>
+      </w:r>
+      <w:r>
+        <w:rPr>
+          <w:rFonts w:ascii="Consolas" w:hAnsi="Consolas"/>
+          <w:sz w:val="16"/>
+        </w:rPr>
+        <w:t xml:space="preserve">  CONSTRAINT fk_users_role FOREIGN KEY (role_id) REFERENCES Roles(id)</w:t>
+        <w:br/>
+      </w:r>
+      <w:r>
+        <w:rPr>
+          <w:rFonts w:ascii="Consolas" w:hAnsi="Consolas"/>
+          <w:sz w:val="16"/>
+        </w:rPr>
+        <w:t>) ENGINE=InnoDB;</w:t>
+      </w:r>
+    </w:p>
+    <w:p>
+      <w:pPr>
+        <w:spacing w:before="80" w:after="160"/>
+        <w:ind w:left="120"/>
+        <w:shd w:val="clear" w:color="auto" w:fill="F2F2F2"/>
+      </w:pPr>
+      <w:r>
+        <w:rPr>
+          <w:rFonts w:ascii="Consolas" w:hAnsi="Consolas"/>
+          <w:sz w:val="16"/>
+        </w:rPr>
+        <w:t>CREATE TABLE Products (</w:t>
+        <w:br/>
+      </w:r>
+      <w:r>
+        <w:rPr>
+          <w:rFonts w:ascii="Consolas" w:hAnsi="Consolas"/>
+          <w:sz w:val="16"/>
+        </w:rPr>
+        <w:t xml:space="preserve">  article         VARCHAR(20) PRIMARY KEY,</w:t>
+        <w:br/>
+      </w:r>
+      <w:r>
+        <w:rPr>
+          <w:rFonts w:ascii="Consolas" w:hAnsi="Consolas"/>
+          <w:sz w:val="16"/>
+        </w:rPr>
+        <w:t xml:space="preserve">  name            VARCHAR(500) NOT NULL,</w:t>
+        <w:br/>
+      </w:r>
+      <w:r>
+        <w:rPr>
+          <w:rFonts w:ascii="Consolas" w:hAnsi="Consolas"/>
+          <w:sz w:val="16"/>
+        </w:rPr>
+        <w:t xml:space="preserve">  unit_id         INT NOT NULL,</w:t>
+        <w:br/>
+      </w:r>
+      <w:r>
+        <w:rPr>
+          <w:rFonts w:ascii="Consolas" w:hAnsi="Consolas"/>
+          <w:sz w:val="16"/>
+        </w:rPr>
+        <w:t xml:space="preserve">  price           DECIMAL(10,2) NOT NULL CHECK (price &gt;= 0),</w:t>
+        <w:br/>
+      </w:r>
+      <w:r>
+        <w:rPr>
+          <w:rFonts w:ascii="Consolas" w:hAnsi="Consolas"/>
+          <w:sz w:val="16"/>
+        </w:rPr>
+        <w:t xml:space="preserve">  supplier_id     INT NOT NULL,</w:t>
+        <w:br/>
+      </w:r>
+      <w:r>
+        <w:rPr>
+          <w:rFonts w:ascii="Consolas" w:hAnsi="Consolas"/>
+          <w:sz w:val="16"/>
+        </w:rPr>
+        <w:t xml:space="preserve">  manufacturer_id INT NOT NULL,</w:t>
+        <w:br/>
+      </w:r>
+      <w:r>
+        <w:rPr>
+          <w:rFonts w:ascii="Consolas" w:hAnsi="Consolas"/>
+          <w:sz w:val="16"/>
+        </w:rPr>
+        <w:t xml:space="preserve">  category_id     INT NOT NULL,</w:t>
+        <w:br/>
+      </w:r>
+      <w:r>
+        <w:rPr>
+          <w:rFonts w:ascii="Consolas" w:hAnsi="Consolas"/>
+          <w:sz w:val="16"/>
+        </w:rPr>
+        <w:t xml:space="preserve">  discount        INT NOT NULL DEFAULT 0 CHECK (discount &gt;= 0),</w:t>
+        <w:br/>
+      </w:r>
+      <w:r>
+        <w:rPr>
+          <w:rFonts w:ascii="Consolas" w:hAnsi="Consolas"/>
+          <w:sz w:val="16"/>
+        </w:rPr>
+        <w:t xml:space="preserve">  stock_qty       INT NOT NULL DEFAULT 0 CHECK (stock_qty &gt;= 0),</w:t>
+        <w:br/>
+      </w:r>
+      <w:r>
+        <w:rPr>
+          <w:rFonts w:ascii="Consolas" w:hAnsi="Consolas"/>
+          <w:sz w:val="16"/>
+        </w:rPr>
+        <w:t xml:space="preserve">  description     TEXT,</w:t>
+        <w:br/>
+      </w:r>
+      <w:r>
+        <w:rPr>
+          <w:rFonts w:ascii="Consolas" w:hAnsi="Consolas"/>
+          <w:sz w:val="16"/>
+        </w:rPr>
+        <w:t xml:space="preserve">  photo           VARCHAR(255),</w:t>
+        <w:br/>
+      </w:r>
+      <w:r>
+        <w:rPr>
+          <w:rFonts w:ascii="Consolas" w:hAnsi="Consolas"/>
+          <w:sz w:val="16"/>
+        </w:rPr>
+        <w:t xml:space="preserve">  CONSTRAINT fk_prod_unit FOREIGN KEY (unit_id)         REFERENCES Units(id),</w:t>
+        <w:br/>
+      </w:r>
+      <w:r>
+        <w:rPr>
+          <w:rFonts w:ascii="Consolas" w:hAnsi="Consolas"/>
+          <w:sz w:val="16"/>
+        </w:rPr>
+        <w:t xml:space="preserve">  CONSTRAINT fk_prod_sup  FOREIGN KEY (supplier_id)     REFERENCES Suppliers(id),</w:t>
+        <w:br/>
+      </w:r>
+      <w:r>
+        <w:rPr>
+          <w:rFonts w:ascii="Consolas" w:hAnsi="Consolas"/>
+          <w:sz w:val="16"/>
+        </w:rPr>
+        <w:t xml:space="preserve">  CONSTRAINT fk_prod_man  FOREIGN KEY (manufacturer_id) REFERENCES Manufacturers(id),</w:t>
+        <w:br/>
+      </w:r>
+      <w:r>
+        <w:rPr>
+          <w:rFonts w:ascii="Consolas" w:hAnsi="Consolas"/>
+          <w:sz w:val="16"/>
+        </w:rPr>
+        <w:t xml:space="preserve">  CONSTRAINT fk_prod_cat  FOREIGN KEY (category_id)     REFERENCES Categories(id)</w:t>
+        <w:br/>
+      </w:r>
+      <w:r>
+        <w:rPr>
+          <w:rFonts w:ascii="Consolas" w:hAnsi="Consolas"/>
+          <w:sz w:val="16"/>
+        </w:rPr>
+        <w:t>) ENGINE=InnoDB;</w:t>
+      </w:r>
+    </w:p>
+    <w:p>
+      <w:pPr>
+        <w:spacing w:before="80" w:after="160"/>
+        <w:ind w:left="120"/>
+        <w:shd w:val="clear" w:color="auto" w:fill="F2F2F2"/>
+      </w:pPr>
+      <w:r>
+        <w:rPr>
+          <w:rFonts w:ascii="Consolas" w:hAnsi="Consolas"/>
+          <w:sz w:val="16"/>
+        </w:rPr>
+        <w:t>CREATE TABLE Orders (</w:t>
+        <w:br/>
+      </w:r>
+      <w:r>
+        <w:rPr>
+          <w:rFonts w:ascii="Consolas" w:hAnsi="Consolas"/>
+          <w:sz w:val="16"/>
+        </w:rPr>
+        <w:t xml:space="preserve">  id             INT AUTO_INCREMENT PRIMARY KEY,</w:t>
+        <w:br/>
+      </w:r>
+      <w:r>
+        <w:rPr>
+          <w:rFonts w:ascii="Consolas" w:hAnsi="Consolas"/>
+          <w:sz w:val="16"/>
+        </w:rPr>
+        <w:t xml:space="preserve">  order_date     DATE,</w:t>
+        <w:br/>
+      </w:r>
+      <w:r>
+        <w:rPr>
+          <w:rFonts w:ascii="Consolas" w:hAnsi="Consolas"/>
+          <w:sz w:val="16"/>
+        </w:rPr>
+        <w:t xml:space="preserve">  delivery_date  DATE,</w:t>
+        <w:br/>
+      </w:r>
+      <w:r>
+        <w:rPr>
+          <w:rFonts w:ascii="Consolas" w:hAnsi="Consolas"/>
+          <w:sz w:val="16"/>
+        </w:rPr>
+        <w:t xml:space="preserve">  pickup_point_id INT,</w:t>
+        <w:br/>
+      </w:r>
+      <w:r>
+        <w:rPr>
+          <w:rFonts w:ascii="Consolas" w:hAnsi="Consolas"/>
+          <w:sz w:val="16"/>
+        </w:rPr>
+        <w:t xml:space="preserve">  client_user_id INT,</w:t>
+        <w:br/>
+      </w:r>
+      <w:r>
+        <w:rPr>
+          <w:rFonts w:ascii="Consolas" w:hAnsi="Consolas"/>
+          <w:sz w:val="16"/>
+        </w:rPr>
+        <w:t xml:space="preserve">  receive_code   VARCHAR(20),</w:t>
+        <w:br/>
+      </w:r>
+      <w:r>
+        <w:rPr>
+          <w:rFonts w:ascii="Consolas" w:hAnsi="Consolas"/>
+          <w:sz w:val="16"/>
+        </w:rPr>
+        <w:t xml:space="preserve">  status_id      INT NOT NULL,</w:t>
+        <w:br/>
+      </w:r>
+      <w:r>
+        <w:rPr>
+          <w:rFonts w:ascii="Consolas" w:hAnsi="Consolas"/>
+          <w:sz w:val="16"/>
+        </w:rPr>
+        <w:t xml:space="preserve">  CONSTRAINT fk_ord_point  FOREIGN KEY (pickup_point_id) REFERENCES PickupPoints(id),</w:t>
+        <w:br/>
+      </w:r>
+      <w:r>
+        <w:rPr>
+          <w:rFonts w:ascii="Consolas" w:hAnsi="Consolas"/>
+          <w:sz w:val="16"/>
+        </w:rPr>
+        <w:t xml:space="preserve">  CONSTRAINT fk_ord_client FOREIGN KEY (client_user_id)  REFERENCES Users(id),</w:t>
+        <w:br/>
+      </w:r>
+      <w:r>
+        <w:rPr>
+          <w:rFonts w:ascii="Consolas" w:hAnsi="Consolas"/>
+          <w:sz w:val="16"/>
+        </w:rPr>
+        <w:t xml:space="preserve">  CONSTRAINT fk_ord_status FOREIGN KEY (status_id)       REFERENCES OrderStatuses(id)</w:t>
+        <w:br/>
+      </w:r>
+      <w:r>
+        <w:rPr>
+          <w:rFonts w:ascii="Consolas" w:hAnsi="Consolas"/>
+          <w:sz w:val="16"/>
+        </w:rPr>
+        <w:t>) ENGINE=InnoDB;</w:t>
+      </w:r>
+    </w:p>
+    <w:p>
+      <w:pPr>
+        <w:spacing w:before="80" w:after="160"/>
+        <w:ind w:left="120"/>
+        <w:shd w:val="clear" w:color="auto" w:fill="F2F2F2"/>
+      </w:pPr>
+      <w:r>
+        <w:rPr>
+          <w:rFonts w:ascii="Consolas" w:hAnsi="Consolas"/>
+          <w:sz w:val="16"/>
+        </w:rPr>
+        <w:t>CREATE TABLE OrderItems (</w:t>
+        <w:br/>
+      </w:r>
+      <w:r>
+        <w:rPr>
+          <w:rFonts w:ascii="Consolas" w:hAnsi="Consolas"/>
+          <w:sz w:val="16"/>
+        </w:rPr>
+        <w:t xml:space="preserve">  id              INT AUTO_INCREMENT PRIMARY KEY,</w:t>
+        <w:br/>
+      </w:r>
+      <w:r>
+        <w:rPr>
+          <w:rFonts w:ascii="Consolas" w:hAnsi="Consolas"/>
+          <w:sz w:val="16"/>
+        </w:rPr>
+        <w:t xml:space="preserve">  order_id        INT NOT NULL,</w:t>
+        <w:br/>
+      </w:r>
+      <w:r>
+        <w:rPr>
+          <w:rFonts w:ascii="Consolas" w:hAnsi="Consolas"/>
+          <w:sz w:val="16"/>
+        </w:rPr>
+        <w:t xml:space="preserve">  product_article VARCHAR(20) NOT NULL,</w:t>
+        <w:br/>
+      </w:r>
+      <w:r>
+        <w:rPr>
+          <w:rFonts w:ascii="Consolas" w:hAnsi="Consolas"/>
+          <w:sz w:val="16"/>
+        </w:rPr>
+        <w:t xml:space="preserve">  quantity        INT NOT NULL CHECK (quantity &gt; 0),</w:t>
+        <w:br/>
+      </w:r>
+      <w:r>
+        <w:rPr>
+          <w:rFonts w:ascii="Consolas" w:hAnsi="Consolas"/>
+          <w:sz w:val="16"/>
+        </w:rPr>
+        <w:t xml:space="preserve">  CONSTRAINT fk_oi_order   FOREIGN KEY (order_id)        REFERENCES Orders(id) ON DELETE CASCADE,</w:t>
+        <w:br/>
+      </w:r>
+      <w:r>
+        <w:rPr>
+          <w:rFonts w:ascii="Consolas" w:hAnsi="Consolas"/>
+          <w:sz w:val="16"/>
+        </w:rPr>
+        <w:t xml:space="preserve">  CONSTRAINT fk_oi_product FOREIGN KEY (product_article) REFERENCES Products(article)</w:t>
+        <w:br/>
+      </w:r>
+      <w:r>
+        <w:rPr>
+          <w:rFonts w:ascii="Consolas" w:hAnsi="Consolas"/>
+          <w:sz w:val="16"/>
+        </w:rPr>
+        <w:t>) ENGINE=InnoDB;</w:t>
+      </w:r>
+    </w:p>
+    <w:p>
+      <w:pPr>
+        <w:spacing w:before="80" w:after="160"/>
+        <w:ind w:left="120"/>
+        <w:shd w:val="clear" w:color="auto" w:fill="F2F2F2"/>
+      </w:pPr>
+      <w:r>
+        <w:rPr>
+          <w:rFonts w:ascii="Consolas" w:hAnsi="Consolas"/>
+          <w:sz w:val="16"/>
+        </w:rPr>
+        <w:t>INSERT INTO Roles (id, name) VALUES</w:t>
+        <w:br/>
+      </w:r>
+      <w:r>
+        <w:rPr>
+          <w:rFonts w:ascii="Consolas" w:hAnsi="Consolas"/>
+          <w:sz w:val="16"/>
+        </w:rPr>
+        <w:t xml:space="preserve">  (1, 'Администратор'),</w:t>
+        <w:br/>
+      </w:r>
+      <w:r>
+        <w:rPr>
+          <w:rFonts w:ascii="Consolas" w:hAnsi="Consolas"/>
+          <w:sz w:val="16"/>
+        </w:rPr>
+        <w:t xml:space="preserve">  (2, 'Менеджер'),</w:t>
+        <w:br/>
+      </w:r>
+      <w:r>
+        <w:rPr>
+          <w:rFonts w:ascii="Consolas" w:hAnsi="Consolas"/>
+          <w:sz w:val="16"/>
+        </w:rPr>
+        <w:t xml:space="preserve">  (3, 'Авторизированный клиент');</w:t>
+      </w:r>
+    </w:p>
+    <w:p>
+      <w:pPr>
+        <w:spacing w:before="80" w:after="160"/>
+        <w:ind w:left="120"/>
+        <w:shd w:val="clear" w:color="auto" w:fill="F2F2F2"/>
+      </w:pPr>
+      <w:r>
+        <w:rPr>
+          <w:rFonts w:ascii="Consolas" w:hAnsi="Consolas"/>
+          <w:sz w:val="16"/>
+        </w:rPr>
+        <w:t>INSERT INTO Categories (id, name) VALUES</w:t>
+        <w:br/>
+      </w:r>
+      <w:r>
+        <w:rPr>
+          <w:rFonts w:ascii="Consolas" w:hAnsi="Consolas"/>
+          <w:sz w:val="16"/>
+        </w:rPr>
+        <w:t xml:space="preserve">  (1, 'Игровой набор'),</w:t>
+        <w:br/>
+      </w:r>
+      <w:r>
+        <w:rPr>
+          <w:rFonts w:ascii="Consolas" w:hAnsi="Consolas"/>
+          <w:sz w:val="16"/>
+        </w:rPr>
+        <w:t xml:space="preserve">  (2, 'Конструктор'),</w:t>
+        <w:br/>
+      </w:r>
+      <w:r>
+        <w:rPr>
+          <w:rFonts w:ascii="Consolas" w:hAnsi="Consolas"/>
+          <w:sz w:val="16"/>
+        </w:rPr>
+        <w:t xml:space="preserve">  (3, 'Детский музыкальный инструмент'),</w:t>
+        <w:br/>
+      </w:r>
+      <w:r>
+        <w:rPr>
+          <w:rFonts w:ascii="Consolas" w:hAnsi="Consolas"/>
+          <w:sz w:val="16"/>
+        </w:rPr>
+        <w:t xml:space="preserve">  (4, 'Машинка');</w:t>
+      </w:r>
+    </w:p>
+    <w:p>
+      <w:pPr>
+        <w:spacing w:before="80" w:after="160"/>
+        <w:ind w:left="120"/>
+        <w:shd w:val="clear" w:color="auto" w:fill="F2F2F2"/>
+      </w:pPr>
+      <w:r>
+        <w:rPr>
+          <w:rFonts w:ascii="Consolas" w:hAnsi="Consolas"/>
+          <w:sz w:val="16"/>
+        </w:rPr>
+        <w:t>INSERT INTO Suppliers (id, name) VALUES</w:t>
+        <w:br/>
+      </w:r>
+      <w:r>
+        <w:rPr>
+          <w:rFonts w:ascii="Consolas" w:hAnsi="Consolas"/>
+          <w:sz w:val="16"/>
+        </w:rPr>
+        <w:t xml:space="preserve">  (1, 'Pikeshop'),</w:t>
+        <w:br/>
+      </w:r>
+      <w:r>
+        <w:rPr>
+          <w:rFonts w:ascii="Consolas" w:hAnsi="Consolas"/>
+          <w:sz w:val="16"/>
+        </w:rPr>
+        <w:t xml:space="preserve">  (2, 'Playbig'),</w:t>
+        <w:br/>
+      </w:r>
+      <w:r>
+        <w:rPr>
+          <w:rFonts w:ascii="Consolas" w:hAnsi="Consolas"/>
+          <w:sz w:val="16"/>
+        </w:rPr>
+        <w:t xml:space="preserve">  (3, 'Knauf'),</w:t>
+        <w:br/>
+      </w:r>
+      <w:r>
+        <w:rPr>
+          <w:rFonts w:ascii="Consolas" w:hAnsi="Consolas"/>
+          <w:sz w:val="16"/>
+        </w:rPr>
+        <w:t xml:space="preserve">  (4, 'CHILITOY'),</w:t>
+        <w:br/>
+      </w:r>
+      <w:r>
+        <w:rPr>
+          <w:rFonts w:ascii="Consolas" w:hAnsi="Consolas"/>
+          <w:sz w:val="16"/>
+        </w:rPr>
+        <w:t xml:space="preserve">  (5, 'Vinylon');</w:t>
+      </w:r>
+    </w:p>
+    <w:p>
+      <w:pPr>
+        <w:spacing w:before="80" w:after="160"/>
+        <w:ind w:left="120"/>
+        <w:shd w:val="clear" w:color="auto" w:fill="F2F2F2"/>
+      </w:pPr>
+      <w:r>
+        <w:rPr>
+          <w:rFonts w:ascii="Consolas" w:hAnsi="Consolas"/>
+          <w:sz w:val="16"/>
+        </w:rPr>
+        <w:t>INSERT INTO Manufacturers (id, name) VALUES</w:t>
+        <w:br/>
+      </w:r>
+      <w:r>
+        <w:rPr>
+          <w:rFonts w:ascii="Consolas" w:hAnsi="Consolas"/>
+          <w:sz w:val="16"/>
+        </w:rPr>
+        <w:t xml:space="preserve">  (1, 'ABSпластик'),</w:t>
+        <w:br/>
+      </w:r>
+      <w:r>
+        <w:rPr>
+          <w:rFonts w:ascii="Consolas" w:hAnsi="Consolas"/>
+          <w:sz w:val="16"/>
+        </w:rPr>
+        <w:t xml:space="preserve">  (2, 'BambiniFelici'),</w:t>
+        <w:br/>
+      </w:r>
+      <w:r>
+        <w:rPr>
+          <w:rFonts w:ascii="Consolas" w:hAnsi="Consolas"/>
+          <w:sz w:val="16"/>
+        </w:rPr>
+        <w:t xml:space="preserve">  (3, 'Junion');</w:t>
+      </w:r>
+    </w:p>
+    <w:p>
+      <w:pPr>
+        <w:spacing w:before="80" w:after="160"/>
+        <w:ind w:left="120"/>
+        <w:shd w:val="clear" w:color="auto" w:fill="F2F2F2"/>
+      </w:pPr>
+      <w:r>
+        <w:rPr>
+          <w:rFonts w:ascii="Consolas" w:hAnsi="Consolas"/>
+          <w:sz w:val="16"/>
+        </w:rPr>
+        <w:t>INSERT INTO Units (id, name) VALUES</w:t>
+        <w:br/>
+      </w:r>
+      <w:r>
+        <w:rPr>
+          <w:rFonts w:ascii="Consolas" w:hAnsi="Consolas"/>
+          <w:sz w:val="16"/>
+        </w:rPr>
+        <w:t xml:space="preserve">  (1, 'шт.');</w:t>
+      </w:r>
+    </w:p>
+    <w:p>
+      <w:pPr>
+        <w:spacing w:before="80" w:after="160"/>
+        <w:ind w:left="120"/>
+        <w:shd w:val="clear" w:color="auto" w:fill="F2F2F2"/>
+      </w:pPr>
+      <w:r>
+        <w:rPr>
+          <w:rFonts w:ascii="Consolas" w:hAnsi="Consolas"/>
+          <w:sz w:val="16"/>
+        </w:rPr>
+        <w:t>INSERT INTO OrderStatuses (id, name) VALUES</w:t>
+        <w:br/>
+      </w:r>
+      <w:r>
+        <w:rPr>
+          <w:rFonts w:ascii="Consolas" w:hAnsi="Consolas"/>
+          <w:sz w:val="16"/>
+        </w:rPr>
+        <w:t xml:space="preserve">  (1, 'Завершен'),</w:t>
+        <w:br/>
+      </w:r>
+      <w:r>
+        <w:rPr>
+          <w:rFonts w:ascii="Consolas" w:hAnsi="Consolas"/>
+          <w:sz w:val="16"/>
+        </w:rPr>
+        <w:t xml:space="preserve">  (2, 'Новый');</w:t>
+      </w:r>
+    </w:p>
+    <w:p>
+      <w:pPr>
+        <w:spacing w:before="80" w:after="160"/>
+        <w:ind w:left="120"/>
+        <w:shd w:val="clear" w:color="auto" w:fill="F2F2F2"/>
+      </w:pPr>
+      <w:r>
+        <w:rPr>
+          <w:rFonts w:ascii="Consolas" w:hAnsi="Consolas"/>
+          <w:sz w:val="16"/>
+        </w:rPr>
+        <w:t>INSERT INTO PickupPoints (id, address) VALUES</w:t>
+        <w:br/>
+      </w:r>
+      <w:r>
+        <w:rPr>
+          <w:rFonts w:ascii="Consolas" w:hAnsi="Consolas"/>
+          <w:sz w:val="16"/>
+        </w:rPr>
+        <w:t xml:space="preserve">  (1, '420151, г. Лесной, ул. Вишневая, 32'),</w:t>
+        <w:br/>
+      </w:r>
+      <w:r>
+        <w:rPr>
+          <w:rFonts w:ascii="Consolas" w:hAnsi="Consolas"/>
+          <w:sz w:val="16"/>
+        </w:rPr>
+        <w:t xml:space="preserve">  (2, '125061, г. Лесной, ул. Подгорная, 8'),</w:t>
+        <w:br/>
+      </w:r>
+      <w:r>
+        <w:rPr>
+          <w:rFonts w:ascii="Consolas" w:hAnsi="Consolas"/>
+          <w:sz w:val="16"/>
+        </w:rPr>
+        <w:t xml:space="preserve">  (3, '630370, г. Лесной, ул. Шоссейная, 24'),</w:t>
+        <w:br/>
+      </w:r>
+      <w:r>
+        <w:rPr>
+          <w:rFonts w:ascii="Consolas" w:hAnsi="Consolas"/>
+          <w:sz w:val="16"/>
+        </w:rPr>
+        <w:t xml:space="preserve">  (4, '400562, г. Лесной, ул. Зеленая, 32'),</w:t>
+        <w:br/>
+      </w:r>
+      <w:r>
+        <w:rPr>
+          <w:rFonts w:ascii="Consolas" w:hAnsi="Consolas"/>
+          <w:sz w:val="16"/>
+        </w:rPr>
+        <w:t xml:space="preserve">  (5, '614510, г. Лесной, ул. Маяковского, 47'),</w:t>
+        <w:br/>
+      </w:r>
+      <w:r>
+        <w:rPr>
+          <w:rFonts w:ascii="Consolas" w:hAnsi="Consolas"/>
+          <w:sz w:val="16"/>
+        </w:rPr>
+        <w:t xml:space="preserve">  (6, '410542, г. Лесной, ул. Светлая, 46'),</w:t>
+        <w:br/>
+      </w:r>
+      <w:r>
+        <w:rPr>
+          <w:rFonts w:ascii="Consolas" w:hAnsi="Consolas"/>
+          <w:sz w:val="16"/>
+        </w:rPr>
+        <w:t xml:space="preserve">  (7, '620839, г. Лесной, ул. Цветочная, 8'),</w:t>
+        <w:br/>
+      </w:r>
+      <w:r>
+        <w:rPr>
+          <w:rFonts w:ascii="Consolas" w:hAnsi="Consolas"/>
+          <w:sz w:val="16"/>
+        </w:rPr>
+        <w:t xml:space="preserve">  (8, '443890, г. Лесной, ул. Коммунистическая, 1'),</w:t>
+        <w:br/>
+      </w:r>
+      <w:r>
+        <w:rPr>
+          <w:rFonts w:ascii="Consolas" w:hAnsi="Consolas"/>
+          <w:sz w:val="16"/>
+        </w:rPr>
+        <w:t xml:space="preserve">  (9, '603379, г. Лесной, ул. Спортивная, 46'),</w:t>
+        <w:br/>
+      </w:r>
+      <w:r>
+        <w:rPr>
+          <w:rFonts w:ascii="Consolas" w:hAnsi="Consolas"/>
+          <w:sz w:val="16"/>
+        </w:rPr>
+        <w:t xml:space="preserve">  (10, '603721, г. Лесной, ул. Гоголя, 41'),</w:t>
+        <w:br/>
+      </w:r>
+      <w:r>
+        <w:rPr>
+          <w:rFonts w:ascii="Consolas" w:hAnsi="Consolas"/>
+          <w:sz w:val="16"/>
+        </w:rPr>
+        <w:t xml:space="preserve">  (11, '410172, г. Лесной, ул. Северная, 13'),</w:t>
+        <w:br/>
+      </w:r>
+      <w:r>
+        <w:rPr>
+          <w:rFonts w:ascii="Consolas" w:hAnsi="Consolas"/>
+          <w:sz w:val="16"/>
+        </w:rPr>
+        <w:t xml:space="preserve">  (12, '614611, г. Лесной, ул. Молодежная, 50'),</w:t>
+        <w:br/>
+      </w:r>
+      <w:r>
+        <w:rPr>
+          <w:rFonts w:ascii="Consolas" w:hAnsi="Consolas"/>
+          <w:sz w:val="16"/>
+        </w:rPr>
+        <w:t xml:space="preserve">  (13, '454311, г.Лесной, ул. Новая, 19'),</w:t>
+        <w:br/>
+      </w:r>
+      <w:r>
+        <w:rPr>
+          <w:rFonts w:ascii="Consolas" w:hAnsi="Consolas"/>
+          <w:sz w:val="16"/>
+        </w:rPr>
+        <w:t xml:space="preserve">  (14, '660007, г.Лесной, ул. Октябрьская, 19'),</w:t>
+        <w:br/>
+      </w:r>
+      <w:r>
+        <w:rPr>
+          <w:rFonts w:ascii="Consolas" w:hAnsi="Consolas"/>
+          <w:sz w:val="16"/>
+        </w:rPr>
+        <w:t xml:space="preserve">  (15, '603036, г. Лесной, ул. Садовая, 4'),</w:t>
+        <w:br/>
+      </w:r>
+      <w:r>
+        <w:rPr>
+          <w:rFonts w:ascii="Consolas" w:hAnsi="Consolas"/>
+          <w:sz w:val="16"/>
+        </w:rPr>
+        <w:t xml:space="preserve">  (16, '394060, г.Лесной, ул. Фрунзе, 43'),</w:t>
+        <w:br/>
+      </w:r>
+      <w:r>
+        <w:rPr>
+          <w:rFonts w:ascii="Consolas" w:hAnsi="Consolas"/>
+          <w:sz w:val="16"/>
+        </w:rPr>
+        <w:t xml:space="preserve">  (17, '410661, г. Лесной, ул. Школьная, 50'),</w:t>
+        <w:br/>
+      </w:r>
+      <w:r>
+        <w:rPr>
+          <w:rFonts w:ascii="Consolas" w:hAnsi="Consolas"/>
+          <w:sz w:val="16"/>
+        </w:rPr>
+        <w:t xml:space="preserve">  (18, '625590, г. Лесной, ул. Коммунистическая, 20'),</w:t>
+        <w:br/>
+      </w:r>
+      <w:r>
+        <w:rPr>
+          <w:rFonts w:ascii="Consolas" w:hAnsi="Consolas"/>
+          <w:sz w:val="16"/>
+        </w:rPr>
+        <w:t xml:space="preserve">  (19, '625683, г. Лесной, ул. 8 Марта'),</w:t>
+        <w:br/>
+      </w:r>
+      <w:r>
+        <w:rPr>
+          <w:rFonts w:ascii="Consolas" w:hAnsi="Consolas"/>
+          <w:sz w:val="16"/>
+        </w:rPr>
+        <w:t xml:space="preserve">  (20, '450983, г.Лесной, ул. Комсомольская, 26'),</w:t>
+        <w:br/>
+      </w:r>
+      <w:r>
+        <w:rPr>
+          <w:rFonts w:ascii="Consolas" w:hAnsi="Consolas"/>
+          <w:sz w:val="16"/>
+        </w:rPr>
+        <w:t xml:space="preserve">  (21, '394782, г. Лесной, ул. Чехова, 3'),</w:t>
+        <w:br/>
+      </w:r>
+      <w:r>
+        <w:rPr>
+          <w:rFonts w:ascii="Consolas" w:hAnsi="Consolas"/>
+          <w:sz w:val="16"/>
+        </w:rPr>
+        <w:t xml:space="preserve">  (22, '603002, г. Лесной, ул. Дзержинского, 28'),</w:t>
+        <w:br/>
+      </w:r>
+      <w:r>
+        <w:rPr>
+          <w:rFonts w:ascii="Consolas" w:hAnsi="Consolas"/>
+          <w:sz w:val="16"/>
+        </w:rPr>
+        <w:t xml:space="preserve">  (23, '450558, г. Лесной, ул. Набережная, 30'),</w:t>
+        <w:br/>
+      </w:r>
+      <w:r>
+        <w:rPr>
+          <w:rFonts w:ascii="Consolas" w:hAnsi="Consolas"/>
+          <w:sz w:val="16"/>
+        </w:rPr>
+        <w:t xml:space="preserve">  (24, '344288, г. Лесной, ул. Чехова, 1'),</w:t>
+        <w:br/>
+      </w:r>
+      <w:r>
+        <w:rPr>
+          <w:rFonts w:ascii="Consolas" w:hAnsi="Consolas"/>
+          <w:sz w:val="16"/>
+        </w:rPr>
+        <w:t xml:space="preserve">  (25, '614164, г.Лесной,  ул. Степная, 30'),</w:t>
+        <w:br/>
+      </w:r>
+      <w:r>
+        <w:rPr>
+          <w:rFonts w:ascii="Consolas" w:hAnsi="Consolas"/>
+          <w:sz w:val="16"/>
+        </w:rPr>
+        <w:t xml:space="preserve">  (26, '394242, г. Лесной, ул. Коммунистическая, 43'),</w:t>
+        <w:br/>
+      </w:r>
+      <w:r>
+        <w:rPr>
+          <w:rFonts w:ascii="Consolas" w:hAnsi="Consolas"/>
+          <w:sz w:val="16"/>
+        </w:rPr>
+        <w:t xml:space="preserve">  (27, '660540, г. Лесной, ул. Солнечная, 25'),</w:t>
+        <w:br/>
+      </w:r>
+      <w:r>
+        <w:rPr>
+          <w:rFonts w:ascii="Consolas" w:hAnsi="Consolas"/>
+          <w:sz w:val="16"/>
+        </w:rPr>
+        <w:t xml:space="preserve">  (28, '125837, г. Лесной, ул. Шоссейная, 40'),</w:t>
+        <w:br/>
+      </w:r>
+      <w:r>
+        <w:rPr>
+          <w:rFonts w:ascii="Consolas" w:hAnsi="Consolas"/>
+          <w:sz w:val="16"/>
+        </w:rPr>
+        <w:t xml:space="preserve">  (29, '125703, г. Лесной, ул. Партизанская, 49'),</w:t>
+        <w:br/>
+      </w:r>
+      <w:r>
+        <w:rPr>
+          <w:rFonts w:ascii="Consolas" w:hAnsi="Consolas"/>
+          <w:sz w:val="16"/>
+        </w:rPr>
+        <w:t xml:space="preserve">  (30, '625283, г. Лесной, ул. Победы, 46'),</w:t>
+        <w:br/>
+      </w:r>
+      <w:r>
+        <w:rPr>
+          <w:rFonts w:ascii="Consolas" w:hAnsi="Consolas"/>
+          <w:sz w:val="16"/>
+        </w:rPr>
+        <w:t xml:space="preserve">  (31, '614753, г. Лесной, ул. Полевая, 35'),</w:t>
+        <w:br/>
+      </w:r>
+      <w:r>
+        <w:rPr>
+          <w:rFonts w:ascii="Consolas" w:hAnsi="Consolas"/>
+          <w:sz w:val="16"/>
+        </w:rPr>
+        <w:t xml:space="preserve">  (32, '426030, г. Лесной, ул. Маяковского, 44'),</w:t>
+        <w:br/>
+      </w:r>
+      <w:r>
+        <w:rPr>
+          <w:rFonts w:ascii="Consolas" w:hAnsi="Consolas"/>
+          <w:sz w:val="16"/>
+        </w:rPr>
+        <w:t xml:space="preserve">  (33, '450375, г. Лесной ул. Клубная, 44'),</w:t>
+        <w:br/>
+      </w:r>
+      <w:r>
+        <w:rPr>
+          <w:rFonts w:ascii="Consolas" w:hAnsi="Consolas"/>
+          <w:sz w:val="16"/>
+        </w:rPr>
+        <w:t xml:space="preserve">  (34, '625560, г. Лесной, ул. Некрасова, 12'),</w:t>
+        <w:br/>
+      </w:r>
+      <w:r>
+        <w:rPr>
+          <w:rFonts w:ascii="Consolas" w:hAnsi="Consolas"/>
+          <w:sz w:val="16"/>
+        </w:rPr>
+        <w:t xml:space="preserve">  (35, '630201, г. Лесной, ул. Комсомольская, 17'),</w:t>
+        <w:br/>
+      </w:r>
+      <w:r>
+        <w:rPr>
+          <w:rFonts w:ascii="Consolas" w:hAnsi="Consolas"/>
+          <w:sz w:val="16"/>
+        </w:rPr>
+        <w:t xml:space="preserve">  (36, '190949, г. Лесной, ул. Мичурина, 26');</w:t>
+      </w:r>
+    </w:p>
+    <w:p>
+      <w:pPr>
+        <w:spacing w:before="80" w:after="160"/>
+        <w:ind w:left="120"/>
+        <w:shd w:val="clear" w:color="auto" w:fill="F2F2F2"/>
+      </w:pPr>
+      <w:r>
+        <w:rPr>
+          <w:rFonts w:ascii="Consolas" w:hAnsi="Consolas"/>
+          <w:sz w:val="16"/>
+        </w:rPr>
+        <w:t>INSERT INTO Users (id, role_id, full_name, login, password) VALUES</w:t>
+        <w:br/>
+      </w:r>
+      <w:r>
+        <w:rPr>
+          <w:rFonts w:ascii="Consolas" w:hAnsi="Consolas"/>
+          <w:sz w:val="16"/>
+        </w:rPr>
+        <w:t xml:space="preserve">  (1, 1, 'Ворсин Петр Евгеньевич', 'vorsin@mail.ru', 'Xmpl123!'),</w:t>
+        <w:br/>
+      </w:r>
+      <w:r>
+        <w:rPr>
+          <w:rFonts w:ascii="Consolas" w:hAnsi="Consolas"/>
+          <w:sz w:val="16"/>
+        </w:rPr>
+        <w:t xml:space="preserve">  (2, 1, 'Старикова Елена Павловна', 'starikova@mail.ru', 'Xmpl123!'),</w:t>
+        <w:br/>
+      </w:r>
+      <w:r>
+        <w:rPr>
+          <w:rFonts w:ascii="Consolas" w:hAnsi="Consolas"/>
+          <w:sz w:val="16"/>
+        </w:rPr>
+        <w:t xml:space="preserve">  (3, 1, 'Одинцов Серафим Артёмович', 'odintsov@mail.ru', 'Xmpl123!'),</w:t>
+        <w:br/>
+      </w:r>
+      <w:r>
+        <w:rPr>
+          <w:rFonts w:ascii="Consolas" w:hAnsi="Consolas"/>
+          <w:sz w:val="16"/>
+        </w:rPr>
+        <w:t xml:space="preserve">  (4, 2, 'Михайлюк Анна Вячеславовна', 'mikhaylyuk@mail.ru', 'Xmpl123!'),</w:t>
+        <w:br/>
+      </w:r>
+      <w:r>
+        <w:rPr>
+          <w:rFonts w:ascii="Consolas" w:hAnsi="Consolas"/>
+          <w:sz w:val="16"/>
+        </w:rPr>
+        <w:t xml:space="preserve">  (5, 2, 'Ситдикова Елена Анатольевна', 'sitdikova@mail.ru', 'Xmpl123!'),</w:t>
+        <w:br/>
+      </w:r>
+      <w:r>
+        <w:rPr>
+          <w:rFonts w:ascii="Consolas" w:hAnsi="Consolas"/>
+          <w:sz w:val="16"/>
+        </w:rPr>
+        <w:t xml:space="preserve">  (6, 2, 'Никифорова Весения Николаевна', 'nikiforova@mail.ru', 'Xmpl123!'),</w:t>
+        <w:br/>
+      </w:r>
+      <w:r>
+        <w:rPr>
+          <w:rFonts w:ascii="Consolas" w:hAnsi="Consolas"/>
+          <w:sz w:val="16"/>
+        </w:rPr>
+        <w:t xml:space="preserve">  (7, 3, 'Степанов Михаил Артёмович', 'stepanov@mail.ru', 'Xmpl123!'),</w:t>
+        <w:br/>
+      </w:r>
+      <w:r>
+        <w:rPr>
+          <w:rFonts w:ascii="Consolas" w:hAnsi="Consolas"/>
+          <w:sz w:val="16"/>
+        </w:rPr>
+        <w:t xml:space="preserve">  (8, 3, 'Ворсин Петр Евгеньевич', 'vorsin2@mail.ru', 'Xmpl123!'),</w:t>
+        <w:br/>
+      </w:r>
+      <w:r>
+        <w:rPr>
+          <w:rFonts w:ascii="Consolas" w:hAnsi="Consolas"/>
+          <w:sz w:val="16"/>
+        </w:rPr>
+        <w:t xml:space="preserve">  (9, 3, 'Старикова Елена Павловна', 'starikova2@mail.ru', 'Xmpl123!'),</w:t>
+        <w:br/>
+      </w:r>
+      <w:r>
+        <w:rPr>
+          <w:rFonts w:ascii="Consolas" w:hAnsi="Consolas"/>
+          <w:sz w:val="16"/>
+        </w:rPr>
+        <w:t xml:space="preserve">  (10, 3, 'Сазонов Руслан Германович', 'sazonov@mail.ru', 'Xmpl123!');</w:t>
+      </w:r>
+    </w:p>
+    <w:p>
+      <w:pPr>
+        <w:spacing w:before="80" w:after="160"/>
+        <w:ind w:left="120"/>
+        <w:shd w:val="clear" w:color="auto" w:fill="F2F2F2"/>
+      </w:pPr>
+      <w:r>
+        <w:rPr>
+          <w:rFonts w:ascii="Consolas" w:hAnsi="Consolas"/>
+          <w:sz w:val="16"/>
+        </w:rPr>
+        <w:t>INSERT INTO Products (article, name, unit_id, price, supplier_id, manufacturer_id, category_id, discount, stock_qty, description, photo) VALUES</w:t>
+        <w:br/>
+      </w:r>
+      <w:r>
+        <w:rPr>
+          <w:rFonts w:ascii="Consolas" w:hAnsi="Consolas"/>
+          <w:sz w:val="16"/>
+        </w:rPr>
+        <w:t xml:space="preserve">  ('PMEZMH', 'Детский игровой набор машинок Щенячий патруль / Dogs mini . 9 героев + 9 инерфионных машинок', 1, 1414, 1, 1, 1, 22, 50, 'Детский набор машинок с героями мультсериала «Щенячий патруль» подойдет как для мальчиков, так и для девочек. В детский набор входит 9 фигурок щенков спасателей.', '1.jpg'),</w:t>
+        <w:br/>
+      </w:r>
+      <w:r>
+        <w:rPr>
+          <w:rFonts w:ascii="Consolas" w:hAnsi="Consolas"/>
+          <w:sz w:val="16"/>
+        </w:rPr>
+        <w:t xml:space="preserve">  ('BPV4MM', 'Конструктор Гарри Поттер Сова Букля 630 деталей совместим с lego harry potter, лего совместимый)', 1, 771, 2, 1, 2, 15, 26, 'Коллекционная модель Букля состоит из множества потрясающих элементов, а также специального механизма внутри. С его помощью можно плавно поднимать-опускать крылья птицы.', '2.jpg'),</w:t>
+        <w:br/>
+      </w:r>
+      <w:r>
+        <w:rPr>
+          <w:rFonts w:ascii="Consolas" w:hAnsi="Consolas"/>
+          <w:sz w:val="16"/>
+        </w:rPr>
+        <w:t xml:space="preserve">  ('JVL42J', 'Музыкальные инструменты для детей, ксилофон, барабаны, развивающие игрушки, игрушки для детей', 1, 2750, 2, 2, 3, 15, 0, 'Откройте мир музыки для вашего ребенка с этой уникальной игрушкой! Это многофункциональное музыкальное чудо объединяет в себе всё, что нужно для творческого развития.', '3.jpg'),</w:t>
+        <w:br/>
+      </w:r>
+      <w:r>
+        <w:rPr>
+          <w:rFonts w:ascii="Consolas" w:hAnsi="Consolas"/>
+          <w:sz w:val="16"/>
+        </w:rPr>
+        <w:t xml:space="preserve">  ('F895RB', 'Машинка игрушка диско шар светящаяся музыкальная', 1, 368, 3, 1, 4, 6, 7, 'Светящаяся музыкальная машина с диско шаром переливается разными цветами, играет ритмичные мелодии, объезжает препятствия и крутится, поэтому с ней точно не будет скучно.', '4.jpg'),</w:t>
+        <w:br/>
+      </w:r>
+      <w:r>
+        <w:rPr>
+          <w:rFonts w:ascii="Consolas" w:hAnsi="Consolas"/>
+          <w:sz w:val="16"/>
+        </w:rPr>
+        <w:t xml:space="preserve">  ('3XBOTN', 'Игровой набор Hot Wheels Action Loop Cyclone Challenge Track, с машинкой и удобным хранением, HTK16', 1, 3426, 3, 2, 1, 10, 21, 'Игровой набор Hot Wheels Action Loop Cyclone Challenge Track - это уникальная игра, которая позволит вам испытать себя и своих друзей в скорости и ловкости. Этот набор состоит из металлической дорожки с циклоном, которая создает потрясающий эффект и добавляет дополнительную сложность в игру.', '5.jpg'),</w:t>
+        <w:br/>
+      </w:r>
+      <w:r>
+        <w:rPr>
+          <w:rFonts w:ascii="Consolas" w:hAnsi="Consolas"/>
+          <w:sz w:val="16"/>
+        </w:rPr>
+        <w:t xml:space="preserve">  ('3L7RCZ', 'Игровой набор с деревянными машинками Стройплощадка Кран-Паркс, Junion', 1, 7400, 3, 3, 1, 15, 0, 'Игровой набор «Стройплощадка Кран-Паркс Junion» — это большая игрушечная парковка с деревянными машинками и настоящим подъёмным краном, придуманная в Яндексе настоящими родителями.', '6.jpg'),</w:t>
+        <w:br/>
+      </w:r>
+      <w:r>
+        <w:rPr>
+          <w:rFonts w:ascii="Consolas" w:hAnsi="Consolas"/>
+          <w:sz w:val="16"/>
+        </w:rPr>
+        <w:t xml:space="preserve">  ('S72AM3', 'Синтезатор детский с микрофоном 61 клавиша', 1, 1749, 4, 3, 3, 10, 35, 'Откройте для ребенка дверь в мир музыки с детским синтезатором! Этот компактный инструмент с микрофоном станет верным другом для юных музыкантов, помогая им развивать творческий потенциал и получать удовольствие от игры.', '7.jpg'),</w:t>
+        <w:br/>
+      </w:r>
+      <w:r>
+        <w:rPr>
+          <w:rFonts w:ascii="Consolas" w:hAnsi="Consolas"/>
+          <w:sz w:val="16"/>
+        </w:rPr>
+        <w:t xml:space="preserve">  ('2G3280', 'Деревянный игровой набор JUNION Стройплощадка "Кран-Паркс" с подъёмным, строительным краном и машинками, 18 предметов, подвижные элементы', 1, 1624, 5, 3, 1, 9, 20, 'Игровой набор «Стройплощадка Кран-Паркс Junion» — это большая игрушечная парковка с деревянными машинками и настоящим подъёмным краном, придуманная в Яндексе настоящими родителями.', '8.jpg'),</w:t>
+        <w:br/>
+      </w:r>
+      <w:r>
+        <w:rPr>
+          <w:rFonts w:ascii="Consolas" w:hAnsi="Consolas"/>
+          <w:sz w:val="16"/>
+        </w:rPr>
+        <w:t xml:space="preserve">  ('MIO8YV', 'Музыкальная игрушка интерактивная Пульт, детский прорезыватель для малышей', 1, 305, 5, 2, 3, 9, 31, 'Музыкальная игрушка интерактивная Пульт, детский прорезыватель для малышей', '9.jpg'),</w:t>
+        <w:br/>
+      </w:r>
+      <w:r>
+        <w:rPr>
+          <w:rFonts w:ascii="Consolas" w:hAnsi="Consolas"/>
+          <w:sz w:val="16"/>
+        </w:rPr>
+        <w:t xml:space="preserve">  ('UER2QD', 'Большой набор опытов и экспериментов для детей 14 в 1', 1, 2506, 5, 2, 1, 8, 27, 'Большой набор опытов и экспериментов для детей 14 в 1', '10.jpg');</w:t>
+      </w:r>
+    </w:p>
+    <w:p>
+      <w:pPr>
+        <w:spacing w:before="80" w:after="160"/>
+        <w:ind w:left="120"/>
+        <w:shd w:val="clear" w:color="auto" w:fill="F2F2F2"/>
+      </w:pPr>
+      <w:r>
+        <w:rPr>
+          <w:rFonts w:ascii="Consolas" w:hAnsi="Consolas"/>
+          <w:sz w:val="16"/>
+        </w:rPr>
+        <w:t>INSERT INTO Orders (id, order_date, delivery_date, pickup_point_id, client_user_id, receive_code, status_id) VALUES</w:t>
+        <w:br/>
+      </w:r>
+      <w:r>
+        <w:rPr>
+          <w:rFonts w:ascii="Consolas" w:hAnsi="Consolas"/>
+          <w:sz w:val="16"/>
+        </w:rPr>
+        <w:t xml:space="preserve">  (1, '2025-02-27', '2025-04-20', 1, 7, '901', 1),</w:t>
+        <w:br/>
+      </w:r>
+      <w:r>
+        <w:rPr>
+          <w:rFonts w:ascii="Consolas" w:hAnsi="Consolas"/>
+          <w:sz w:val="16"/>
+        </w:rPr>
+        <w:t xml:space="preserve">  (2, '2024-09-28', '2025-04-21', 11, 8, '902', 1),</w:t>
+        <w:br/>
+      </w:r>
+      <w:r>
+        <w:rPr>
+          <w:rFonts w:ascii="Consolas" w:hAnsi="Consolas"/>
+          <w:sz w:val="16"/>
+        </w:rPr>
+        <w:t xml:space="preserve">  (3, '2025-03-21', '2025-04-22', 2, 9, '903', 1),</w:t>
+        <w:br/>
+      </w:r>
+      <w:r>
+        <w:rPr>
+          <w:rFonts w:ascii="Consolas" w:hAnsi="Consolas"/>
+          <w:sz w:val="16"/>
+        </w:rPr>
+        <w:t xml:space="preserve">  (4, '2025-02-20', '2025-04-23', 11, 10, '904', 1),</w:t>
+        <w:br/>
+      </w:r>
+      <w:r>
+        <w:rPr>
+          <w:rFonts w:ascii="Consolas" w:hAnsi="Consolas"/>
+          <w:sz w:val="16"/>
+        </w:rPr>
+        <w:t xml:space="preserve">  (5, '2025-03-17', '2025-04-24', 2, 7, '905', 1),</w:t>
+        <w:br/>
+      </w:r>
+      <w:r>
+        <w:rPr>
+          <w:rFonts w:ascii="Consolas" w:hAnsi="Consolas"/>
+          <w:sz w:val="16"/>
+        </w:rPr>
+        <w:t xml:space="preserve">  (6, '2025-03-01', '2025-04-25', 15, 8, '906', 1),</w:t>
+        <w:br/>
+      </w:r>
+      <w:r>
+        <w:rPr>
+          <w:rFonts w:ascii="Consolas" w:hAnsi="Consolas"/>
+          <w:sz w:val="16"/>
+        </w:rPr>
+        <w:t xml:space="preserve">  (7, NULL, '2025-04-26', 3, 9, '907', 1),</w:t>
+        <w:br/>
+      </w:r>
+      <w:r>
+        <w:rPr>
+          <w:rFonts w:ascii="Consolas" w:hAnsi="Consolas"/>
+          <w:sz w:val="16"/>
+        </w:rPr>
+        <w:t xml:space="preserve">  (8, '2025-03-31', '2025-04-27', 19, 10, '908', 2),</w:t>
+        <w:br/>
+      </w:r>
+      <w:r>
+        <w:rPr>
+          <w:rFonts w:ascii="Consolas" w:hAnsi="Consolas"/>
+          <w:sz w:val="16"/>
+        </w:rPr>
+        <w:t xml:space="preserve">  (9, '2025-04-02', '2025-04-28', 5, 9, '909', 2),</w:t>
+        <w:br/>
+      </w:r>
+      <w:r>
+        <w:rPr>
+          <w:rFonts w:ascii="Consolas" w:hAnsi="Consolas"/>
+          <w:sz w:val="16"/>
+        </w:rPr>
+        <w:t xml:space="preserve">  (10, '2025-04-03', '2025-04-29', 19, 10, '910', 2);</w:t>
+      </w:r>
+    </w:p>
+    <w:p>
+      <w:pPr>
+        <w:spacing w:before="80" w:after="160"/>
+        <w:ind w:left="120"/>
+        <w:shd w:val="clear" w:color="auto" w:fill="F2F2F2"/>
+      </w:pPr>
+      <w:r>
+        <w:rPr>
+          <w:rFonts w:ascii="Consolas" w:hAnsi="Consolas"/>
+          <w:sz w:val="16"/>
+        </w:rPr>
+        <w:t>INSERT INTO OrderItems (order_id, product_article, quantity) VALUES</w:t>
+        <w:br/>
+      </w:r>
+      <w:r>
+        <w:rPr>
+          <w:rFonts w:ascii="Consolas" w:hAnsi="Consolas"/>
+          <w:sz w:val="16"/>
+        </w:rPr>
+        <w:t xml:space="preserve">  (1, 'PMEZMH', 2),</w:t>
+        <w:br/>
+      </w:r>
+      <w:r>
+        <w:rPr>
+          <w:rFonts w:ascii="Consolas" w:hAnsi="Consolas"/>
+          <w:sz w:val="16"/>
+        </w:rPr>
+        <w:t xml:space="preserve">  (1, 'BPV4MM', 2),</w:t>
+        <w:br/>
+      </w:r>
+      <w:r>
+        <w:rPr>
+          <w:rFonts w:ascii="Consolas" w:hAnsi="Consolas"/>
+          <w:sz w:val="16"/>
+        </w:rPr>
+        <w:t xml:space="preserve">  (2, 'JVL42J', 1),</w:t>
+        <w:br/>
+      </w:r>
+      <w:r>
+        <w:rPr>
+          <w:rFonts w:ascii="Consolas" w:hAnsi="Consolas"/>
+          <w:sz w:val="16"/>
+        </w:rPr>
+        <w:t xml:space="preserve">  (2, 'F895RB', 1),</w:t>
+        <w:br/>
+      </w:r>
+      <w:r>
+        <w:rPr>
+          <w:rFonts w:ascii="Consolas" w:hAnsi="Consolas"/>
+          <w:sz w:val="16"/>
+        </w:rPr>
+        <w:t xml:space="preserve">  (3, '3XBOTN', 10),</w:t>
+        <w:br/>
+      </w:r>
+      <w:r>
+        <w:rPr>
+          <w:rFonts w:ascii="Consolas" w:hAnsi="Consolas"/>
+          <w:sz w:val="16"/>
+        </w:rPr>
+        <w:t xml:space="preserve">  (3, '3L7RCZ', 10),</w:t>
+        <w:br/>
+      </w:r>
+      <w:r>
+        <w:rPr>
+          <w:rFonts w:ascii="Consolas" w:hAnsi="Consolas"/>
+          <w:sz w:val="16"/>
+        </w:rPr>
+        <w:t xml:space="preserve">  (4, 'S72AM3', 5),</w:t>
+        <w:br/>
+      </w:r>
+      <w:r>
+        <w:rPr>
+          <w:rFonts w:ascii="Consolas" w:hAnsi="Consolas"/>
+          <w:sz w:val="16"/>
+        </w:rPr>
+        <w:t xml:space="preserve">  (4, '2G3280', 4),</w:t>
+        <w:br/>
+      </w:r>
+      <w:r>
+        <w:rPr>
+          <w:rFonts w:ascii="Consolas" w:hAnsi="Consolas"/>
+          <w:sz w:val="16"/>
+        </w:rPr>
+        <w:t xml:space="preserve">  (5, 'MIO8YV', 2),</w:t>
+        <w:br/>
+      </w:r>
+      <w:r>
+        <w:rPr>
+          <w:rFonts w:ascii="Consolas" w:hAnsi="Consolas"/>
+          <w:sz w:val="16"/>
+        </w:rPr>
+        <w:t xml:space="preserve">  (5, 'UER2QD', 2),</w:t>
+        <w:br/>
+      </w:r>
+      <w:r>
+        <w:rPr>
+          <w:rFonts w:ascii="Consolas" w:hAnsi="Consolas"/>
+          <w:sz w:val="16"/>
+        </w:rPr>
+        <w:t xml:space="preserve">  (6, 'PMEZMH', 2),</w:t>
+        <w:br/>
+      </w:r>
+      <w:r>
+        <w:rPr>
+          <w:rFonts w:ascii="Consolas" w:hAnsi="Consolas"/>
+          <w:sz w:val="16"/>
+        </w:rPr>
+        <w:t xml:space="preserve">  (6, 'BPV4MM', 2),</w:t>
+        <w:br/>
+      </w:r>
+      <w:r>
+        <w:rPr>
+          <w:rFonts w:ascii="Consolas" w:hAnsi="Consolas"/>
+          <w:sz w:val="16"/>
+        </w:rPr>
+        <w:t xml:space="preserve">  (7, 'JVL42J', 1),</w:t>
+        <w:br/>
+      </w:r>
+      <w:r>
+        <w:rPr>
+          <w:rFonts w:ascii="Consolas" w:hAnsi="Consolas"/>
+          <w:sz w:val="16"/>
+        </w:rPr>
+        <w:t xml:space="preserve">  (7, 'F895RB', 1),</w:t>
+        <w:br/>
+      </w:r>
+      <w:r>
+        <w:rPr>
+          <w:rFonts w:ascii="Consolas" w:hAnsi="Consolas"/>
+          <w:sz w:val="16"/>
+        </w:rPr>
+        <w:t xml:space="preserve">  (8, '3XBOTN', 10),</w:t>
+        <w:br/>
+      </w:r>
+      <w:r>
+        <w:rPr>
+          <w:rFonts w:ascii="Consolas" w:hAnsi="Consolas"/>
+          <w:sz w:val="16"/>
+        </w:rPr>
+        <w:t xml:space="preserve">  (8, '3L7RCZ', 10),</w:t>
+        <w:br/>
+      </w:r>
+      <w:r>
+        <w:rPr>
+          <w:rFonts w:ascii="Consolas" w:hAnsi="Consolas"/>
+          <w:sz w:val="16"/>
+        </w:rPr>
+        <w:t xml:space="preserve">  (9, 'S72AM3', 5),</w:t>
+        <w:br/>
+      </w:r>
+      <w:r>
+        <w:rPr>
+          <w:rFonts w:ascii="Consolas" w:hAnsi="Consolas"/>
+          <w:sz w:val="16"/>
+        </w:rPr>
+        <w:t xml:space="preserve">  (9, '2G3280', 4),</w:t>
+        <w:br/>
+      </w:r>
+      <w:r>
+        <w:rPr>
+          <w:rFonts w:ascii="Consolas" w:hAnsi="Consolas"/>
+          <w:sz w:val="16"/>
+        </w:rPr>
+        <w:t xml:space="preserve">  (10, 'MIO8YV', 2),</w:t>
+        <w:br/>
+      </w:r>
+      <w:r>
+        <w:rPr>
+          <w:rFonts w:ascii="Consolas" w:hAnsi="Consolas"/>
+          <w:sz w:val="16"/>
+        </w:rPr>
+        <w:t xml:space="preserve">  (10, 'UER2QD', 2);</w:t>
+      </w:r>
+    </w:p>
+    <w:p>
+      <w:pPr>
+        <w:spacing w:before="80" w:after="160"/>
+        <w:ind w:left="120"/>
+        <w:shd w:val="clear" w:color="auto" w:fill="F2F2F2"/>
+      </w:pPr>
+      <w:r>
+        <w:rPr>
+          <w:rFonts w:ascii="Consolas" w:hAnsi="Consolas"/>
+          <w:sz w:val="16"/>
+        </w:rPr>
+        <w:t>SET FOREIGN_KEY_CHECKS = 1;</w:t>
+      </w:r>
+    </w:p>
+    <w:p>
+      <w:pPr>
+        <w:spacing w:before="80" w:after="160"/>
+        <w:ind w:left="120"/>
+        <w:shd w:val="clear" w:color="auto" w:fill="F2F2F2"/>
+      </w:pPr>
+      <w:r>
+        <w:rPr>
+          <w:rFonts w:ascii="Consolas" w:hAnsi="Consolas"/>
+          <w:sz w:val="16"/>
+        </w:rPr>
+        <w:t>ALTER USER 'root'@'localhost' IDENTIFIED WITH caching_sha2_password BY 'Xmpl123!';</w:t>
+        <w:br/>
+      </w:r>
+      <w:r>
+        <w:rPr>
+          <w:rFonts w:ascii="Consolas" w:hAnsi="Consolas"/>
+          <w:sz w:val="16"/>
+        </w:rPr>
+        <w:t>CREATE USER IF NOT EXISTS 'root'@'%' IDENTIFIED WITH caching_sha2_password BY 'Xmpl123!';</w:t>
+        <w:br/>
+      </w:r>
+      <w:r>
+        <w:rPr>
+          <w:rFonts w:ascii="Consolas" w:hAnsi="Consolas"/>
+          <w:sz w:val="16"/>
+        </w:rPr>
+        <w:t>ALTER USER 'root'@'%' IDENTIFIED WITH caching_sha2_password BY 'Xmpl123!';</w:t>
+        <w:br/>
+      </w:r>
+      <w:r>
+        <w:rPr>
+          <w:rFonts w:ascii="Consolas" w:hAnsi="Consolas"/>
+          <w:sz w:val="16"/>
+        </w:rPr>
+        <w:t>GRANT ALL PRIVILEGES ON *.* TO 'root'@'localhost' WITH GRANT OPTION;</w:t>
+        <w:br/>
+      </w:r>
+      <w:r>
+        <w:rPr>
+          <w:rFonts w:ascii="Consolas" w:hAnsi="Consolas"/>
+          <w:sz w:val="16"/>
+        </w:rPr>
+        <w:t>GRANT ALL PRIVILEGES ON *.* TO 'root'@'%' WITH GRANT OPTION;</w:t>
+        <w:br/>
+      </w:r>
+      <w:r>
+        <w:rPr>
+          <w:rFonts w:ascii="Consolas" w:hAnsi="Consolas"/>
+          <w:sz w:val="16"/>
+        </w:rPr>
+        <w:t>FLUSH PRIVILEGES;</w:t>
+      </w:r>
+    </w:p>
     <w:sectPr>
       <w:footerReference w:type="default" r:id="rId9"/>
       <w:pgSz w:w="12240" w:h="15840"/>
@@ -3632,7 +5030,7 @@
       <w:jc w:val="center"/>
     </w:pPr>
     <w:r>
-      <w:t xml:space="preserve">Отчёт о развёртывании ИС «МирИгрушек» — стр. </w:t>
+      <w:t xml:space="preserve">Отчёт о работе над ИС «МирИгрушек» — стр. </w:t>
     </w:r>
     <w:r>
       <w:fldChar w:fldCharType="begin"/>
